--- a/doc/詞/宋朝/李清照/李清照-聲聲慢·尋尋覓覓.docx
+++ b/doc/詞/宋朝/李清照/李清照-聲聲慢·尋尋覓覓.docx
@@ -390,92 +390,92 @@
     </w:p>
     <w:p>
       <w:pPr>
-        <w:spacing w:after="0" w:line="480" w:lineRule="exact"/>
+        <w:spacing w:after="0" w:line="380" w:lineRule="exact"/>
         <w:ind w:left="0" w:right="0" w:firstLine="0"/>
-        <w:rPr>
-          <w:szCs w:val="28"/>
-        </w:rPr>
-      </w:pPr>
-      <w:r>
-        <w:rPr>
-          <w:rFonts w:hint="eastAsia"/>
-          <w:szCs w:val="28"/>
-        </w:rPr>
-        <w:t>苦苦地尋尋覓覓，卻只見冷冷清清，怎不讓人悽慘悲戚。乍暖還寒的時節，最難保養休息。喝三杯兩杯淡酒，怎</w:t>
-      </w:r>
-      <w:r>
-        <w:rPr>
-          <w:rFonts w:hint="eastAsia"/>
-          <w:szCs w:val="28"/>
-        </w:rPr>
-        <w:t>麼</w:t>
-      </w:r>
-      <w:r>
-        <w:rPr>
-          <w:rFonts w:hint="eastAsia"/>
-          <w:szCs w:val="28"/>
-        </w:rPr>
-        <w:t>能抵得住</w:t>
-      </w:r>
-      <w:r>
-        <w:rPr>
-          <w:rFonts w:hint="eastAsia"/>
-          <w:szCs w:val="28"/>
-        </w:rPr>
-        <w:t>傍晚時秋風的寒氣</w:t>
-      </w:r>
-      <w:r>
-        <w:rPr>
-          <w:rFonts w:hint="eastAsia"/>
-          <w:szCs w:val="28"/>
-        </w:rPr>
-        <w:t>急襲？一行大雁從眼前飛過，更讓人傷心，因為都是舊日的相識。</w:t>
+        <w:jc w:val="both"/>
+        <w:rPr>
+          <w:szCs w:val="28"/>
+        </w:rPr>
+      </w:pPr>
+      <w:r>
+        <w:rPr>
+          <w:rFonts w:hint="eastAsia"/>
+          <w:szCs w:val="28"/>
+        </w:rPr>
+        <w:t>我到處尋覓，卻什麼也找不到；身邊只剩下一片冷冷清清，心中更是充斥著無比的悽慘</w:t>
+      </w:r>
+      <w:r>
+        <w:rPr>
+          <w:szCs w:val="28"/>
+        </w:rPr>
+        <w:br/>
+      </w:r>
+      <w:r>
+        <w:rPr>
+          <w:rFonts w:hint="eastAsia"/>
+          <w:szCs w:val="28"/>
+        </w:rPr>
+        <w:t>、悲涼與哀戚。在</w:t>
+      </w:r>
+      <w:proofErr w:type="gramStart"/>
+      <w:r>
+        <w:rPr>
+          <w:rFonts w:hint="eastAsia"/>
+          <w:szCs w:val="28"/>
+        </w:rPr>
+        <w:t>這忽暖忽冷</w:t>
+      </w:r>
+      <w:proofErr w:type="gramEnd"/>
+      <w:r>
+        <w:rPr>
+          <w:rFonts w:hint="eastAsia"/>
+          <w:szCs w:val="28"/>
+        </w:rPr>
+        <w:t>、天氣多變的秋日，身體最是難以調養適應。</w:t>
       </w:r>
     </w:p>
     <w:p>
       <w:pPr>
-        <w:spacing w:after="0" w:line="480" w:lineRule="exact"/>
+        <w:spacing w:after="0" w:line="380" w:lineRule="exact"/>
         <w:ind w:left="0" w:right="0" w:firstLine="0"/>
-        <w:rPr>
-          <w:szCs w:val="28"/>
-        </w:rPr>
-      </w:pPr>
-      <w:r>
-        <w:rPr>
-          <w:rFonts w:hint="eastAsia"/>
-          <w:szCs w:val="28"/>
-        </w:rPr>
-        <w:t>園中菊花</w:t>
+        <w:jc w:val="both"/>
+        <w:rPr>
+          <w:szCs w:val="28"/>
+        </w:rPr>
+      </w:pPr>
+      <w:r>
+        <w:rPr>
+          <w:rFonts w:hint="eastAsia"/>
+          <w:szCs w:val="28"/>
+        </w:rPr>
+        <w:t>勉強喝下兩三杯</w:t>
       </w:r>
       <w:proofErr w:type="gramStart"/>
       <w:r>
         <w:rPr>
           <w:rFonts w:hint="eastAsia"/>
-          <w:szCs w:val="28"/>
-        </w:rPr>
-        <w:t>堆積滿地</w:t>
+          <w:b/>
+          <w:bCs/>
+          <w:szCs w:val="28"/>
+        </w:rPr>
+        <w:t>寡</w:t>
       </w:r>
       <w:proofErr w:type="gramEnd"/>
       <w:r>
         <w:rPr>
           <w:rFonts w:hint="eastAsia"/>
-          <w:szCs w:val="28"/>
-        </w:rPr>
-        <w:t>，都已經憔悴不堪，如今還有誰來採摘？冷清清</w:t>
-      </w:r>
-      <w:r>
-        <w:rPr>
-          <w:rFonts w:hint="eastAsia"/>
-          <w:szCs w:val="28"/>
-        </w:rPr>
-        <w:t>的</w:t>
-      </w:r>
-      <w:r>
-        <w:rPr>
-          <w:rFonts w:hint="eastAsia"/>
-          <w:szCs w:val="28"/>
-        </w:rPr>
-        <w:t>守著窗子，獨自</w:t>
+          <w:b/>
+          <w:bCs/>
+          <w:szCs w:val="28"/>
+        </w:rPr>
+        <w:t>淡</w:t>
+      </w:r>
+      <w:r>
+        <w:rPr>
+          <w:rFonts w:hint="eastAsia"/>
+          <w:szCs w:val="28"/>
+        </w:rPr>
+        <w:t>的薄酒，又怎能抵擋得住傍晚時分</w:t>
       </w:r>
       <w:proofErr w:type="gramStart"/>
       <w:r>
@@ -483,6 +483,121 @@
           <w:rFonts w:hint="eastAsia"/>
           <w:szCs w:val="28"/>
         </w:rPr>
+        <w:t>急促刮來的</w:t>
+      </w:r>
+      <w:proofErr w:type="gramEnd"/>
+      <w:r>
+        <w:rPr>
+          <w:rFonts w:hint="eastAsia"/>
+          <w:szCs w:val="28"/>
+        </w:rPr>
+        <w:t>陣陣冷風？</w:t>
+      </w:r>
+    </w:p>
+    <w:p>
+      <w:pPr>
+        <w:spacing w:after="0" w:line="380" w:lineRule="exact"/>
+        <w:ind w:left="0" w:right="0" w:firstLine="0"/>
+        <w:jc w:val="both"/>
+        <w:rPr>
+          <w:szCs w:val="28"/>
+        </w:rPr>
+      </w:pPr>
+      <w:r>
+        <w:rPr>
+          <w:rFonts w:hint="eastAsia"/>
+          <w:szCs w:val="28"/>
+        </w:rPr>
+        <w:t>仰頭看著一排大雁飛過，正讓人感到無比傷心，猛然驚覺，</w:t>
+      </w:r>
+      <w:proofErr w:type="gramStart"/>
+      <w:r>
+        <w:rPr>
+          <w:rFonts w:hint="eastAsia"/>
+          <w:szCs w:val="28"/>
+        </w:rPr>
+        <w:t>牠</w:t>
+      </w:r>
+      <w:proofErr w:type="gramEnd"/>
+      <w:r>
+        <w:rPr>
+          <w:rFonts w:hint="eastAsia"/>
+          <w:szCs w:val="28"/>
+        </w:rPr>
+        <w:t>們竟是在北方故鄉時就曾相識的舊友啊！</w:t>
+      </w:r>
+    </w:p>
+    <w:p>
+      <w:pPr>
+        <w:spacing w:after="0" w:line="380" w:lineRule="exact"/>
+        <w:ind w:left="0" w:right="0" w:firstLine="0"/>
+        <w:jc w:val="both"/>
+        <w:rPr>
+          <w:szCs w:val="28"/>
+        </w:rPr>
+      </w:pPr>
+      <w:r>
+        <w:rPr>
+          <w:rFonts w:hint="eastAsia"/>
+          <w:szCs w:val="28"/>
+        </w:rPr>
+        <w:t>庭院裡</w:t>
+      </w:r>
+      <w:proofErr w:type="gramStart"/>
+      <w:r>
+        <w:rPr>
+          <w:rFonts w:hint="eastAsia"/>
+          <w:szCs w:val="28"/>
+        </w:rPr>
+        <w:t>落花滿地</w:t>
+      </w:r>
+      <w:proofErr w:type="gramEnd"/>
+      <w:r>
+        <w:rPr>
+          <w:rFonts w:hint="eastAsia"/>
+          <w:szCs w:val="28"/>
+        </w:rPr>
+        <w:t>，黃菊花早已枯萎凋零，如今又有誰有心思去採摘賞玩呢？</w:t>
+      </w:r>
+    </w:p>
+    <w:p>
+      <w:pPr>
+        <w:spacing w:after="0" w:line="380" w:lineRule="exact"/>
+        <w:ind w:left="0" w:right="0" w:firstLine="0"/>
+        <w:jc w:val="both"/>
+        <w:rPr>
+          <w:szCs w:val="28"/>
+        </w:rPr>
+      </w:pPr>
+      <w:r>
+        <w:rPr>
+          <w:rFonts w:hint="eastAsia"/>
+          <w:szCs w:val="28"/>
+        </w:rPr>
+        <w:t>孤獨地守</w:t>
+      </w:r>
+      <w:proofErr w:type="gramStart"/>
+      <w:r>
+        <w:rPr>
+          <w:rFonts w:hint="eastAsia"/>
+          <w:szCs w:val="28"/>
+        </w:rPr>
+        <w:t>在窗邊</w:t>
+      </w:r>
+      <w:proofErr w:type="gramEnd"/>
+      <w:r>
+        <w:rPr>
+          <w:rFonts w:hint="eastAsia"/>
+          <w:szCs w:val="28"/>
+        </w:rPr>
+        <w:t>，日子是如此難熬，我</w:t>
+      </w:r>
+      <w:proofErr w:type="gramStart"/>
+      <w:r>
+        <w:rPr>
+          <w:rFonts w:hint="eastAsia"/>
+          <w:szCs w:val="28"/>
+        </w:rPr>
         <w:t>一</w:t>
       </w:r>
       <w:proofErr w:type="gramEnd"/>
@@ -491,70 +606,74 @@
           <w:rFonts w:hint="eastAsia"/>
           <w:szCs w:val="28"/>
         </w:rPr>
-        <w:t>個人怎</w:t>
-      </w:r>
-      <w:r>
-        <w:rPr>
-          <w:rFonts w:hint="eastAsia"/>
-          <w:szCs w:val="28"/>
-        </w:rPr>
-        <w:t>麼</w:t>
-      </w:r>
-      <w:r>
-        <w:rPr>
-          <w:rFonts w:hint="eastAsia"/>
-          <w:szCs w:val="28"/>
-        </w:rPr>
-        <w:t>熬到天黑？</w:t>
-      </w:r>
-      <w:r>
-        <w:rPr>
-          <w:rFonts w:hint="eastAsia"/>
-          <w:szCs w:val="28"/>
-        </w:rPr>
-        <w:t>細雨</w:t>
-      </w:r>
-      <w:r>
-        <w:rPr>
-          <w:rFonts w:hint="eastAsia"/>
-          <w:szCs w:val="28"/>
-        </w:rPr>
-        <w:t>打在</w:t>
-      </w:r>
-      <w:r>
-        <w:rPr>
-          <w:rFonts w:hint="eastAsia"/>
-          <w:szCs w:val="28"/>
-        </w:rPr>
-        <w:t>梧桐葉上，到黃昏時分，還是點點滴滴</w:t>
-      </w:r>
-      <w:r>
-        <w:rPr>
-          <w:rFonts w:hint="eastAsia"/>
-          <w:szCs w:val="28"/>
-        </w:rPr>
-        <w:t>下不停</w:t>
-      </w:r>
-      <w:r>
-        <w:rPr>
-          <w:rFonts w:hint="eastAsia"/>
-          <w:szCs w:val="28"/>
-        </w:rPr>
-        <w:t>。這般情景，怎</w:t>
-      </w:r>
-      <w:r>
-        <w:rPr>
-          <w:rFonts w:hint="eastAsia"/>
-          <w:szCs w:val="28"/>
-        </w:rPr>
-        <w:t>麼</w:t>
-      </w:r>
-      <w:r>
-        <w:rPr>
-          <w:rFonts w:hint="eastAsia"/>
-          <w:szCs w:val="28"/>
-        </w:rPr>
-        <w:t>能用一個“愁”字了結！</w:t>
+        <w:t>個人要怎麼熬到天黑？</w:t>
+      </w:r>
+    </w:p>
+    <w:p>
+      <w:pPr>
+        <w:spacing w:after="0" w:line="380" w:lineRule="exact"/>
+        <w:ind w:left="0" w:right="0" w:firstLine="0"/>
+        <w:jc w:val="both"/>
+        <w:rPr>
+          <w:szCs w:val="28"/>
+        </w:rPr>
+      </w:pPr>
+      <w:r>
+        <w:rPr>
+          <w:rFonts w:hint="eastAsia"/>
+          <w:szCs w:val="28"/>
+        </w:rPr>
+        <w:t>到了黃昏時分，細雨偏偏又落在了梧桐葉上，發出點點滴滴、令人心碎的聲響。</w:t>
+      </w:r>
+    </w:p>
+    <w:p>
+      <w:pPr>
+        <w:spacing w:after="0" w:line="380" w:lineRule="exact"/>
+        <w:ind w:left="0" w:right="0" w:firstLine="0"/>
+        <w:jc w:val="both"/>
+        <w:rPr>
+          <w:rFonts w:hint="eastAsia"/>
+          <w:szCs w:val="28"/>
+        </w:rPr>
+      </w:pPr>
+      <w:r>
+        <w:rPr>
+          <w:rFonts w:hint="eastAsia"/>
+          <w:szCs w:val="28"/>
+        </w:rPr>
+        <w:t>這一幕幕、一樁</w:t>
+      </w:r>
+      <w:proofErr w:type="gramStart"/>
+      <w:r>
+        <w:rPr>
+          <w:rFonts w:hint="eastAsia"/>
+          <w:szCs w:val="28"/>
+        </w:rPr>
+        <w:t>樁</w:t>
+      </w:r>
+      <w:proofErr w:type="gramEnd"/>
+      <w:r>
+        <w:rPr>
+          <w:rFonts w:hint="eastAsia"/>
+          <w:szCs w:val="28"/>
+        </w:rPr>
+        <w:t>的景象交織在一起，這份痛苦，哪裡是一個簡單的「愁」字所能</w:t>
+      </w:r>
+      <w:proofErr w:type="gramStart"/>
+      <w:r>
+        <w:rPr>
+          <w:rFonts w:hint="eastAsia"/>
+          <w:szCs w:val="28"/>
+        </w:rPr>
+        <w:t>說得盡</w:t>
+      </w:r>
+      <w:proofErr w:type="gramEnd"/>
+      <w:r>
+        <w:rPr>
+          <w:rFonts w:hint="eastAsia"/>
+          <w:szCs w:val="28"/>
+        </w:rPr>
+        <w:t>的呢！</w:t>
       </w:r>
     </w:p>
     <w:p>
@@ -582,8 +701,8 @@
           <w:ilvl w:val="0"/>
           <w:numId w:val="35"/>
         </w:numPr>
-        <w:spacing w:after="0" w:line="480" w:lineRule="exact"/>
-        <w:ind w:leftChars="0" w:right="0"/>
+        <w:spacing w:after="0" w:line="360" w:lineRule="exact"/>
+        <w:ind w:leftChars="0" w:left="284" w:right="0" w:hanging="301"/>
         <w:rPr>
           <w:color w:val="0F0F0F"/>
           <w:szCs w:val="28"/>
@@ -595,7 +714,25 @@
           <w:color w:val="0F0F0F"/>
           <w:szCs w:val="28"/>
         </w:rPr>
-        <w:t>尋尋覓覓：意謂想把失去的一切都找回來，表現非常空虛悵惘、迷茫失落的心態。</w:t>
+        <w:t>尋尋覓覓：意謂想把失去的一切都找回來，表現非常空虛</w:t>
+      </w:r>
+      <w:r>
+        <w:rPr>
+          <w:rFonts w:hint="eastAsia"/>
+          <w:b/>
+          <w:bCs/>
+          <w:color w:val="0F0F0F"/>
+          <w:szCs w:val="28"/>
+        </w:rPr>
+        <w:t>悵惘</w:t>
+      </w:r>
+      <w:r>
+        <w:rPr>
+          <w:rFonts w:hint="eastAsia"/>
+          <w:color w:val="0F0F0F"/>
+          <w:szCs w:val="28"/>
+        </w:rPr>
+        <w:t>、迷茫失落的心態。</w:t>
       </w:r>
     </w:p>
     <w:p>
@@ -605,8 +742,8 @@
           <w:ilvl w:val="0"/>
           <w:numId w:val="35"/>
         </w:numPr>
-        <w:spacing w:after="0" w:line="480" w:lineRule="exact"/>
-        <w:ind w:leftChars="0" w:right="0"/>
+        <w:spacing w:after="0" w:line="360" w:lineRule="exact"/>
+        <w:ind w:leftChars="0" w:left="284" w:right="0" w:hanging="301"/>
         <w:rPr>
           <w:color w:val="0F0F0F"/>
           <w:szCs w:val="28"/>
@@ -690,8 +827,8 @@
           <w:ilvl w:val="0"/>
           <w:numId w:val="35"/>
         </w:numPr>
-        <w:spacing w:after="0" w:line="480" w:lineRule="exact"/>
-        <w:ind w:leftChars="0" w:right="0"/>
+        <w:spacing w:after="0" w:line="360" w:lineRule="exact"/>
+        <w:ind w:leftChars="0" w:left="284" w:right="0" w:hanging="301"/>
         <w:rPr>
           <w:color w:val="0F0F0F"/>
           <w:szCs w:val="28"/>
@@ -747,8 +884,8 @@
           <w:ilvl w:val="0"/>
           <w:numId w:val="35"/>
         </w:numPr>
-        <w:spacing w:after="0" w:line="480" w:lineRule="exact"/>
-        <w:ind w:leftChars="0" w:right="0"/>
+        <w:spacing w:after="0" w:line="360" w:lineRule="exact"/>
+        <w:ind w:leftChars="0" w:left="284" w:right="0" w:hanging="301"/>
         <w:rPr>
           <w:color w:val="0F0F0F"/>
           <w:szCs w:val="28"/>
@@ -805,8 +942,8 @@
           <w:ilvl w:val="0"/>
           <w:numId w:val="35"/>
         </w:numPr>
-        <w:spacing w:after="0" w:line="480" w:lineRule="exact"/>
-        <w:ind w:leftChars="0" w:right="0"/>
+        <w:spacing w:after="0" w:line="360" w:lineRule="exact"/>
+        <w:ind w:leftChars="0" w:left="284" w:right="0" w:hanging="301"/>
         <w:rPr>
           <w:color w:val="0F0F0F"/>
           <w:szCs w:val="28"/>
@@ -860,8 +997,8 @@
           <w:ilvl w:val="0"/>
           <w:numId w:val="35"/>
         </w:numPr>
-        <w:spacing w:after="0" w:line="480" w:lineRule="exact"/>
-        <w:ind w:leftChars="0" w:right="0"/>
+        <w:spacing w:after="0" w:line="360" w:lineRule="exact"/>
+        <w:ind w:leftChars="0" w:left="284" w:right="0" w:hanging="301"/>
         <w:rPr>
           <w:color w:val="0F0F0F"/>
           <w:szCs w:val="28"/>
@@ -883,30 +1020,20 @@
           <w:ilvl w:val="0"/>
           <w:numId w:val="35"/>
         </w:numPr>
-        <w:spacing w:after="0" w:line="480" w:lineRule="exact"/>
-        <w:ind w:leftChars="0" w:right="0"/>
+        <w:spacing w:after="0" w:line="360" w:lineRule="exact"/>
+        <w:ind w:leftChars="0" w:left="284" w:right="0" w:hanging="301"/>
         <w:rPr>
           <w:color w:val="0F0F0F"/>
           <w:szCs w:val="28"/>
         </w:rPr>
       </w:pPr>
-      <w:proofErr w:type="gramStart"/>
       <w:r>
         <w:rPr>
           <w:rFonts w:hint="eastAsia"/>
           <w:color w:val="0F0F0F"/>
           <w:szCs w:val="28"/>
         </w:rPr>
-        <w:t>堪</w:t>
-      </w:r>
-      <w:proofErr w:type="gramEnd"/>
-      <w:r>
-        <w:rPr>
-          <w:rFonts w:hint="eastAsia"/>
-          <w:color w:val="0F0F0F"/>
-          <w:szCs w:val="28"/>
-        </w:rPr>
-        <w:t>：可。</w:t>
+        <w:t>怎生：怎樣的。生：語助詞。</w:t>
       </w:r>
     </w:p>
     <w:p>
@@ -916,8 +1043,8 @@
           <w:ilvl w:val="0"/>
           <w:numId w:val="35"/>
         </w:numPr>
-        <w:spacing w:after="0" w:line="480" w:lineRule="exact"/>
-        <w:ind w:leftChars="0" w:right="0"/>
+        <w:spacing w:after="0" w:line="360" w:lineRule="exact"/>
+        <w:ind w:leftChars="0" w:left="284" w:right="0" w:hanging="301"/>
         <w:rPr>
           <w:color w:val="0F0F0F"/>
           <w:szCs w:val="28"/>
@@ -929,7 +1056,39 @@
           <w:color w:val="0F0F0F"/>
           <w:szCs w:val="28"/>
         </w:rPr>
-        <w:t>怎生：怎樣的。生：語助詞。</w:t>
+        <w:t>這次第：這光景、這情形。</w:t>
+      </w:r>
+      <w:r>
+        <w:rPr>
+          <w:rFonts w:hint="eastAsia"/>
+          <w:color w:val="0F0F0F"/>
+          <w:szCs w:val="28"/>
+        </w:rPr>
+        <w:t>次第</w:t>
+      </w:r>
+      <w:r>
+        <w:rPr>
+          <w:rFonts w:hint="eastAsia"/>
+          <w:color w:val="0F0F0F"/>
+          <w:szCs w:val="28"/>
+        </w:rPr>
+        <w:t>：</w:t>
+      </w:r>
+      <w:r>
+        <w:rPr>
+          <w:rFonts w:hint="eastAsia"/>
+          <w:color w:val="0F0F0F"/>
+          <w:szCs w:val="28"/>
+        </w:rPr>
+        <w:t>情形，光景</w:t>
+      </w:r>
+      <w:r>
+        <w:rPr>
+          <w:rFonts w:hint="eastAsia"/>
+          <w:color w:val="0F0F0F"/>
+          <w:szCs w:val="28"/>
+        </w:rPr>
+        <w:t>。</w:t>
       </w:r>
     </w:p>
     <w:p>
@@ -939,103 +1098,10 @@
           <w:ilvl w:val="0"/>
           <w:numId w:val="35"/>
         </w:numPr>
-        <w:spacing w:after="0" w:line="480" w:lineRule="exact"/>
-        <w:ind w:leftChars="0" w:right="0"/>
-        <w:rPr>
-          <w:color w:val="0F0F0F"/>
-          <w:szCs w:val="28"/>
-        </w:rPr>
-      </w:pPr>
-      <w:r>
-        <w:rPr>
-          <w:rFonts w:hint="eastAsia"/>
-          <w:color w:val="0F0F0F"/>
-          <w:szCs w:val="28"/>
-        </w:rPr>
-        <w:t>梧桐更兼細雨：</w:t>
-      </w:r>
-      <w:r>
-        <w:rPr>
-          <w:rFonts w:hint="eastAsia"/>
-          <w:color w:val="0F0F0F"/>
-          <w:szCs w:val="28"/>
-        </w:rPr>
-        <w:t>細雨一點一滴打在梧桐葉上</w:t>
-      </w:r>
-      <w:r>
-        <w:rPr>
-          <w:rFonts w:hint="eastAsia"/>
-          <w:color w:val="0F0F0F"/>
-          <w:szCs w:val="28"/>
-        </w:rPr>
-        <w:t>。</w:t>
-      </w:r>
-    </w:p>
-    <w:p>
-      <w:pPr>
-        <w:pStyle w:val="aa"/>
-        <w:numPr>
-          <w:ilvl w:val="0"/>
-          <w:numId w:val="35"/>
-        </w:numPr>
-        <w:spacing w:after="0" w:line="480" w:lineRule="exact"/>
-        <w:ind w:leftChars="0" w:right="0"/>
-        <w:rPr>
-          <w:color w:val="0F0F0F"/>
-          <w:szCs w:val="28"/>
-        </w:rPr>
-      </w:pPr>
-      <w:r>
-        <w:rPr>
-          <w:rFonts w:hint="eastAsia"/>
-          <w:color w:val="0F0F0F"/>
-          <w:szCs w:val="28"/>
-        </w:rPr>
-        <w:t>這次第：這光景、這情形。</w:t>
-      </w:r>
-      <w:r>
-        <w:rPr>
-          <w:rFonts w:hint="eastAsia"/>
-          <w:color w:val="0F0F0F"/>
-          <w:szCs w:val="28"/>
-        </w:rPr>
-        <w:t>次第</w:t>
-      </w:r>
-      <w:r>
-        <w:rPr>
-          <w:rFonts w:hint="eastAsia"/>
-          <w:color w:val="0F0F0F"/>
-          <w:szCs w:val="28"/>
-        </w:rPr>
-        <w:t>：</w:t>
-      </w:r>
-      <w:r>
-        <w:rPr>
-          <w:rFonts w:hint="eastAsia"/>
-          <w:color w:val="0F0F0F"/>
-          <w:szCs w:val="28"/>
-        </w:rPr>
-        <w:t>情形，光景</w:t>
-      </w:r>
-      <w:r>
-        <w:rPr>
-          <w:rFonts w:hint="eastAsia"/>
-          <w:color w:val="0F0F0F"/>
-          <w:szCs w:val="28"/>
-        </w:rPr>
-        <w:t>。</w:t>
-      </w:r>
-    </w:p>
-    <w:p>
-      <w:pPr>
-        <w:pStyle w:val="aa"/>
-        <w:numPr>
-          <w:ilvl w:val="0"/>
-          <w:numId w:val="35"/>
-        </w:numPr>
-        <w:spacing w:after="0" w:line="480" w:lineRule="exact"/>
-        <w:ind w:leftChars="0" w:right="0"/>
-        <w:rPr>
+        <w:spacing w:after="0" w:line="360" w:lineRule="exact"/>
+        <w:ind w:leftChars="0" w:left="284" w:right="0" w:hanging="301"/>
+        <w:rPr>
+          <w:rFonts w:hint="eastAsia"/>
           <w:szCs w:val="28"/>
         </w:rPr>
       </w:pPr>
@@ -1098,7 +1164,39 @@
           <w:color w:val="0F0F0F"/>
           <w:szCs w:val="28"/>
         </w:rPr>
-        <w:t>：一個“愁”字怎</w:t>
+        <w:t>：一個</w:t>
+      </w:r>
+      <w:r>
+        <w:rPr>
+          <w:rFonts w:hint="eastAsia"/>
+          <w:color w:val="0F0F0F"/>
+          <w:szCs w:val="28"/>
+        </w:rPr>
+        <w:t>「</w:t>
+      </w:r>
+      <w:r>
+        <w:rPr>
+          <w:rFonts w:hint="eastAsia"/>
+          <w:color w:val="0F0F0F"/>
+          <w:szCs w:val="28"/>
+        </w:rPr>
+        <w:t>愁</w:t>
+      </w:r>
+      <w:r>
+        <w:rPr>
+          <w:rFonts w:hint="eastAsia"/>
+          <w:color w:val="0F0F0F"/>
+          <w:szCs w:val="28"/>
+        </w:rPr>
+        <w:t>」</w:t>
+      </w:r>
+      <w:r>
+        <w:rPr>
+          <w:rFonts w:hint="eastAsia"/>
+          <w:color w:val="0F0F0F"/>
+          <w:szCs w:val="28"/>
+        </w:rPr>
+        <w:t>字怎</w:t>
       </w:r>
       <w:r>
         <w:rPr>
@@ -1137,150 +1235,7 @@
     </w:p>
     <w:p>
       <w:pPr>
-        <w:pStyle w:val="aa"/>
-        <w:spacing w:after="0" w:line="480" w:lineRule="exact"/>
-        <w:ind w:leftChars="0" w:left="463" w:right="0" w:firstLine="0"/>
-        <w:rPr>
-          <w:szCs w:val="28"/>
-        </w:rPr>
-      </w:pPr>
-      <w:r>
-        <w:rPr>
-          <w:rFonts w:hint="eastAsia"/>
-          <w:szCs w:val="28"/>
-        </w:rPr>
-        <w:t>了得</w:t>
-      </w:r>
-    </w:p>
-    <w:p>
-      <w:pPr>
-        <w:pStyle w:val="aa"/>
-        <w:numPr>
-          <w:ilvl w:val="0"/>
-          <w:numId w:val="43"/>
-        </w:numPr>
-        <w:spacing w:after="0" w:line="480" w:lineRule="exact"/>
-        <w:ind w:leftChars="0" w:right="0"/>
-        <w:rPr>
-          <w:szCs w:val="28"/>
-        </w:rPr>
-      </w:pPr>
-      <w:r>
-        <w:rPr>
-          <w:rFonts w:hint="eastAsia"/>
-          <w:szCs w:val="28"/>
-        </w:rPr>
-        <w:t>稱讚人本領高強。</w:t>
-      </w:r>
-    </w:p>
-    <w:p>
-      <w:pPr>
-        <w:pStyle w:val="aa"/>
-        <w:spacing w:after="0" w:line="480" w:lineRule="exact"/>
-        <w:ind w:leftChars="0" w:left="943" w:right="0" w:firstLine="0"/>
-        <w:rPr>
-          <w:szCs w:val="28"/>
-        </w:rPr>
-      </w:pPr>
-      <w:r>
-        <w:rPr>
-          <w:rFonts w:hint="eastAsia"/>
-          <w:szCs w:val="28"/>
-        </w:rPr>
-        <w:t>【例】這次的作文比賽他又獲得第一名，真是了得！</w:t>
-      </w:r>
-    </w:p>
-    <w:p>
-      <w:pPr>
-        <w:pStyle w:val="aa"/>
-        <w:numPr>
-          <w:ilvl w:val="0"/>
-          <w:numId w:val="43"/>
-        </w:numPr>
-        <w:spacing w:after="0" w:line="480" w:lineRule="exact"/>
-        <w:ind w:leftChars="0" w:left="463" w:right="0" w:firstLine="0"/>
-        <w:rPr>
-          <w:szCs w:val="28"/>
-        </w:rPr>
-      </w:pPr>
-      <w:r>
-        <w:rPr>
-          <w:rFonts w:hint="eastAsia"/>
-          <w:szCs w:val="28"/>
-        </w:rPr>
-        <w:t>表示情勢嚴重，令人無法忍受。</w:t>
-      </w:r>
-    </w:p>
-    <w:p>
-      <w:pPr>
-        <w:pStyle w:val="aa"/>
-        <w:spacing w:after="0" w:line="480" w:lineRule="exact"/>
-        <w:ind w:leftChars="0" w:left="943" w:right="0" w:firstLine="17"/>
-        <w:rPr>
-          <w:szCs w:val="28"/>
-        </w:rPr>
-      </w:pPr>
-      <w:r>
-        <w:rPr>
-          <w:rFonts w:hint="eastAsia"/>
-          <w:szCs w:val="28"/>
-        </w:rPr>
-        <w:t>【例】強盜猖狂到如此地步，居然敢在白天當眾搶劫，這還了得？</w:t>
-      </w:r>
-    </w:p>
-    <w:p>
-      <w:pPr>
-        <w:pStyle w:val="aa"/>
-        <w:numPr>
-          <w:ilvl w:val="0"/>
-          <w:numId w:val="43"/>
-        </w:numPr>
-        <w:spacing w:after="0" w:line="480" w:lineRule="exact"/>
-        <w:ind w:leftChars="0" w:right="0"/>
-        <w:rPr>
-          <w:szCs w:val="28"/>
-        </w:rPr>
-      </w:pPr>
-      <w:r>
-        <w:rPr>
-          <w:rFonts w:hint="eastAsia"/>
-          <w:szCs w:val="28"/>
-        </w:rPr>
-        <w:t>了卻、完結。</w:t>
-      </w:r>
-    </w:p>
-    <w:p>
-      <w:pPr>
-        <w:pStyle w:val="aa"/>
-        <w:numPr>
-          <w:ilvl w:val="0"/>
-          <w:numId w:val="43"/>
-        </w:numPr>
-        <w:spacing w:after="0" w:line="480" w:lineRule="exact"/>
-        <w:ind w:leftChars="0" w:right="0"/>
-        <w:rPr>
-          <w:rFonts w:hint="eastAsia"/>
-          <w:szCs w:val="28"/>
-        </w:rPr>
-        <w:sectPr>
-          <w:footerReference w:type="default" r:id="rId8"/>
-          <w:pgSz w:w="11906" w:h="16838"/>
-          <w:pgMar w:top="567" w:right="567" w:bottom="567" w:left="567" w:header="0" w:footer="0" w:gutter="0"/>
-          <w:cols w:space="720"/>
-          <w:docGrid w:linePitch="381"/>
-        </w:sectPr>
-      </w:pPr>
-      <w:r>
-        <w:rPr>
-          <w:rFonts w:hint="eastAsia"/>
-          <w:szCs w:val="28"/>
-        </w:rPr>
-        <w:t>懂得、了解。</w:t>
-      </w:r>
-    </w:p>
-    <w:p>
-      <w:pPr>
-        <w:spacing w:after="0" w:line="440" w:lineRule="exact"/>
+        <w:spacing w:beforeLines="50" w:before="120" w:after="0" w:line="440" w:lineRule="exact"/>
         <w:ind w:left="11" w:right="0" w:hanging="11"/>
         <w:rPr>
           <w:sz w:val="32"/>
@@ -1294,14 +1249,14 @@
           <w:szCs w:val="32"/>
           <w:bdr w:val="single" w:sz="4" w:space="0" w:color="auto"/>
         </w:rPr>
-        <w:lastRenderedPageBreak/>
         <w:t>創作背景</w:t>
       </w:r>
     </w:p>
     <w:p>
       <w:pPr>
-        <w:spacing w:after="0" w:line="480" w:lineRule="exact"/>
+        <w:spacing w:after="0" w:line="400" w:lineRule="exact"/>
         <w:ind w:left="11" w:right="0" w:hanging="11"/>
+        <w:jc w:val="both"/>
         <w:rPr>
           <w:szCs w:val="28"/>
         </w:rPr>
@@ -1312,15 +1267,6 @@
         </w:rPr>
         <w:t xml:space="preserve">    </w:t>
       </w:r>
-      <w:proofErr w:type="gramStart"/>
-      <w:r>
-        <w:rPr>
-          <w:rFonts w:hint="eastAsia"/>
-          <w:szCs w:val="28"/>
-        </w:rPr>
-        <w:t>此詞是</w:t>
-      </w:r>
-      <w:proofErr w:type="gramEnd"/>
       <w:r>
         <w:rPr>
           <w:rFonts w:hint="eastAsia"/>
@@ -1334,7 +1280,22 @@
           <w:rFonts w:hint="eastAsia"/>
           <w:szCs w:val="28"/>
         </w:rPr>
-        <w:t>後期的作品，具體寫作時間待考。有人認為作於</w:t>
+        <w:t>的《聲聲慢·尋尋覓覓》是</w:t>
+      </w:r>
+      <w:r>
+        <w:rPr>
+          <w:rFonts w:hint="eastAsia"/>
+          <w:szCs w:val="28"/>
+          <w:u w:val="single"/>
+        </w:rPr>
+        <w:t>中國</w:t>
+      </w:r>
+      <w:r>
+        <w:rPr>
+          <w:rFonts w:hint="eastAsia"/>
+          <w:szCs w:val="28"/>
+        </w:rPr>
+        <w:t>文學史上最著名的閨怨與</w:t>
       </w:r>
       <w:r>
         <w:rPr>
@@ -1343,62 +1304,24 @@
           <w:bCs/>
           <w:szCs w:val="28"/>
         </w:rPr>
-        <w:t>南渡</w:t>
-      </w:r>
-      <w:r>
-        <w:rPr>
-          <w:rFonts w:hint="eastAsia"/>
-          <w:szCs w:val="28"/>
-        </w:rPr>
-        <w:t>以後，</w:t>
-      </w:r>
-      <w:proofErr w:type="gramStart"/>
+        <w:t>流亡</w:t>
+      </w:r>
+      <w:r>
+        <w:rPr>
+          <w:rFonts w:hint="eastAsia"/>
+          <w:szCs w:val="28"/>
+        </w:rPr>
+        <w:t>之作。晚年的詞人歷經</w:t>
+      </w:r>
       <w:r>
         <w:rPr>
           <w:rFonts w:hint="eastAsia"/>
           <w:b/>
           <w:bCs/>
           <w:szCs w:val="28"/>
-        </w:rPr>
-        <w:t>正值</w:t>
-      </w:r>
-      <w:r>
-        <w:rPr>
-          <w:rFonts w:hint="eastAsia"/>
-          <w:szCs w:val="28"/>
           <w:u w:val="single"/>
         </w:rPr>
-        <w:t>金</w:t>
-      </w:r>
-      <w:r>
-        <w:rPr>
-          <w:rFonts w:hint="eastAsia"/>
-          <w:szCs w:val="28"/>
-        </w:rPr>
-        <w:t>兵入侵</w:t>
-      </w:r>
-      <w:proofErr w:type="gramEnd"/>
-      <w:r>
-        <w:rPr>
-          <w:rFonts w:hint="eastAsia"/>
-          <w:szCs w:val="28"/>
-        </w:rPr>
-        <w:t>，</w:t>
-      </w:r>
-      <w:r>
-        <w:rPr>
-          <w:rFonts w:hint="eastAsia"/>
-          <w:szCs w:val="28"/>
-          <w:u w:val="single"/>
-        </w:rPr>
-        <w:t>北宋</w:t>
-      </w:r>
-      <w:r>
-        <w:rPr>
-          <w:rFonts w:hint="eastAsia"/>
-          <w:szCs w:val="28"/>
-        </w:rPr>
-        <w:t>滅亡，丈夫去世，一連串的打擊使她嘗盡了國破家亡、</w:t>
+        <w:t>靖康</w:t>
       </w:r>
       <w:r>
         <w:rPr>
@@ -1407,14 +1330,29 @@
           <w:bCs/>
           <w:szCs w:val="28"/>
         </w:rPr>
-        <w:t>顛沛流離</w:t>
-      </w:r>
-      <w:r>
-        <w:rPr>
-          <w:rFonts w:hint="eastAsia"/>
-          <w:szCs w:val="28"/>
-        </w:rPr>
-        <w:t>的苦痛，亡國之恨，喪夫之哀，</w:t>
+        <w:t>之難</w:t>
+      </w:r>
+      <w:r>
+        <w:rPr>
+          <w:rFonts w:hint="eastAsia"/>
+          <w:szCs w:val="28"/>
+        </w:rPr>
+        <w:t>、丈夫</w:t>
+      </w:r>
+      <w:r>
+        <w:rPr>
+          <w:rFonts w:hint="eastAsia"/>
+          <w:szCs w:val="28"/>
+          <w:u w:val="single"/>
+        </w:rPr>
+        <w:t>趙明誠</w:t>
+      </w:r>
+      <w:r>
+        <w:rPr>
+          <w:rFonts w:hint="eastAsia"/>
+          <w:szCs w:val="28"/>
+        </w:rPr>
+        <w:t>病逝、</w:t>
       </w:r>
       <w:r>
         <w:rPr>
@@ -1423,14 +1361,85 @@
           <w:bCs/>
           <w:szCs w:val="28"/>
         </w:rPr>
-        <w:t>孀居</w:t>
-      </w:r>
-      <w:r>
-        <w:rPr>
-          <w:rFonts w:hint="eastAsia"/>
-          <w:szCs w:val="28"/>
-        </w:rPr>
-        <w:t>之苦，</w:t>
+        <w:t>金石書畫</w:t>
+      </w:r>
+      <w:r>
+        <w:rPr>
+          <w:rFonts w:hint="eastAsia"/>
+          <w:szCs w:val="28"/>
+        </w:rPr>
+        <w:t>散失，隻身流落</w:t>
+      </w:r>
+      <w:r>
+        <w:rPr>
+          <w:rFonts w:hint="eastAsia"/>
+          <w:szCs w:val="28"/>
+          <w:u w:val="single"/>
+        </w:rPr>
+        <w:t>江南</w:t>
+      </w:r>
+      <w:r>
+        <w:rPr>
+          <w:rFonts w:hint="eastAsia"/>
+          <w:szCs w:val="28"/>
+        </w:rPr>
+        <w:t>。整首詞透過層層堆疊的意象與極致音律，將個人的喪夫之痛與國破家亡之悲，濃縮進一個「愁」字中。</w:t>
+      </w:r>
+    </w:p>
+    <w:p>
+      <w:pPr>
+        <w:spacing w:after="0" w:line="400" w:lineRule="exact"/>
+        <w:ind w:left="11" w:right="0" w:hanging="11"/>
+        <w:jc w:val="both"/>
+        <w:rPr>
+          <w:szCs w:val="28"/>
+        </w:rPr>
+      </w:pPr>
+      <w:r>
+        <w:rPr>
+          <w:rFonts w:hint="eastAsia"/>
+          <w:szCs w:val="28"/>
+        </w:rPr>
+        <w:t xml:space="preserve">    </w:t>
+      </w:r>
+      <w:r>
+        <w:rPr>
+          <w:rFonts w:hint="eastAsia"/>
+          <w:szCs w:val="28"/>
+        </w:rPr>
+        <w:t>開卷驚豔千古的十四</w:t>
+      </w:r>
+      <w:proofErr w:type="gramStart"/>
+      <w:r>
+        <w:rPr>
+          <w:rFonts w:hint="eastAsia"/>
+          <w:szCs w:val="28"/>
+        </w:rPr>
+        <w:t>個</w:t>
+      </w:r>
+      <w:proofErr w:type="gramEnd"/>
+      <w:r>
+        <w:rPr>
+          <w:rFonts w:hint="eastAsia"/>
+          <w:szCs w:val="28"/>
+        </w:rPr>
+        <w:t>疊字「尋尋覓覓，冷冷清清，悽悽慘</w:t>
+      </w:r>
+      <w:proofErr w:type="gramStart"/>
+      <w:r>
+        <w:rPr>
+          <w:rFonts w:hint="eastAsia"/>
+          <w:szCs w:val="28"/>
+        </w:rPr>
+        <w:t>慘</w:t>
+      </w:r>
+      <w:proofErr w:type="gramEnd"/>
+      <w:r>
+        <w:rPr>
+          <w:rFonts w:hint="eastAsia"/>
+          <w:szCs w:val="28"/>
+        </w:rPr>
+        <w:t>戚戚」，並非單純的修辭</w:t>
       </w:r>
       <w:r>
         <w:rPr>
@@ -1439,14 +1448,43 @@
           <w:bCs/>
           <w:szCs w:val="28"/>
         </w:rPr>
-        <w:t>凝集</w:t>
-      </w:r>
-      <w:r>
-        <w:rPr>
-          <w:rFonts w:hint="eastAsia"/>
-          <w:szCs w:val="28"/>
-        </w:rPr>
-        <w:t>心頭，無法</w:t>
+        <w:t>堆砌</w:t>
+      </w:r>
+      <w:r>
+        <w:rPr>
+          <w:rFonts w:hint="eastAsia"/>
+          <w:szCs w:val="28"/>
+        </w:rPr>
+        <w:t>，而是由外在動作層層遞進至內在感官的心靈軌跡。「尋尋覓覓」寫出詞人若有所失、茫然四顧的失落神態；尋覓無果，迎面而來的便是環境的「冷冷清清」；最終</w:t>
+      </w:r>
+      <w:r>
+        <w:rPr>
+          <w:szCs w:val="28"/>
+        </w:rPr>
+        <w:br/>
+      </w:r>
+      <w:r>
+        <w:rPr>
+          <w:rFonts w:hint="eastAsia"/>
+          <w:szCs w:val="28"/>
+        </w:rPr>
+        <w:t>，這股寒意直搗心房，化作「悽悽慘</w:t>
+      </w:r>
+      <w:proofErr w:type="gramStart"/>
+      <w:r>
+        <w:rPr>
+          <w:rFonts w:hint="eastAsia"/>
+          <w:szCs w:val="28"/>
+        </w:rPr>
+        <w:t>慘</w:t>
+      </w:r>
+      <w:proofErr w:type="gramEnd"/>
+      <w:r>
+        <w:rPr>
+          <w:rFonts w:hint="eastAsia"/>
+          <w:szCs w:val="28"/>
+        </w:rPr>
+        <w:t>戚戚」的</w:t>
       </w:r>
       <w:r>
         <w:rPr>
@@ -1455,2308 +1493,295 @@
           <w:bCs/>
           <w:szCs w:val="28"/>
         </w:rPr>
-        <w:t>排遣</w:t>
-      </w:r>
-      <w:r>
-        <w:rPr>
-          <w:rFonts w:hint="eastAsia"/>
-          <w:szCs w:val="28"/>
-        </w:rPr>
-        <w:t>，於是寫下了這首《聲聲慢》。</w:t>
+        <w:t>椎心之痛</w:t>
+      </w:r>
+      <w:r>
+        <w:rPr>
+          <w:rFonts w:hint="eastAsia"/>
+          <w:szCs w:val="28"/>
+        </w:rPr>
+        <w:t>。這七組疊字音律</w:t>
+      </w:r>
+      <w:r>
+        <w:rPr>
+          <w:rFonts w:hint="eastAsia"/>
+          <w:b/>
+          <w:bCs/>
+          <w:szCs w:val="28"/>
+        </w:rPr>
+        <w:t>急促而低</w:t>
+      </w:r>
+      <w:proofErr w:type="gramStart"/>
+      <w:r>
+        <w:rPr>
+          <w:rFonts w:hint="eastAsia"/>
+          <w:b/>
+          <w:bCs/>
+          <w:szCs w:val="28"/>
+        </w:rPr>
+        <w:t>迴</w:t>
+      </w:r>
+      <w:proofErr w:type="gramEnd"/>
+      <w:r>
+        <w:rPr>
+          <w:b/>
+          <w:bCs/>
+          <w:szCs w:val="28"/>
+        </w:rPr>
+        <w:br/>
+      </w:r>
+      <w:r>
+        <w:rPr>
+          <w:rFonts w:hint="eastAsia"/>
+          <w:szCs w:val="28"/>
+        </w:rPr>
+        <w:t>，由淺入深、由外在動態切入內在靜態，將讀者瞬間拉入無邊無際的孤寂世界。</w:t>
       </w:r>
     </w:p>
     <w:p>
       <w:pPr>
+        <w:spacing w:after="0" w:line="400" w:lineRule="exact"/>
+        <w:ind w:left="11" w:right="0" w:hanging="11"/>
+        <w:jc w:val="both"/>
+        <w:rPr>
+          <w:szCs w:val="28"/>
+        </w:rPr>
+      </w:pPr>
+      <w:r>
+        <w:rPr>
+          <w:rFonts w:hint="eastAsia"/>
+          <w:szCs w:val="28"/>
+        </w:rPr>
+        <w:t xml:space="preserve">    </w:t>
+      </w:r>
+      <w:r>
+        <w:rPr>
+          <w:rFonts w:hint="eastAsia"/>
+          <w:szCs w:val="28"/>
+        </w:rPr>
+        <w:t>奠定哀傷基調後，詞人將愁緒寄託於秋日意象中。「乍暖還寒」最難調養之際，「三杯兩盞淡酒」根本無法抵禦傍晚急驟的冷風，暗示其內心</w:t>
+      </w:r>
+      <w:proofErr w:type="gramStart"/>
+      <w:r>
+        <w:rPr>
+          <w:rFonts w:hint="eastAsia"/>
+          <w:szCs w:val="28"/>
+        </w:rPr>
+        <w:t>孤冷已</w:t>
+      </w:r>
+      <w:proofErr w:type="gramEnd"/>
+      <w:r>
+        <w:rPr>
+          <w:rFonts w:hint="eastAsia"/>
+          <w:szCs w:val="28"/>
+        </w:rPr>
+        <w:t>非物質所能溫暖。仰望</w:t>
+      </w:r>
+      <w:r>
+        <w:rPr>
+          <w:rFonts w:hint="eastAsia"/>
+          <w:szCs w:val="28"/>
+        </w:rPr>
+        <w:lastRenderedPageBreak/>
+        <w:t>天空，南飛的「舊時相識」</w:t>
+      </w:r>
+      <w:proofErr w:type="gramStart"/>
+      <w:r>
+        <w:rPr>
+          <w:rFonts w:hint="eastAsia"/>
+          <w:szCs w:val="28"/>
+        </w:rPr>
+        <w:t>雁群勾起</w:t>
+      </w:r>
+      <w:proofErr w:type="gramEnd"/>
+      <w:r>
+        <w:rPr>
+          <w:rFonts w:hint="eastAsia"/>
+          <w:szCs w:val="28"/>
+        </w:rPr>
+        <w:t>物是人非之感；視線轉回庭院，只見「</w:t>
+      </w:r>
+      <w:proofErr w:type="gramStart"/>
+      <w:r>
+        <w:rPr>
+          <w:rFonts w:hint="eastAsia"/>
+          <w:szCs w:val="28"/>
+        </w:rPr>
+        <w:t>滿地黃花</w:t>
+      </w:r>
+      <w:proofErr w:type="gramEnd"/>
+      <w:r>
+        <w:rPr>
+          <w:rFonts w:hint="eastAsia"/>
+          <w:szCs w:val="28"/>
+        </w:rPr>
+        <w:t>堆積，憔悴損」，</w:t>
+      </w:r>
+      <w:r>
+        <w:rPr>
+          <w:rFonts w:hint="eastAsia"/>
+          <w:b/>
+          <w:bCs/>
+          <w:szCs w:val="28"/>
+        </w:rPr>
+        <w:t>凋零</w:t>
+      </w:r>
+      <w:r>
+        <w:rPr>
+          <w:rFonts w:hint="eastAsia"/>
+          <w:szCs w:val="28"/>
+        </w:rPr>
+        <w:t>的菊花一如詞人自</w:t>
+      </w:r>
+      <w:proofErr w:type="gramStart"/>
+      <w:r>
+        <w:rPr>
+          <w:rFonts w:hint="eastAsia"/>
+          <w:szCs w:val="28"/>
+        </w:rPr>
+        <w:t>憐</w:t>
+      </w:r>
+      <w:proofErr w:type="gramEnd"/>
+      <w:r>
+        <w:rPr>
+          <w:rFonts w:hint="eastAsia"/>
+          <w:szCs w:val="28"/>
+        </w:rPr>
+        <w:t>的寫照。直至黃昏，綿綿細雨落在梧桐葉上，發出「點點滴滴」的聲響，將象徵悲傷的意象推向頂點。</w:t>
+      </w:r>
+    </w:p>
+    <w:p>
+      <w:pPr>
+        <w:spacing w:after="0" w:line="400" w:lineRule="exact"/>
+        <w:ind w:left="11" w:right="0" w:hanging="11"/>
+        <w:jc w:val="both"/>
+        <w:rPr>
+          <w:szCs w:val="28"/>
+        </w:rPr>
+      </w:pPr>
+      <w:r>
+        <w:rPr>
+          <w:rFonts w:hint="eastAsia"/>
+          <w:szCs w:val="28"/>
+        </w:rPr>
+        <w:t xml:space="preserve">    </w:t>
+      </w:r>
+      <w:r>
+        <w:rPr>
+          <w:rFonts w:hint="eastAsia"/>
+          <w:szCs w:val="28"/>
+        </w:rPr>
+        <w:t>最後，詞人面對窒息的景象，發出歷史性的感嘆：「這次第，怎</w:t>
+      </w:r>
+      <w:proofErr w:type="gramStart"/>
+      <w:r>
+        <w:rPr>
+          <w:rFonts w:hint="eastAsia"/>
+          <w:szCs w:val="28"/>
+        </w:rPr>
+        <w:t>一個愁字</w:t>
+      </w:r>
+      <w:proofErr w:type="gramEnd"/>
+      <w:r>
+        <w:rPr>
+          <w:rFonts w:hint="eastAsia"/>
+          <w:szCs w:val="28"/>
+        </w:rPr>
+        <w:t>了得！」這一切境況，豈是簡單的「愁」字能道盡？詞人打破傳統含蓄收尾的慣例，</w:t>
+      </w:r>
+      <w:proofErr w:type="gramStart"/>
+      <w:r>
+        <w:rPr>
+          <w:rFonts w:hint="eastAsia"/>
+          <w:szCs w:val="28"/>
+        </w:rPr>
+        <w:t>以直抒</w:t>
+      </w:r>
+      <w:r>
+        <w:rPr>
+          <w:rFonts w:hint="eastAsia"/>
+          <w:b/>
+          <w:bCs/>
+          <w:szCs w:val="28"/>
+        </w:rPr>
+        <w:t>胸臆</w:t>
+      </w:r>
+      <w:proofErr w:type="gramEnd"/>
+      <w:r>
+        <w:rPr>
+          <w:rFonts w:hint="eastAsia"/>
+          <w:szCs w:val="28"/>
+        </w:rPr>
+        <w:t>的強烈</w:t>
+      </w:r>
+      <w:proofErr w:type="gramStart"/>
+      <w:r>
+        <w:rPr>
+          <w:rFonts w:hint="eastAsia"/>
+          <w:szCs w:val="28"/>
+        </w:rPr>
+        <w:t>反問作結</w:t>
+      </w:r>
+      <w:proofErr w:type="gramEnd"/>
+      <w:r>
+        <w:rPr>
+          <w:rFonts w:hint="eastAsia"/>
+          <w:szCs w:val="28"/>
+        </w:rPr>
+        <w:t>，留給讀者無窮餘韻。《聲聲慢》</w:t>
+      </w:r>
+      <w:proofErr w:type="gramStart"/>
+      <w:r>
+        <w:rPr>
+          <w:rFonts w:hint="eastAsia"/>
+          <w:szCs w:val="28"/>
+        </w:rPr>
+        <w:t>不只寫愁</w:t>
+      </w:r>
+      <w:proofErr w:type="gramEnd"/>
+      <w:r>
+        <w:rPr>
+          <w:rFonts w:hint="eastAsia"/>
+          <w:szCs w:val="28"/>
+        </w:rPr>
+        <w:t>，更是用血淚寫成的個人與時代</w:t>
+      </w:r>
+      <w:r>
+        <w:rPr>
+          <w:rFonts w:hint="eastAsia"/>
+          <w:b/>
+          <w:bCs/>
+          <w:szCs w:val="28"/>
+        </w:rPr>
+        <w:t>輓歌</w:t>
+      </w:r>
+      <w:r>
+        <w:rPr>
+          <w:rFonts w:hint="eastAsia"/>
+          <w:szCs w:val="28"/>
+        </w:rPr>
+        <w:t>，成為千古不朽的絕唱。</w:t>
+      </w:r>
+    </w:p>
+    <w:p>
+      <w:pPr>
         <w:spacing w:beforeLines="50" w:before="120" w:after="0" w:line="480" w:lineRule="exact"/>
         <w:ind w:left="11" w:right="0" w:hanging="11"/>
-        <w:rPr>
-          <w:szCs w:val="28"/>
-        </w:rPr>
-      </w:pPr>
-      <w:r>
-        <w:rPr>
-          <w:rFonts w:hint="eastAsia"/>
+        <w:jc w:val="both"/>
+        <w:rPr>
+          <w:bCs/>
           <w:sz w:val="32"/>
           <w:szCs w:val="32"/>
-          <w:bdr w:val="single" w:sz="4" w:space="0" w:color="auto"/>
-        </w:rPr>
-        <w:t>賞析</w:t>
-      </w:r>
-    </w:p>
-    <w:p>
-      <w:pPr>
-        <w:spacing w:after="0" w:line="480" w:lineRule="exact"/>
-        <w:ind w:left="-6" w:right="0" w:hanging="11"/>
-        <w:rPr>
-          <w:bCs/>
-          <w:szCs w:val="28"/>
-        </w:rPr>
-      </w:pPr>
-      <w:r>
-        <w:rPr>
-          <w:rFonts w:hint="eastAsia"/>
-          <w:bCs/>
-          <w:szCs w:val="28"/>
-        </w:rPr>
-        <w:t xml:space="preserve">    </w:t>
-      </w:r>
-      <w:r>
-        <w:rPr>
-          <w:rFonts w:hint="eastAsia"/>
-          <w:bCs/>
-          <w:szCs w:val="28"/>
-        </w:rPr>
-        <w:t>如果不是亡國，</w:t>
-      </w:r>
-      <w:r>
-        <w:rPr>
-          <w:rFonts w:hint="eastAsia"/>
-          <w:bCs/>
-          <w:szCs w:val="28"/>
-          <w:u w:val="single"/>
-        </w:rPr>
-        <w:t>李煜</w:t>
-      </w:r>
-      <w:r>
-        <w:rPr>
-          <w:rFonts w:hint="eastAsia"/>
-          <w:bCs/>
-          <w:szCs w:val="28"/>
-        </w:rPr>
-        <w:t>或許一輩子只會寫一些</w:t>
-      </w:r>
-      <w:proofErr w:type="gramStart"/>
-      <w:r>
-        <w:rPr>
-          <w:rFonts w:hint="eastAsia"/>
-          <w:bCs/>
-          <w:szCs w:val="28"/>
-        </w:rPr>
-        <w:t>艷</w:t>
-      </w:r>
-      <w:proofErr w:type="gramEnd"/>
-      <w:r>
-        <w:rPr>
-          <w:rFonts w:hint="eastAsia"/>
-          <w:bCs/>
-          <w:szCs w:val="28"/>
-        </w:rPr>
-        <w:t>詞；如果不是南遷，</w:t>
-      </w:r>
-      <w:r>
-        <w:rPr>
-          <w:rFonts w:hint="eastAsia"/>
-          <w:bCs/>
-          <w:szCs w:val="28"/>
-          <w:u w:val="single"/>
-        </w:rPr>
-        <w:t>李清照</w:t>
-      </w:r>
-      <w:r>
-        <w:rPr>
-          <w:rFonts w:hint="eastAsia"/>
-          <w:bCs/>
-          <w:szCs w:val="28"/>
-        </w:rPr>
-        <w:t>或許一輩子只會寫</w:t>
-      </w:r>
-      <w:proofErr w:type="gramStart"/>
-      <w:r>
-        <w:rPr>
-          <w:rFonts w:hint="eastAsia"/>
-          <w:bCs/>
-          <w:szCs w:val="28"/>
-        </w:rPr>
-        <w:t>一</w:t>
-      </w:r>
-      <w:proofErr w:type="gramEnd"/>
-      <w:r>
-        <w:rPr>
-          <w:rFonts w:hint="eastAsia"/>
-          <w:bCs/>
-          <w:szCs w:val="28"/>
-        </w:rPr>
-        <w:t>些小詞。但是，歷史沒有如果。於是，我們讀到了</w:t>
-      </w:r>
-      <w:r>
-        <w:rPr>
-          <w:rFonts w:hint="eastAsia"/>
-          <w:bCs/>
-          <w:szCs w:val="28"/>
-          <w:u w:val="single"/>
-        </w:rPr>
-        <w:t>李煜</w:t>
-      </w:r>
-      <w:r>
-        <w:rPr>
-          <w:rFonts w:hint="eastAsia"/>
-          <w:bCs/>
-          <w:szCs w:val="28"/>
-        </w:rPr>
-        <w:t>的「</w:t>
-      </w:r>
-      <w:hyperlink r:id="rId9" w:history="1">
-        <w:proofErr w:type="gramStart"/>
-        <w:r>
-          <w:rPr>
-            <w:rStyle w:val="a8"/>
-            <w:rFonts w:hint="eastAsia"/>
-            <w:bCs/>
-            <w:szCs w:val="28"/>
-          </w:rPr>
-          <w:t>問君能有幾多愁</w:t>
-        </w:r>
-        <w:proofErr w:type="gramEnd"/>
-        <w:r>
-          <w:rPr>
-            <w:rStyle w:val="a8"/>
-            <w:rFonts w:hint="eastAsia"/>
-            <w:bCs/>
-            <w:szCs w:val="28"/>
-          </w:rPr>
-          <w:t>？恰似</w:t>
-        </w:r>
-        <w:proofErr w:type="gramStart"/>
-        <w:r>
-          <w:rPr>
-            <w:rStyle w:val="a8"/>
-            <w:rFonts w:hint="eastAsia"/>
-            <w:bCs/>
-            <w:szCs w:val="28"/>
-          </w:rPr>
-          <w:t>一</w:t>
-        </w:r>
-        <w:proofErr w:type="gramEnd"/>
-        <w:r>
-          <w:rPr>
-            <w:rStyle w:val="a8"/>
-            <w:rFonts w:hint="eastAsia"/>
-            <w:bCs/>
-            <w:szCs w:val="28"/>
-          </w:rPr>
-          <w:t>江春水向東流。</w:t>
-        </w:r>
-      </w:hyperlink>
-      <w:r>
-        <w:rPr>
-          <w:rFonts w:hint="eastAsia"/>
-          <w:bCs/>
-          <w:szCs w:val="28"/>
-        </w:rPr>
-        <w:t>」也讀到了</w:t>
-      </w:r>
-      <w:r>
-        <w:rPr>
-          <w:rFonts w:hint="eastAsia"/>
-          <w:bCs/>
-          <w:szCs w:val="28"/>
-          <w:u w:val="single"/>
-        </w:rPr>
-        <w:t>李清照</w:t>
-      </w:r>
-      <w:r>
-        <w:rPr>
-          <w:rFonts w:hint="eastAsia"/>
-          <w:bCs/>
-          <w:szCs w:val="28"/>
-        </w:rPr>
-        <w:t>的「這次第，怎</w:t>
-      </w:r>
-      <w:proofErr w:type="gramStart"/>
-      <w:r>
-        <w:rPr>
-          <w:rFonts w:hint="eastAsia"/>
-          <w:bCs/>
-          <w:szCs w:val="28"/>
-        </w:rPr>
-        <w:t>一個愁字</w:t>
-      </w:r>
-      <w:proofErr w:type="gramEnd"/>
-      <w:r>
-        <w:rPr>
-          <w:rFonts w:hint="eastAsia"/>
-          <w:bCs/>
-          <w:szCs w:val="28"/>
-        </w:rPr>
-        <w:t>了得。」</w:t>
-      </w:r>
-    </w:p>
-    <w:p>
-      <w:pPr>
-        <w:spacing w:after="0" w:line="480" w:lineRule="exact"/>
-        <w:ind w:left="-6" w:right="0" w:hanging="11"/>
-        <w:rPr>
-          <w:bCs/>
-          <w:szCs w:val="28"/>
-        </w:rPr>
-      </w:pPr>
-      <w:r>
-        <w:rPr>
-          <w:rFonts w:hint="eastAsia"/>
-          <w:bCs/>
-          <w:szCs w:val="28"/>
-        </w:rPr>
-        <w:t xml:space="preserve">    </w:t>
-      </w:r>
-      <w:r>
-        <w:rPr>
-          <w:rFonts w:hint="eastAsia"/>
-          <w:bCs/>
-          <w:szCs w:val="28"/>
-          <w:u w:val="single"/>
-        </w:rPr>
-        <w:t>李清照</w:t>
-      </w:r>
-      <w:r>
-        <w:rPr>
-          <w:rFonts w:hint="eastAsia"/>
-          <w:bCs/>
-          <w:szCs w:val="28"/>
-        </w:rPr>
-        <w:t>雖是女兒身，卻有丈夫氣。「</w:t>
-      </w:r>
-      <w:hyperlink r:id="rId10" w:history="1">
-        <w:r>
-          <w:rPr>
-            <w:rStyle w:val="a8"/>
-            <w:rFonts w:hint="eastAsia"/>
-            <w:bCs/>
-            <w:szCs w:val="28"/>
-          </w:rPr>
-          <w:t>生當作人傑，</w:t>
-        </w:r>
-        <w:proofErr w:type="gramStart"/>
-        <w:r>
-          <w:rPr>
-            <w:rStyle w:val="a8"/>
-            <w:rFonts w:hint="eastAsia"/>
-            <w:bCs/>
-            <w:szCs w:val="28"/>
-          </w:rPr>
-          <w:t>死亦為鬼雄</w:t>
-        </w:r>
-        <w:proofErr w:type="gramEnd"/>
-        <w:r>
-          <w:rPr>
-            <w:rStyle w:val="a8"/>
-            <w:rFonts w:hint="eastAsia"/>
-            <w:bCs/>
-            <w:szCs w:val="28"/>
-          </w:rPr>
-          <w:t>。至今思項羽，不肯過江東。</w:t>
-        </w:r>
-      </w:hyperlink>
-      <w:r>
-        <w:rPr>
-          <w:rFonts w:hint="eastAsia"/>
-          <w:bCs/>
-          <w:szCs w:val="28"/>
-        </w:rPr>
-        <w:t>」此言一出，</w:t>
-      </w:r>
-      <w:proofErr w:type="gramStart"/>
-      <w:r>
-        <w:rPr>
-          <w:rFonts w:hint="eastAsia"/>
-          <w:bCs/>
-          <w:szCs w:val="28"/>
-        </w:rPr>
-        <w:t>直令多少</w:t>
-      </w:r>
-      <w:proofErr w:type="gramEnd"/>
-      <w:r>
-        <w:rPr>
-          <w:rFonts w:hint="eastAsia"/>
-          <w:bCs/>
-          <w:szCs w:val="28"/>
-        </w:rPr>
-        <w:t>男子汗顏。</w:t>
-      </w:r>
-    </w:p>
-    <w:p>
-      <w:pPr>
-        <w:spacing w:after="0" w:line="480" w:lineRule="exact"/>
-        <w:ind w:left="-6" w:right="0" w:hanging="11"/>
-        <w:rPr>
-          <w:bCs/>
-          <w:szCs w:val="28"/>
-        </w:rPr>
-      </w:pPr>
-      <w:r>
-        <w:rPr>
-          <w:rFonts w:hint="eastAsia"/>
-          <w:bCs/>
-          <w:szCs w:val="28"/>
-        </w:rPr>
-        <w:t xml:space="preserve">    </w:t>
-      </w:r>
-      <w:r>
-        <w:rPr>
-          <w:rFonts w:hint="eastAsia"/>
-          <w:bCs/>
-          <w:szCs w:val="28"/>
-          <w:u w:val="single"/>
-        </w:rPr>
-        <w:t>李清照</w:t>
-      </w:r>
-      <w:r>
-        <w:rPr>
-          <w:rFonts w:hint="eastAsia"/>
-          <w:bCs/>
-          <w:szCs w:val="28"/>
-        </w:rPr>
-        <w:t>立意既高，</w:t>
-      </w:r>
-      <w:proofErr w:type="gramStart"/>
-      <w:r>
-        <w:rPr>
-          <w:rFonts w:hint="eastAsia"/>
-          <w:bCs/>
-          <w:szCs w:val="28"/>
-        </w:rPr>
-        <w:t>文思又妙</w:t>
-      </w:r>
-      <w:proofErr w:type="gramEnd"/>
-      <w:r>
-        <w:rPr>
-          <w:rFonts w:hint="eastAsia"/>
-          <w:bCs/>
-          <w:szCs w:val="28"/>
-        </w:rPr>
-        <w:t>，所填之詞自然非同一般。一首《聲聲慢》，寫盡</w:t>
-      </w:r>
-      <w:proofErr w:type="gramStart"/>
-      <w:r>
-        <w:rPr>
-          <w:rFonts w:hint="eastAsia"/>
-          <w:bCs/>
-          <w:szCs w:val="28"/>
-        </w:rPr>
-        <w:t>憂愁，</w:t>
-      </w:r>
-      <w:proofErr w:type="gramEnd"/>
-      <w:r>
-        <w:rPr>
-          <w:rFonts w:hint="eastAsia"/>
-          <w:bCs/>
-          <w:szCs w:val="28"/>
-        </w:rPr>
-        <w:t>堪稱無敵。</w:t>
-      </w:r>
-    </w:p>
-    <w:p>
-      <w:pPr>
-        <w:spacing w:after="0" w:line="480" w:lineRule="exact"/>
-        <w:ind w:left="-6" w:right="0" w:hanging="11"/>
-        <w:rPr>
-          <w:bCs/>
-          <w:szCs w:val="28"/>
-        </w:rPr>
-      </w:pPr>
-      <w:r>
-        <w:rPr>
-          <w:rFonts w:hint="eastAsia"/>
-          <w:bCs/>
-          <w:szCs w:val="28"/>
-        </w:rPr>
-        <w:t xml:space="preserve">    </w:t>
-      </w:r>
-      <w:r>
-        <w:rPr>
-          <w:rFonts w:hint="eastAsia"/>
-          <w:bCs/>
-          <w:szCs w:val="28"/>
-        </w:rPr>
-        <w:t>所謂慢，就是「</w:t>
-      </w:r>
-      <w:proofErr w:type="gramStart"/>
-      <w:r>
-        <w:rPr>
-          <w:rFonts w:hint="eastAsia"/>
-          <w:bCs/>
-          <w:szCs w:val="28"/>
-        </w:rPr>
-        <w:t>慢詞</w:t>
-      </w:r>
-      <w:proofErr w:type="gramEnd"/>
-      <w:r>
-        <w:rPr>
-          <w:rFonts w:hint="eastAsia"/>
-          <w:bCs/>
-          <w:szCs w:val="28"/>
-        </w:rPr>
-        <w:t>」，</w:t>
-      </w:r>
-      <w:proofErr w:type="gramStart"/>
-      <w:r>
-        <w:rPr>
-          <w:rFonts w:hint="eastAsia"/>
-          <w:bCs/>
-          <w:szCs w:val="28"/>
-        </w:rPr>
-        <w:t>慢詞的</w:t>
-      </w:r>
-      <w:proofErr w:type="gramEnd"/>
-      <w:r>
-        <w:rPr>
-          <w:rFonts w:hint="eastAsia"/>
-          <w:bCs/>
-          <w:szCs w:val="28"/>
-        </w:rPr>
-        <w:t>特點是字數較多，節奏較緩，適合用來表達</w:t>
-      </w:r>
-      <w:r>
-        <w:rPr>
-          <w:rFonts w:hint="eastAsia"/>
-          <w:b/>
-          <w:szCs w:val="28"/>
-        </w:rPr>
-        <w:t>哀</w:t>
-      </w:r>
-      <w:proofErr w:type="gramStart"/>
-      <w:r>
-        <w:rPr>
-          <w:rFonts w:hint="eastAsia"/>
-          <w:b/>
-          <w:szCs w:val="28"/>
-        </w:rPr>
-        <w:t>婉</w:t>
-      </w:r>
-      <w:proofErr w:type="gramEnd"/>
-      <w:r>
-        <w:rPr>
-          <w:rFonts w:hint="eastAsia"/>
-          <w:bCs/>
-          <w:szCs w:val="28"/>
-        </w:rPr>
-        <w:t>的情思。</w:t>
-      </w:r>
-    </w:p>
-    <w:p>
-      <w:pPr>
-        <w:spacing w:after="0" w:line="480" w:lineRule="exact"/>
-        <w:ind w:left="-6" w:right="0" w:hanging="11"/>
-        <w:rPr>
-          <w:bCs/>
-          <w:szCs w:val="28"/>
-        </w:rPr>
-      </w:pPr>
-      <w:r>
-        <w:rPr>
-          <w:rFonts w:hint="eastAsia"/>
-          <w:bCs/>
-          <w:szCs w:val="28"/>
-        </w:rPr>
-        <w:t xml:space="preserve">    </w:t>
-      </w:r>
-      <w:r>
-        <w:rPr>
-          <w:rFonts w:hint="eastAsia"/>
-          <w:bCs/>
-          <w:szCs w:val="28"/>
-        </w:rPr>
-        <w:t>《聲聲慢》開篇就是</w:t>
-      </w:r>
-      <w:proofErr w:type="gramStart"/>
-      <w:r>
-        <w:rPr>
-          <w:rFonts w:hint="eastAsia"/>
-          <w:bCs/>
-          <w:szCs w:val="28"/>
-        </w:rPr>
-        <w:t>七組疊詞</w:t>
-      </w:r>
-      <w:proofErr w:type="gramEnd"/>
-      <w:r>
-        <w:rPr>
-          <w:rFonts w:hint="eastAsia"/>
-          <w:bCs/>
-          <w:szCs w:val="28"/>
-        </w:rPr>
-        <w:t>，一共十四</w:t>
-      </w:r>
-      <w:proofErr w:type="gramStart"/>
-      <w:r>
-        <w:rPr>
-          <w:rFonts w:hint="eastAsia"/>
-          <w:bCs/>
-          <w:szCs w:val="28"/>
-        </w:rPr>
-        <w:t>個</w:t>
-      </w:r>
-      <w:proofErr w:type="gramEnd"/>
-      <w:r>
-        <w:rPr>
-          <w:rFonts w:hint="eastAsia"/>
-          <w:bCs/>
-          <w:szCs w:val="28"/>
-        </w:rPr>
-        <w:t>字，又不落</w:t>
-      </w:r>
-      <w:r>
-        <w:rPr>
-          <w:rFonts w:hint="eastAsia"/>
-          <w:b/>
-          <w:szCs w:val="28"/>
-        </w:rPr>
-        <w:t>雕琢</w:t>
-      </w:r>
-      <w:r>
-        <w:rPr>
-          <w:rFonts w:hint="eastAsia"/>
-          <w:bCs/>
-          <w:szCs w:val="28"/>
-        </w:rPr>
-        <w:t>--</w:t>
-      </w:r>
-      <w:r>
-        <w:rPr>
-          <w:rFonts w:hint="eastAsia"/>
-          <w:bCs/>
-          <w:szCs w:val="28"/>
-        </w:rPr>
-        <w:t>能夠這樣，除了需要</w:t>
-      </w:r>
-      <w:r>
-        <w:rPr>
-          <w:rFonts w:hint="eastAsia"/>
-          <w:b/>
-          <w:szCs w:val="28"/>
-        </w:rPr>
-        <w:t>膽略</w:t>
-      </w:r>
-      <w:r>
-        <w:rPr>
-          <w:rFonts w:hint="eastAsia"/>
-          <w:bCs/>
-          <w:szCs w:val="28"/>
-        </w:rPr>
-        <w:t>，更需要精熟的文字駕馭</w:t>
-      </w:r>
-      <w:r>
-        <w:rPr>
-          <w:rFonts w:hint="eastAsia"/>
-          <w:bCs/>
-          <w:szCs w:val="28"/>
-        </w:rPr>
-        <w:t>(</w:t>
-      </w:r>
-      <w:proofErr w:type="gramStart"/>
-      <w:r>
-        <w:rPr>
-          <w:rFonts w:hint="eastAsia"/>
-          <w:bCs/>
-          <w:color w:val="FF0000"/>
-          <w:sz w:val="16"/>
-          <w:szCs w:val="16"/>
-        </w:rPr>
-        <w:t>ㄩˋ</w:t>
-      </w:r>
-      <w:proofErr w:type="gramEnd"/>
-      <w:r>
-        <w:rPr>
-          <w:rFonts w:hint="eastAsia"/>
-          <w:bCs/>
-          <w:szCs w:val="28"/>
-        </w:rPr>
-        <w:t>)</w:t>
-      </w:r>
-      <w:r>
-        <w:rPr>
-          <w:rFonts w:hint="eastAsia"/>
-          <w:bCs/>
-          <w:szCs w:val="28"/>
-        </w:rPr>
-        <w:t>能力。所以這首《聲聲慢》剛剛問世，就引發轟動，並且流傳至今。</w:t>
-      </w:r>
-    </w:p>
-    <w:p>
-      <w:pPr>
-        <w:spacing w:after="0" w:line="480" w:lineRule="exact"/>
-        <w:ind w:left="-6" w:right="0" w:hanging="11"/>
-        <w:rPr>
-          <w:bCs/>
-          <w:szCs w:val="28"/>
-        </w:rPr>
-      </w:pPr>
-      <w:r>
-        <w:rPr>
-          <w:rFonts w:hint="eastAsia"/>
-          <w:bCs/>
-          <w:szCs w:val="28"/>
-        </w:rPr>
-        <w:t xml:space="preserve">    </w:t>
-      </w:r>
-      <w:r>
-        <w:rPr>
-          <w:rFonts w:hint="eastAsia"/>
-          <w:bCs/>
-          <w:szCs w:val="28"/>
-        </w:rPr>
-        <w:t>「尋尋覓覓，冷冷清清，</w:t>
-      </w:r>
-      <w:r>
-        <w:rPr>
-          <w:rFonts w:hint="eastAsia"/>
-          <w:bCs/>
-          <w:szCs w:val="28"/>
-        </w:rPr>
-        <w:t>悽悽</w:t>
-      </w:r>
-      <w:r>
-        <w:rPr>
-          <w:rFonts w:hint="eastAsia"/>
-          <w:bCs/>
-          <w:szCs w:val="28"/>
-        </w:rPr>
-        <w:t>慘</w:t>
-      </w:r>
-      <w:proofErr w:type="gramStart"/>
-      <w:r>
-        <w:rPr>
-          <w:rFonts w:hint="eastAsia"/>
-          <w:bCs/>
-          <w:szCs w:val="28"/>
-        </w:rPr>
-        <w:t>慘</w:t>
-      </w:r>
-      <w:proofErr w:type="gramEnd"/>
-      <w:r>
-        <w:rPr>
-          <w:rFonts w:hint="eastAsia"/>
-          <w:bCs/>
-          <w:szCs w:val="28"/>
-        </w:rPr>
-        <w:t>戚戚。」這十四</w:t>
-      </w:r>
-      <w:proofErr w:type="gramStart"/>
-      <w:r>
-        <w:rPr>
-          <w:rFonts w:hint="eastAsia"/>
-          <w:bCs/>
-          <w:szCs w:val="28"/>
-        </w:rPr>
-        <w:t>個</w:t>
-      </w:r>
-      <w:proofErr w:type="gramEnd"/>
-      <w:r>
-        <w:rPr>
-          <w:rFonts w:hint="eastAsia"/>
-          <w:bCs/>
-          <w:szCs w:val="28"/>
-        </w:rPr>
-        <w:t>字，既</w:t>
-      </w:r>
-      <w:r>
-        <w:rPr>
-          <w:rFonts w:hint="eastAsia"/>
-          <w:b/>
-          <w:szCs w:val="28"/>
-        </w:rPr>
-        <w:t>渾然一體</w:t>
-      </w:r>
-      <w:r>
-        <w:rPr>
-          <w:rFonts w:hint="eastAsia"/>
-          <w:bCs/>
-          <w:szCs w:val="28"/>
-        </w:rPr>
-        <w:t>，又層次分明。</w:t>
-      </w:r>
-    </w:p>
-    <w:p>
-      <w:pPr>
-        <w:spacing w:after="0" w:line="480" w:lineRule="exact"/>
-        <w:ind w:left="-6" w:right="0" w:hanging="11"/>
-        <w:rPr>
-          <w:bCs/>
-          <w:szCs w:val="28"/>
-        </w:rPr>
-      </w:pPr>
-      <w:r>
-        <w:rPr>
-          <w:rFonts w:hint="eastAsia"/>
-          <w:bCs/>
-          <w:szCs w:val="28"/>
-        </w:rPr>
-        <w:t>「尋尋覓覓」是「</w:t>
-      </w:r>
-      <w:proofErr w:type="gramStart"/>
-      <w:r>
-        <w:rPr>
-          <w:rFonts w:hint="eastAsia"/>
-          <w:bCs/>
-          <w:szCs w:val="28"/>
-        </w:rPr>
-        <w:t>一</w:t>
-      </w:r>
-      <w:proofErr w:type="gramEnd"/>
-      <w:r>
-        <w:rPr>
-          <w:rFonts w:hint="eastAsia"/>
-          <w:bCs/>
-          <w:szCs w:val="28"/>
-        </w:rPr>
-        <w:t>動」，是第一層次；</w:t>
-      </w:r>
-    </w:p>
-    <w:p>
-      <w:pPr>
-        <w:spacing w:after="0" w:line="480" w:lineRule="exact"/>
-        <w:ind w:left="-6" w:right="0" w:hanging="11"/>
-        <w:rPr>
-          <w:bCs/>
-          <w:szCs w:val="28"/>
-        </w:rPr>
-      </w:pPr>
-      <w:r>
-        <w:rPr>
-          <w:rFonts w:hint="eastAsia"/>
-          <w:bCs/>
-          <w:szCs w:val="28"/>
-        </w:rPr>
-        <w:t>「冷冷清清」是「</w:t>
-      </w:r>
-      <w:proofErr w:type="gramStart"/>
-      <w:r>
-        <w:rPr>
-          <w:rFonts w:hint="eastAsia"/>
-          <w:bCs/>
-          <w:szCs w:val="28"/>
-        </w:rPr>
-        <w:t>一</w:t>
-      </w:r>
-      <w:proofErr w:type="gramEnd"/>
-      <w:r>
-        <w:rPr>
-          <w:rFonts w:hint="eastAsia"/>
-          <w:bCs/>
-          <w:szCs w:val="28"/>
-        </w:rPr>
-        <w:t>靜」，是第二層次；</w:t>
-      </w:r>
-    </w:p>
-    <w:p>
-      <w:pPr>
-        <w:spacing w:after="0" w:line="480" w:lineRule="exact"/>
-        <w:ind w:left="-6" w:right="0" w:hanging="11"/>
-        <w:rPr>
-          <w:bCs/>
-          <w:szCs w:val="28"/>
-        </w:rPr>
-      </w:pPr>
-      <w:r>
-        <w:rPr>
-          <w:rFonts w:hint="eastAsia"/>
-          <w:bCs/>
-          <w:szCs w:val="28"/>
-        </w:rPr>
-        <w:t xml:space="preserve">    </w:t>
-      </w:r>
-      <w:r>
-        <w:rPr>
-          <w:rFonts w:hint="eastAsia"/>
-          <w:bCs/>
-          <w:szCs w:val="28"/>
-        </w:rPr>
-        <w:t>一動不如一靜，因為尋尋覓覓的結果是冷冷清清，也就是說詞人曾經試著努力尋覓希望，但最後依然冷清。</w:t>
-      </w:r>
-    </w:p>
-    <w:p>
-      <w:pPr>
-        <w:spacing w:after="0" w:line="480" w:lineRule="exact"/>
-        <w:ind w:left="-6" w:right="0" w:hanging="11"/>
-        <w:rPr>
-          <w:bCs/>
-          <w:szCs w:val="28"/>
-        </w:rPr>
-      </w:pPr>
-      <w:r>
-        <w:rPr>
-          <w:rFonts w:hint="eastAsia"/>
-          <w:bCs/>
-          <w:szCs w:val="28"/>
-        </w:rPr>
-        <w:t xml:space="preserve">    </w:t>
-      </w:r>
-      <w:r>
-        <w:rPr>
-          <w:rFonts w:hint="eastAsia"/>
-          <w:bCs/>
-          <w:szCs w:val="28"/>
-        </w:rPr>
-        <w:t>「</w:t>
-      </w:r>
-      <w:r>
-        <w:rPr>
-          <w:rFonts w:hint="eastAsia"/>
-          <w:bCs/>
-          <w:szCs w:val="28"/>
-        </w:rPr>
-        <w:t>悽</w:t>
-      </w:r>
-      <w:r>
-        <w:rPr>
-          <w:rFonts w:hint="eastAsia"/>
-          <w:bCs/>
-          <w:szCs w:val="28"/>
-        </w:rPr>
-        <w:t>悽慘</w:t>
-      </w:r>
-      <w:proofErr w:type="gramStart"/>
-      <w:r>
-        <w:rPr>
-          <w:rFonts w:hint="eastAsia"/>
-          <w:bCs/>
-          <w:szCs w:val="28"/>
-        </w:rPr>
-        <w:t>慘</w:t>
-      </w:r>
-      <w:proofErr w:type="gramEnd"/>
-      <w:r>
-        <w:rPr>
-          <w:rFonts w:hint="eastAsia"/>
-          <w:bCs/>
-          <w:szCs w:val="28"/>
-        </w:rPr>
-        <w:t>戚戚」這六</w:t>
-      </w:r>
-      <w:proofErr w:type="gramStart"/>
-      <w:r>
-        <w:rPr>
-          <w:rFonts w:hint="eastAsia"/>
-          <w:bCs/>
-          <w:szCs w:val="28"/>
-        </w:rPr>
-        <w:t>個</w:t>
-      </w:r>
-      <w:proofErr w:type="gramEnd"/>
-      <w:r>
-        <w:rPr>
-          <w:rFonts w:hint="eastAsia"/>
-          <w:bCs/>
-          <w:szCs w:val="28"/>
-        </w:rPr>
-        <w:t>字，在</w:t>
-      </w:r>
-      <w:proofErr w:type="gramStart"/>
-      <w:r>
-        <w:rPr>
-          <w:rFonts w:hint="eastAsia"/>
-          <w:bCs/>
-          <w:szCs w:val="28"/>
-        </w:rPr>
-        <w:t>一</w:t>
-      </w:r>
-      <w:proofErr w:type="gramEnd"/>
-      <w:r>
-        <w:rPr>
-          <w:rFonts w:hint="eastAsia"/>
-          <w:bCs/>
-          <w:szCs w:val="28"/>
-        </w:rPr>
-        <w:t>動、</w:t>
-      </w:r>
-      <w:proofErr w:type="gramStart"/>
-      <w:r>
-        <w:rPr>
-          <w:rFonts w:hint="eastAsia"/>
-          <w:bCs/>
-          <w:szCs w:val="28"/>
-        </w:rPr>
-        <w:t>一</w:t>
-      </w:r>
-      <w:proofErr w:type="gramEnd"/>
-      <w:r>
-        <w:rPr>
-          <w:rFonts w:hint="eastAsia"/>
-          <w:bCs/>
-          <w:szCs w:val="28"/>
-        </w:rPr>
-        <w:t>靜之後，</w:t>
-      </w:r>
-      <w:proofErr w:type="gramStart"/>
-      <w:r>
-        <w:rPr>
-          <w:rFonts w:hint="eastAsia"/>
-          <w:bCs/>
-          <w:szCs w:val="28"/>
-        </w:rPr>
-        <w:t>被</w:t>
-      </w:r>
-      <w:r>
-        <w:rPr>
-          <w:rFonts w:hint="eastAsia"/>
-          <w:b/>
-          <w:szCs w:val="28"/>
-        </w:rPr>
-        <w:t>托舉</w:t>
-      </w:r>
-      <w:r>
-        <w:rPr>
-          <w:rFonts w:hint="eastAsia"/>
-          <w:bCs/>
-          <w:szCs w:val="28"/>
-        </w:rPr>
-        <w:t>到</w:t>
-      </w:r>
-      <w:proofErr w:type="gramEnd"/>
-      <w:r>
-        <w:rPr>
-          <w:rFonts w:hint="eastAsia"/>
-          <w:bCs/>
-          <w:szCs w:val="28"/>
-        </w:rPr>
-        <w:t>無以復加的地步。</w:t>
-      </w:r>
-    </w:p>
-    <w:p>
-      <w:pPr>
-        <w:spacing w:after="0" w:line="480" w:lineRule="exact"/>
-        <w:ind w:left="-6" w:right="0" w:hanging="11"/>
-        <w:rPr>
-          <w:bCs/>
-          <w:szCs w:val="28"/>
-        </w:rPr>
-      </w:pPr>
-      <w:r>
-        <w:rPr>
-          <w:rFonts w:hint="eastAsia"/>
-          <w:bCs/>
-          <w:szCs w:val="28"/>
-        </w:rPr>
-        <w:t xml:space="preserve">    </w:t>
-      </w:r>
-      <w:r>
-        <w:rPr>
-          <w:rFonts w:hint="eastAsia"/>
-          <w:bCs/>
-          <w:szCs w:val="28"/>
-        </w:rPr>
-        <w:t>「</w:t>
-      </w:r>
-      <w:r>
-        <w:rPr>
-          <w:rFonts w:hint="eastAsia"/>
-          <w:bCs/>
-          <w:szCs w:val="28"/>
-        </w:rPr>
-        <w:t>乍</w:t>
-      </w:r>
-      <w:r>
-        <w:rPr>
-          <w:rFonts w:hint="eastAsia"/>
-          <w:bCs/>
-          <w:szCs w:val="28"/>
-        </w:rPr>
-        <w:t>暖還寒時候，最</w:t>
-      </w:r>
-      <w:proofErr w:type="gramStart"/>
-      <w:r>
-        <w:rPr>
-          <w:rFonts w:hint="eastAsia"/>
-          <w:bCs/>
-          <w:szCs w:val="28"/>
-        </w:rPr>
-        <w:t>難將息</w:t>
-      </w:r>
-      <w:proofErr w:type="gramEnd"/>
-      <w:r>
-        <w:rPr>
-          <w:rFonts w:hint="eastAsia"/>
-          <w:bCs/>
-          <w:szCs w:val="28"/>
-        </w:rPr>
-        <w:t>。」這</w:t>
-      </w:r>
-      <w:proofErr w:type="gramStart"/>
-      <w:r>
-        <w:rPr>
-          <w:rFonts w:hint="eastAsia"/>
-          <w:bCs/>
-          <w:szCs w:val="28"/>
-        </w:rPr>
-        <w:t>句話明著</w:t>
-      </w:r>
-      <w:proofErr w:type="gramEnd"/>
-      <w:r>
-        <w:rPr>
-          <w:rFonts w:hint="eastAsia"/>
-          <w:bCs/>
-          <w:szCs w:val="28"/>
-        </w:rPr>
-        <w:t>說「</w:t>
-      </w:r>
-      <w:r>
-        <w:rPr>
-          <w:rFonts w:hint="eastAsia"/>
-          <w:bCs/>
-          <w:szCs w:val="28"/>
-        </w:rPr>
-        <w:t>乍</w:t>
-      </w:r>
-      <w:r>
-        <w:rPr>
-          <w:rFonts w:hint="eastAsia"/>
-          <w:bCs/>
-          <w:szCs w:val="28"/>
-        </w:rPr>
-        <w:t>暖還寒」的天氣讓人無法好好休息，但實際上，誰都知道，讓詞人不能釋懷的，不是天氣，</w:t>
-      </w:r>
-      <w:proofErr w:type="gramStart"/>
-      <w:r>
-        <w:rPr>
-          <w:rFonts w:hint="eastAsia"/>
-          <w:bCs/>
-          <w:szCs w:val="28"/>
-        </w:rPr>
-        <w:t>而是愁思</w:t>
-      </w:r>
-      <w:proofErr w:type="gramEnd"/>
-      <w:r>
-        <w:rPr>
-          <w:rFonts w:hint="eastAsia"/>
-          <w:bCs/>
-          <w:szCs w:val="28"/>
-        </w:rPr>
-        <w:t>。詞人心細如</w:t>
-      </w:r>
-      <w:proofErr w:type="gramStart"/>
-      <w:r>
-        <w:rPr>
-          <w:rFonts w:hint="eastAsia"/>
-          <w:bCs/>
-          <w:szCs w:val="28"/>
-        </w:rPr>
-        <w:t>髮</w:t>
-      </w:r>
-      <w:proofErr w:type="gramEnd"/>
-      <w:r>
-        <w:rPr>
-          <w:rFonts w:hint="eastAsia"/>
-          <w:bCs/>
-          <w:szCs w:val="28"/>
-        </w:rPr>
-        <w:t>，既敏感又脆弱。一方面，她能夠準確地把握到事物的變化，知道海棠的「綠肥紅瘦」；一方面，又不敢直接面對，所以會「試問捲簾人」。</w:t>
-      </w:r>
-    </w:p>
-    <w:p>
-      <w:pPr>
-        <w:spacing w:after="0" w:line="480" w:lineRule="exact"/>
-        <w:ind w:left="-6" w:right="0" w:hanging="11"/>
-        <w:rPr>
-          <w:bCs/>
-          <w:szCs w:val="28"/>
-        </w:rPr>
-      </w:pPr>
-      <w:r>
-        <w:rPr>
-          <w:rFonts w:hint="eastAsia"/>
-          <w:bCs/>
-          <w:szCs w:val="28"/>
-        </w:rPr>
-        <w:t xml:space="preserve">    </w:t>
-      </w:r>
-      <w:r>
-        <w:rPr>
-          <w:rFonts w:hint="eastAsia"/>
-          <w:bCs/>
-          <w:szCs w:val="28"/>
-        </w:rPr>
-        <w:t>「三杯兩盞淡酒」看似輕描淡寫，卻有「四兩撥</w:t>
-      </w:r>
-      <w:proofErr w:type="gramStart"/>
-      <w:r>
-        <w:rPr>
-          <w:rFonts w:hint="eastAsia"/>
-          <w:bCs/>
-          <w:szCs w:val="28"/>
-        </w:rPr>
-        <w:t>千斤」</w:t>
-      </w:r>
-      <w:proofErr w:type="gramEnd"/>
-      <w:r>
-        <w:rPr>
-          <w:rFonts w:hint="eastAsia"/>
-          <w:bCs/>
-          <w:szCs w:val="28"/>
-        </w:rPr>
-        <w:t>的力量。《聲聲慢》開篇</w:t>
-      </w:r>
-      <w:proofErr w:type="gramStart"/>
-      <w:r>
-        <w:rPr>
-          <w:rFonts w:hint="eastAsia"/>
-          <w:bCs/>
-          <w:szCs w:val="28"/>
-        </w:rPr>
-        <w:t>將愁思</w:t>
-      </w:r>
-      <w:proofErr w:type="gramEnd"/>
-      <w:r>
-        <w:rPr>
-          <w:rFonts w:hint="eastAsia"/>
-          <w:bCs/>
-          <w:szCs w:val="28"/>
-        </w:rPr>
-        <w:t>渲染到極致，然後用委婉的手法稍稍一轉，到這裡又輕輕一收，</w:t>
-      </w:r>
-      <w:r>
-        <w:rPr>
-          <w:rFonts w:hint="eastAsia"/>
-          <w:b/>
-          <w:szCs w:val="28"/>
-        </w:rPr>
-        <w:t>拿捏</w:t>
-      </w:r>
-      <w:r>
-        <w:rPr>
-          <w:rFonts w:hint="eastAsia"/>
-          <w:bCs/>
-          <w:szCs w:val="28"/>
-        </w:rPr>
-        <w:t>得</w:t>
-      </w:r>
-      <w:r>
-        <w:rPr>
-          <w:rFonts w:hint="eastAsia"/>
-          <w:bCs/>
-          <w:szCs w:val="28"/>
-        </w:rPr>
-        <w:t>非常到位。在文藝創作中，表達感情，一味渲染當然好，但能夠收放自如往往更好。通過</w:t>
-      </w:r>
-      <w:r>
-        <w:rPr>
-          <w:rFonts w:hint="eastAsia"/>
-          <w:b/>
-          <w:szCs w:val="28"/>
-        </w:rPr>
-        <w:t>收斂</w:t>
-      </w:r>
-      <w:r>
-        <w:rPr>
-          <w:rFonts w:hint="eastAsia"/>
-          <w:bCs/>
-          <w:szCs w:val="28"/>
-        </w:rPr>
-        <w:t>展示出來</w:t>
-      </w:r>
-      <w:proofErr w:type="gramStart"/>
-      <w:r>
-        <w:rPr>
-          <w:rFonts w:hint="eastAsia"/>
-          <w:bCs/>
-          <w:szCs w:val="28"/>
-        </w:rPr>
-        <w:t>的愁思</w:t>
-      </w:r>
-      <w:proofErr w:type="gramEnd"/>
-      <w:r>
-        <w:rPr>
-          <w:rFonts w:hint="eastAsia"/>
-          <w:bCs/>
-          <w:szCs w:val="28"/>
-        </w:rPr>
-        <w:t>，或許更有感染力。</w:t>
-      </w:r>
-    </w:p>
-    <w:p>
-      <w:pPr>
-        <w:spacing w:after="0" w:line="480" w:lineRule="exact"/>
-        <w:ind w:left="-6" w:right="0" w:hanging="11"/>
-        <w:rPr>
-          <w:bCs/>
-          <w:szCs w:val="28"/>
-        </w:rPr>
-      </w:pPr>
-      <w:r>
-        <w:rPr>
-          <w:rFonts w:hint="eastAsia"/>
-          <w:bCs/>
-          <w:szCs w:val="28"/>
-        </w:rPr>
-        <w:lastRenderedPageBreak/>
-        <w:t xml:space="preserve">    </w:t>
-      </w:r>
-      <w:r>
-        <w:rPr>
-          <w:rFonts w:hint="eastAsia"/>
-          <w:bCs/>
-          <w:szCs w:val="28"/>
-        </w:rPr>
-        <w:t>「</w:t>
-      </w:r>
-      <w:proofErr w:type="gramStart"/>
-      <w:r>
-        <w:rPr>
-          <w:rFonts w:hint="eastAsia"/>
-          <w:bCs/>
-          <w:szCs w:val="28"/>
-        </w:rPr>
-        <w:t>怎敵他</w:t>
-      </w:r>
-      <w:proofErr w:type="gramEnd"/>
-      <w:r>
-        <w:rPr>
-          <w:rFonts w:hint="eastAsia"/>
-          <w:bCs/>
-          <w:szCs w:val="28"/>
-        </w:rPr>
-        <w:t>，晚</w:t>
-      </w:r>
-      <w:proofErr w:type="gramStart"/>
-      <w:r>
-        <w:rPr>
-          <w:rFonts w:hint="eastAsia"/>
-          <w:bCs/>
-          <w:szCs w:val="28"/>
-        </w:rPr>
-        <w:t>來風急</w:t>
-      </w:r>
-      <w:proofErr w:type="gramEnd"/>
-      <w:r>
-        <w:rPr>
-          <w:rFonts w:hint="eastAsia"/>
-          <w:bCs/>
-          <w:szCs w:val="28"/>
-        </w:rPr>
-        <w:t>？」這句話承</w:t>
-      </w:r>
-      <w:r>
-        <w:rPr>
-          <w:rFonts w:hint="eastAsia"/>
-          <w:bCs/>
-          <w:szCs w:val="28"/>
-        </w:rPr>
-        <w:t>接</w:t>
-      </w:r>
-      <w:r>
-        <w:rPr>
-          <w:rFonts w:hint="eastAsia"/>
-          <w:bCs/>
-          <w:szCs w:val="28"/>
-        </w:rPr>
-        <w:t>「</w:t>
-      </w:r>
-      <w:r>
-        <w:rPr>
-          <w:rFonts w:hint="eastAsia"/>
-          <w:bCs/>
-          <w:szCs w:val="28"/>
-        </w:rPr>
-        <w:t>乍</w:t>
-      </w:r>
-      <w:r>
-        <w:rPr>
-          <w:rFonts w:hint="eastAsia"/>
-          <w:bCs/>
-          <w:szCs w:val="28"/>
-        </w:rPr>
-        <w:t>暖還寒時候，最</w:t>
-      </w:r>
-      <w:proofErr w:type="gramStart"/>
-      <w:r>
-        <w:rPr>
-          <w:rFonts w:hint="eastAsia"/>
-          <w:bCs/>
-          <w:szCs w:val="28"/>
-        </w:rPr>
-        <w:t>難將息</w:t>
-      </w:r>
-      <w:proofErr w:type="gramEnd"/>
-      <w:r>
-        <w:rPr>
-          <w:rFonts w:hint="eastAsia"/>
-          <w:bCs/>
-          <w:szCs w:val="28"/>
-        </w:rPr>
-        <w:t>」，同時一反</w:t>
-      </w:r>
-      <w:proofErr w:type="gramStart"/>
-      <w:r>
-        <w:rPr>
-          <w:rFonts w:hint="eastAsia"/>
-          <w:bCs/>
-          <w:szCs w:val="28"/>
-        </w:rPr>
-        <w:t>「</w:t>
-      </w:r>
-      <w:proofErr w:type="gramEnd"/>
-      <w:r>
-        <w:rPr>
-          <w:rFonts w:hint="eastAsia"/>
-          <w:bCs/>
-          <w:szCs w:val="28"/>
-        </w:rPr>
-        <w:t>三杯兩盞淡酒」的收斂，再次</w:t>
-      </w:r>
-      <w:proofErr w:type="gramStart"/>
-      <w:r>
-        <w:rPr>
-          <w:rFonts w:hint="eastAsia"/>
-          <w:bCs/>
-          <w:szCs w:val="28"/>
-        </w:rPr>
-        <w:t>將愁思</w:t>
-      </w:r>
-      <w:proofErr w:type="gramEnd"/>
-      <w:r>
-        <w:rPr>
-          <w:rFonts w:hint="eastAsia"/>
-          <w:bCs/>
-          <w:szCs w:val="28"/>
-        </w:rPr>
-        <w:t>釋放出來。一味釋放，力量就散了；收一下，沒收住，反而更顯張力。</w:t>
-      </w:r>
-    </w:p>
-    <w:p>
-      <w:pPr>
-        <w:spacing w:after="0" w:line="480" w:lineRule="exact"/>
-        <w:ind w:left="-6" w:right="0" w:hanging="11"/>
-        <w:rPr>
-          <w:bCs/>
-          <w:szCs w:val="28"/>
-        </w:rPr>
-      </w:pPr>
-      <w:r>
-        <w:rPr>
-          <w:rFonts w:hint="eastAsia"/>
-          <w:bCs/>
-          <w:szCs w:val="28"/>
-        </w:rPr>
-        <w:t xml:space="preserve">    </w:t>
-      </w:r>
-      <w:r>
-        <w:rPr>
-          <w:rFonts w:hint="eastAsia"/>
-          <w:bCs/>
-          <w:szCs w:val="28"/>
-        </w:rPr>
-        <w:t>「</w:t>
-      </w:r>
-      <w:proofErr w:type="gramStart"/>
-      <w:r>
-        <w:rPr>
-          <w:rFonts w:hint="eastAsia"/>
-          <w:bCs/>
-          <w:szCs w:val="28"/>
-        </w:rPr>
-        <w:t>雁過也</w:t>
-      </w:r>
-      <w:proofErr w:type="gramEnd"/>
-      <w:r>
-        <w:rPr>
-          <w:rFonts w:hint="eastAsia"/>
-          <w:bCs/>
-          <w:szCs w:val="28"/>
-        </w:rPr>
-        <w:t>，正傷心，卻是舊時相識。」這句話告訴我們，時下已經是深秋。同時，在文人看來，鴻雁是傳遞音訊的，</w:t>
-      </w:r>
-      <w:r>
-        <w:rPr>
-          <w:rFonts w:hint="eastAsia"/>
-          <w:bCs/>
-          <w:szCs w:val="28"/>
-          <w:u w:val="single"/>
-        </w:rPr>
-        <w:t>李清照</w:t>
-      </w:r>
-      <w:r>
-        <w:rPr>
-          <w:rFonts w:hint="eastAsia"/>
-          <w:bCs/>
-          <w:szCs w:val="28"/>
-        </w:rPr>
-        <w:t>曾經在寫給他丈夫</w:t>
-      </w:r>
-      <w:r>
-        <w:rPr>
-          <w:rFonts w:hint="eastAsia"/>
-          <w:bCs/>
-          <w:szCs w:val="28"/>
-          <w:u w:val="single"/>
-        </w:rPr>
-        <w:t>趙明誠</w:t>
-      </w:r>
-      <w:r>
-        <w:rPr>
-          <w:rFonts w:hint="eastAsia"/>
-          <w:bCs/>
-          <w:szCs w:val="28"/>
-        </w:rPr>
-        <w:t>的書信中寫道：「</w:t>
-      </w:r>
-      <w:hyperlink r:id="rId11" w:history="1">
-        <w:r>
-          <w:rPr>
-            <w:rStyle w:val="a8"/>
-            <w:rFonts w:hint="eastAsia"/>
-            <w:bCs/>
-            <w:szCs w:val="28"/>
-          </w:rPr>
-          <w:t>雲中</w:t>
-        </w:r>
-        <w:proofErr w:type="gramStart"/>
-        <w:r>
-          <w:rPr>
-            <w:rStyle w:val="a8"/>
-            <w:rFonts w:hint="eastAsia"/>
-            <w:bCs/>
-            <w:szCs w:val="28"/>
-          </w:rPr>
-          <w:t>誰寄錦書</w:t>
-        </w:r>
-        <w:proofErr w:type="gramEnd"/>
-        <w:r>
-          <w:rPr>
-            <w:rStyle w:val="a8"/>
-            <w:rFonts w:hint="eastAsia"/>
-            <w:bCs/>
-            <w:szCs w:val="28"/>
-          </w:rPr>
-          <w:t>來，</w:t>
-        </w:r>
-        <w:proofErr w:type="gramStart"/>
-        <w:r>
-          <w:rPr>
-            <w:rStyle w:val="a8"/>
-            <w:rFonts w:hint="eastAsia"/>
-            <w:bCs/>
-            <w:szCs w:val="28"/>
-          </w:rPr>
-          <w:t>雁字歸時</w:t>
-        </w:r>
-        <w:proofErr w:type="gramEnd"/>
-        <w:r>
-          <w:rPr>
-            <w:rStyle w:val="a8"/>
-            <w:rFonts w:hint="eastAsia"/>
-            <w:bCs/>
-            <w:szCs w:val="28"/>
-          </w:rPr>
-          <w:t>月</w:t>
-        </w:r>
-        <w:proofErr w:type="gramStart"/>
-        <w:r>
-          <w:rPr>
-            <w:rStyle w:val="a8"/>
-            <w:rFonts w:hint="eastAsia"/>
-            <w:bCs/>
-            <w:szCs w:val="28"/>
-          </w:rPr>
-          <w:t>滿西樓</w:t>
-        </w:r>
-        <w:proofErr w:type="gramEnd"/>
-      </w:hyperlink>
-      <w:r>
-        <w:rPr>
-          <w:rFonts w:hint="eastAsia"/>
-          <w:bCs/>
-          <w:szCs w:val="28"/>
-        </w:rPr>
-        <w:t>」。但此時，</w:t>
-      </w:r>
-      <w:r>
-        <w:rPr>
-          <w:rFonts w:hint="eastAsia"/>
-          <w:bCs/>
-          <w:szCs w:val="28"/>
-          <w:u w:val="single"/>
-        </w:rPr>
-        <w:t>趙明誠</w:t>
-      </w:r>
-      <w:r>
-        <w:rPr>
-          <w:rFonts w:hint="eastAsia"/>
-          <w:bCs/>
-          <w:szCs w:val="28"/>
-        </w:rPr>
-        <w:t>已然去世，但鴻雁看起來還是往昔的鴻雁，正所謂「鴻雁依舊，物是人非」，其中的傷心自然是不言而喻的。當然，我們也可以理解，窗外的風景是「舊時相識」</w:t>
-      </w:r>
-      <w:r>
-        <w:rPr>
-          <w:rFonts w:hint="eastAsia"/>
-          <w:bCs/>
-          <w:szCs w:val="28"/>
-        </w:rPr>
-        <w:t>--</w:t>
-      </w:r>
-      <w:r>
-        <w:rPr>
-          <w:rFonts w:hint="eastAsia"/>
-          <w:bCs/>
-          <w:szCs w:val="28"/>
-        </w:rPr>
-        <w:t>詞人一年四季倚窗沉思，窗外的風景自然熟悉不過。但春天</w:t>
-      </w:r>
-      <w:r>
-        <w:rPr>
-          <w:rFonts w:hint="eastAsia"/>
-          <w:b/>
-          <w:szCs w:val="28"/>
-        </w:rPr>
-        <w:t>萌發</w:t>
-      </w:r>
-      <w:r>
-        <w:rPr>
-          <w:rFonts w:hint="eastAsia"/>
-          <w:bCs/>
-          <w:szCs w:val="28"/>
-        </w:rPr>
-        <w:t>、夏天蓬勃、秋天收穫，都有可喜之處；而現在已</w:t>
-      </w:r>
-      <w:r>
-        <w:rPr>
-          <w:rFonts w:hint="eastAsia"/>
-          <w:bCs/>
-          <w:szCs w:val="28"/>
-        </w:rPr>
-        <w:t>是</w:t>
-      </w:r>
-      <w:r>
-        <w:rPr>
-          <w:rFonts w:hint="eastAsia"/>
-          <w:bCs/>
-          <w:szCs w:val="28"/>
-        </w:rPr>
-        <w:t>深秋，花葉凋零，回想往事，更加令人傷心。</w:t>
-      </w:r>
-    </w:p>
-    <w:p>
-      <w:pPr>
-        <w:spacing w:after="0" w:line="480" w:lineRule="exact"/>
-        <w:ind w:left="-6" w:right="0" w:hanging="11"/>
-        <w:rPr>
-          <w:bCs/>
-          <w:szCs w:val="28"/>
-        </w:rPr>
-      </w:pPr>
-      <w:r>
-        <w:rPr>
-          <w:rFonts w:hint="eastAsia"/>
-          <w:bCs/>
-          <w:szCs w:val="28"/>
-        </w:rPr>
-        <w:t xml:space="preserve">    </w:t>
-      </w:r>
-      <w:r>
-        <w:rPr>
-          <w:rFonts w:hint="eastAsia"/>
-          <w:bCs/>
-          <w:szCs w:val="28"/>
-        </w:rPr>
-        <w:t>「</w:t>
-      </w:r>
-      <w:proofErr w:type="gramStart"/>
-      <w:r>
-        <w:rPr>
-          <w:rFonts w:hint="eastAsia"/>
-          <w:bCs/>
-          <w:szCs w:val="28"/>
-        </w:rPr>
-        <w:t>滿地黃花</w:t>
-      </w:r>
-      <w:proofErr w:type="gramEnd"/>
-      <w:r>
-        <w:rPr>
-          <w:rFonts w:hint="eastAsia"/>
-          <w:bCs/>
-          <w:szCs w:val="28"/>
-        </w:rPr>
-        <w:t>堆積，憔悴損，如今有</w:t>
-      </w:r>
-      <w:proofErr w:type="gramStart"/>
-      <w:r>
-        <w:rPr>
-          <w:rFonts w:hint="eastAsia"/>
-          <w:bCs/>
-          <w:szCs w:val="28"/>
-        </w:rPr>
-        <w:t>誰堪摘</w:t>
-      </w:r>
-      <w:proofErr w:type="gramEnd"/>
-      <w:r>
-        <w:rPr>
-          <w:rFonts w:hint="eastAsia"/>
-          <w:bCs/>
-          <w:szCs w:val="28"/>
-        </w:rPr>
-        <w:t>？」黃花就是菊花，菊花都堆積在地上了，說明</w:t>
-      </w:r>
-      <w:proofErr w:type="gramStart"/>
-      <w:r>
-        <w:rPr>
-          <w:rFonts w:hint="eastAsia"/>
-          <w:bCs/>
-          <w:szCs w:val="28"/>
-        </w:rPr>
-        <w:t>菊花都謝了</w:t>
-      </w:r>
-      <w:proofErr w:type="gramEnd"/>
-      <w:r>
-        <w:rPr>
-          <w:rFonts w:hint="eastAsia"/>
-          <w:bCs/>
-          <w:szCs w:val="28"/>
-        </w:rPr>
-        <w:t>。這對心思細膩的</w:t>
-      </w:r>
-      <w:r>
-        <w:rPr>
-          <w:rFonts w:hint="eastAsia"/>
-          <w:bCs/>
-          <w:szCs w:val="28"/>
-          <w:u w:val="single"/>
-        </w:rPr>
-        <w:t>李清照</w:t>
-      </w:r>
-      <w:r>
-        <w:rPr>
-          <w:rFonts w:hint="eastAsia"/>
-          <w:bCs/>
-          <w:szCs w:val="28"/>
-        </w:rPr>
-        <w:t>來說，無疑是天大的打擊。古人</w:t>
-      </w:r>
-      <w:proofErr w:type="gramStart"/>
-      <w:r>
-        <w:rPr>
-          <w:rFonts w:hint="eastAsia"/>
-          <w:bCs/>
-          <w:szCs w:val="28"/>
-        </w:rPr>
-        <w:t>云</w:t>
-      </w:r>
-      <w:proofErr w:type="gramEnd"/>
-      <w:r>
-        <w:rPr>
-          <w:rFonts w:hint="eastAsia"/>
-          <w:bCs/>
-          <w:szCs w:val="28"/>
-        </w:rPr>
-        <w:t>：「</w:t>
-      </w:r>
-      <w:hyperlink r:id="rId12" w:history="1">
-        <w:r>
-          <w:rPr>
-            <w:rStyle w:val="a8"/>
-            <w:rFonts w:hint="eastAsia"/>
-            <w:bCs/>
-            <w:szCs w:val="28"/>
-          </w:rPr>
-          <w:t>不是花中偏愛菊，</w:t>
-        </w:r>
-        <w:proofErr w:type="gramStart"/>
-        <w:r>
-          <w:rPr>
-            <w:rStyle w:val="a8"/>
-            <w:rFonts w:hint="eastAsia"/>
-            <w:bCs/>
-            <w:szCs w:val="28"/>
-          </w:rPr>
-          <w:t>此花開</w:t>
-        </w:r>
-        <w:proofErr w:type="gramEnd"/>
-        <w:r>
-          <w:rPr>
-            <w:rStyle w:val="a8"/>
-            <w:rFonts w:hint="eastAsia"/>
-            <w:bCs/>
-            <w:szCs w:val="28"/>
-          </w:rPr>
-          <w:t>後更無花。</w:t>
-        </w:r>
-      </w:hyperlink>
-      <w:r>
-        <w:rPr>
-          <w:rFonts w:hint="eastAsia"/>
-          <w:bCs/>
-          <w:szCs w:val="28"/>
-        </w:rPr>
-        <w:t>」現在</w:t>
-      </w:r>
-      <w:proofErr w:type="gramStart"/>
-      <w:r>
-        <w:rPr>
-          <w:rFonts w:hint="eastAsia"/>
-          <w:bCs/>
-          <w:szCs w:val="28"/>
-        </w:rPr>
-        <w:t>菊花都謝了</w:t>
-      </w:r>
-      <w:proofErr w:type="gramEnd"/>
-      <w:r>
-        <w:rPr>
-          <w:rFonts w:hint="eastAsia"/>
-          <w:bCs/>
-          <w:szCs w:val="28"/>
-        </w:rPr>
-        <w:t>，憔悴了，</w:t>
-      </w:r>
-      <w:r>
-        <w:rPr>
-          <w:rFonts w:hint="eastAsia"/>
-          <w:bCs/>
-          <w:szCs w:val="28"/>
-        </w:rPr>
-        <w:t>更</w:t>
-      </w:r>
-      <w:r>
-        <w:rPr>
-          <w:rFonts w:hint="eastAsia"/>
-          <w:bCs/>
-          <w:szCs w:val="28"/>
-        </w:rPr>
-        <w:t>何況人呢？</w:t>
-      </w:r>
-      <w:proofErr w:type="gramStart"/>
-      <w:r>
-        <w:rPr>
-          <w:rFonts w:hint="eastAsia"/>
-          <w:bCs/>
-          <w:szCs w:val="28"/>
-        </w:rPr>
-        <w:t>菊花已謝</w:t>
-      </w:r>
-      <w:proofErr w:type="gramEnd"/>
-      <w:r>
-        <w:rPr>
-          <w:rFonts w:hint="eastAsia"/>
-          <w:bCs/>
-          <w:szCs w:val="28"/>
-        </w:rPr>
-        <w:t>，還有什麼花可供採摘呢？或者說，還有誰能夠一起到花園裡陪伴詞人摘花呢？</w:t>
-      </w:r>
-    </w:p>
-    <w:p>
-      <w:pPr>
-        <w:spacing w:after="0" w:line="480" w:lineRule="exact"/>
-        <w:ind w:left="-6" w:right="0" w:hanging="11"/>
-        <w:rPr>
-          <w:bCs/>
-          <w:szCs w:val="28"/>
-        </w:rPr>
-      </w:pPr>
-      <w:r>
-        <w:rPr>
-          <w:rFonts w:hint="eastAsia"/>
-          <w:bCs/>
-          <w:szCs w:val="28"/>
-        </w:rPr>
-        <w:t xml:space="preserve">    </w:t>
-      </w:r>
-      <w:r>
-        <w:rPr>
-          <w:rFonts w:hint="eastAsia"/>
-          <w:bCs/>
-          <w:szCs w:val="28"/>
-        </w:rPr>
-        <w:t>「守</w:t>
-      </w:r>
-      <w:proofErr w:type="gramStart"/>
-      <w:r>
-        <w:rPr>
-          <w:rFonts w:hint="eastAsia"/>
-          <w:bCs/>
-          <w:szCs w:val="28"/>
-        </w:rPr>
-        <w:t>著窗兒</w:t>
-      </w:r>
-      <w:proofErr w:type="gramEnd"/>
-      <w:r>
-        <w:rPr>
-          <w:rFonts w:hint="eastAsia"/>
-          <w:bCs/>
-          <w:szCs w:val="28"/>
-        </w:rPr>
-        <w:t>，獨自怎生得黑？」看得出來，詞人已經</w:t>
-      </w:r>
-      <w:proofErr w:type="gramStart"/>
-      <w:r>
-        <w:rPr>
-          <w:rFonts w:hint="eastAsia"/>
-          <w:bCs/>
-          <w:szCs w:val="28"/>
-        </w:rPr>
-        <w:t>在窗邊守候</w:t>
-      </w:r>
-      <w:proofErr w:type="gramEnd"/>
-      <w:r>
-        <w:rPr>
-          <w:rFonts w:hint="eastAsia"/>
-          <w:bCs/>
-          <w:szCs w:val="28"/>
-        </w:rPr>
-        <w:t>了很久，從白天守到黑夜。為什麼要守著</w:t>
-      </w:r>
-      <w:proofErr w:type="gramStart"/>
-      <w:r>
-        <w:rPr>
-          <w:rFonts w:hint="eastAsia"/>
-          <w:bCs/>
-          <w:szCs w:val="28"/>
-        </w:rPr>
-        <w:t>窗兒呢</w:t>
-      </w:r>
-      <w:proofErr w:type="gramEnd"/>
-      <w:r>
-        <w:rPr>
-          <w:rFonts w:hint="eastAsia"/>
-          <w:bCs/>
-          <w:szCs w:val="28"/>
-        </w:rPr>
-        <w:t>？</w:t>
-      </w:r>
-      <w:proofErr w:type="gramStart"/>
-      <w:r>
-        <w:rPr>
-          <w:rFonts w:hint="eastAsia"/>
-          <w:bCs/>
-          <w:szCs w:val="28"/>
-        </w:rPr>
-        <w:t>因為窗兒是</w:t>
-      </w:r>
-      <w:proofErr w:type="gramEnd"/>
-      <w:r>
-        <w:rPr>
-          <w:rFonts w:hint="eastAsia"/>
-          <w:bCs/>
-          <w:szCs w:val="28"/>
-        </w:rPr>
-        <w:t>屋子和外界的溝通的</w:t>
-      </w:r>
-      <w:r>
-        <w:rPr>
-          <w:rFonts w:hint="eastAsia"/>
-          <w:b/>
-          <w:szCs w:val="28"/>
-        </w:rPr>
-        <w:t>渠道</w:t>
-      </w:r>
-      <w:r>
-        <w:rPr>
-          <w:rFonts w:hint="eastAsia"/>
-          <w:bCs/>
-          <w:szCs w:val="28"/>
-        </w:rPr>
-        <w:t>，我們常常把眼睛比作「心靈的窗戶」，也是取這層意思。「</w:t>
-      </w:r>
-      <w:proofErr w:type="gramStart"/>
-      <w:r>
-        <w:rPr>
-          <w:rFonts w:hint="eastAsia"/>
-          <w:bCs/>
-          <w:szCs w:val="28"/>
-        </w:rPr>
-        <w:t>窗含西嶺</w:t>
-      </w:r>
-      <w:proofErr w:type="gramEnd"/>
-      <w:r>
-        <w:rPr>
-          <w:rFonts w:hint="eastAsia"/>
-          <w:bCs/>
-          <w:szCs w:val="28"/>
-        </w:rPr>
-        <w:t>千秋雪」也罷，「</w:t>
-      </w:r>
-      <w:proofErr w:type="gramStart"/>
-      <w:r>
-        <w:rPr>
-          <w:rFonts w:hint="eastAsia"/>
-          <w:bCs/>
-          <w:szCs w:val="28"/>
-        </w:rPr>
-        <w:t>何當共剪西窗</w:t>
-      </w:r>
-      <w:proofErr w:type="gramEnd"/>
-      <w:r>
-        <w:rPr>
-          <w:rFonts w:hint="eastAsia"/>
-          <w:bCs/>
-          <w:szCs w:val="28"/>
-        </w:rPr>
-        <w:t>燭」也罷，都是</w:t>
-      </w:r>
-      <w:proofErr w:type="gramStart"/>
-      <w:r>
-        <w:rPr>
-          <w:rFonts w:hint="eastAsia"/>
-          <w:bCs/>
-          <w:szCs w:val="28"/>
-        </w:rPr>
-        <w:t>在窗邊發生</w:t>
-      </w:r>
-      <w:proofErr w:type="gramEnd"/>
-      <w:r>
-        <w:rPr>
-          <w:rFonts w:hint="eastAsia"/>
-          <w:bCs/>
-          <w:szCs w:val="28"/>
-        </w:rPr>
-        <w:t>的故事。詞人也不例外，一方面，不敢跑出去直</w:t>
-      </w:r>
-      <w:r>
-        <w:rPr>
-          <w:rFonts w:hint="eastAsia"/>
-          <w:bCs/>
-          <w:szCs w:val="28"/>
-        </w:rPr>
-        <w:t>接面對</w:t>
-      </w:r>
-      <w:r>
-        <w:rPr>
-          <w:rFonts w:hint="eastAsia"/>
-          <w:bCs/>
-          <w:szCs w:val="28"/>
-        </w:rPr>
-        <w:t>深秋；一方面，又像了解天地的變遷。所以，唯一能做的就是「守</w:t>
-      </w:r>
-      <w:proofErr w:type="gramStart"/>
-      <w:r>
-        <w:rPr>
-          <w:rFonts w:hint="eastAsia"/>
-          <w:bCs/>
-          <w:szCs w:val="28"/>
-        </w:rPr>
-        <w:t>著窗兒</w:t>
-      </w:r>
-      <w:proofErr w:type="gramEnd"/>
-      <w:r>
-        <w:rPr>
-          <w:rFonts w:hint="eastAsia"/>
-          <w:bCs/>
-          <w:szCs w:val="28"/>
-        </w:rPr>
-        <w:t>」。但是，天黑下來了，而且比平時更黑</w:t>
-      </w:r>
-      <w:r>
-        <w:rPr>
-          <w:rFonts w:hint="eastAsia"/>
-          <w:bCs/>
-          <w:szCs w:val="28"/>
-        </w:rPr>
-        <w:t>--</w:t>
-      </w:r>
-      <w:r>
-        <w:rPr>
-          <w:rFonts w:hint="eastAsia"/>
-          <w:bCs/>
-          <w:szCs w:val="28"/>
-        </w:rPr>
-        <w:t>為什麼今天特別黑，接下來就有交代。</w:t>
-      </w:r>
-    </w:p>
-    <w:p>
-      <w:pPr>
-        <w:spacing w:after="0" w:line="480" w:lineRule="exact"/>
-        <w:ind w:left="-6" w:right="0" w:hanging="11"/>
-        <w:rPr>
-          <w:bCs/>
-          <w:szCs w:val="28"/>
-        </w:rPr>
-      </w:pPr>
-      <w:r>
-        <w:rPr>
-          <w:rFonts w:hint="eastAsia"/>
-          <w:bCs/>
-          <w:szCs w:val="28"/>
-        </w:rPr>
-        <w:t xml:space="preserve">    </w:t>
-      </w:r>
-      <w:r>
-        <w:rPr>
-          <w:rFonts w:hint="eastAsia"/>
-          <w:bCs/>
-          <w:szCs w:val="28"/>
-        </w:rPr>
-        <w:t>「梧桐更兼細雨，到黃昏、點點滴滴。」原來下雨了，又到了黃昏，自然是天黑得特別快了。本來還可以看窗外的景色，就算「</w:t>
-      </w:r>
-      <w:proofErr w:type="gramStart"/>
-      <w:r>
-        <w:rPr>
-          <w:rFonts w:hint="eastAsia"/>
-          <w:bCs/>
-          <w:szCs w:val="28"/>
-        </w:rPr>
-        <w:t>滿地黃花</w:t>
-      </w:r>
-      <w:proofErr w:type="gramEnd"/>
-      <w:r>
-        <w:rPr>
-          <w:rFonts w:hint="eastAsia"/>
-          <w:bCs/>
-          <w:szCs w:val="28"/>
-        </w:rPr>
-        <w:t>堆積」，也能</w:t>
-      </w:r>
-      <w:r>
-        <w:rPr>
-          <w:rFonts w:hint="eastAsia"/>
-          <w:b/>
-          <w:szCs w:val="28"/>
-        </w:rPr>
-        <w:t>促人遐想</w:t>
-      </w:r>
-      <w:r>
-        <w:rPr>
-          <w:rFonts w:hint="eastAsia"/>
-          <w:bCs/>
-          <w:szCs w:val="28"/>
-        </w:rPr>
-        <w:t>。此時</w:t>
-      </w:r>
-      <w:proofErr w:type="gramStart"/>
-      <w:r>
-        <w:rPr>
-          <w:rFonts w:hint="eastAsia"/>
-          <w:bCs/>
-          <w:szCs w:val="28"/>
-        </w:rPr>
-        <w:t>天地俱黑</w:t>
-      </w:r>
-      <w:proofErr w:type="gramEnd"/>
-      <w:r>
-        <w:rPr>
-          <w:rFonts w:hint="eastAsia"/>
-          <w:bCs/>
-          <w:szCs w:val="28"/>
-        </w:rPr>
-        <w:t>，又怎麼辦呢？古時候和現在不一樣，沒有</w:t>
-      </w:r>
-      <w:proofErr w:type="gramStart"/>
-      <w:r>
-        <w:rPr>
-          <w:rFonts w:hint="eastAsia"/>
-          <w:bCs/>
-          <w:szCs w:val="28"/>
-        </w:rPr>
-        <w:t>那麼多燈</w:t>
-      </w:r>
-      <w:proofErr w:type="gramEnd"/>
-      <w:r>
-        <w:rPr>
-          <w:rFonts w:hint="eastAsia"/>
-          <w:bCs/>
-          <w:szCs w:val="28"/>
-        </w:rPr>
-        <w:t>，城市裡也不搞什麼「</w:t>
-      </w:r>
-      <w:proofErr w:type="gramStart"/>
-      <w:r>
-        <w:rPr>
-          <w:rFonts w:hint="eastAsia"/>
-          <w:b/>
-          <w:szCs w:val="28"/>
-        </w:rPr>
-        <w:t>亮化工程</w:t>
-      </w:r>
-      <w:proofErr w:type="gramEnd"/>
-      <w:r>
-        <w:rPr>
-          <w:rFonts w:hint="eastAsia"/>
-          <w:bCs/>
-          <w:szCs w:val="28"/>
-        </w:rPr>
-        <w:t>」，所以沒什麼光污染，天</w:t>
-      </w:r>
-      <w:proofErr w:type="gramStart"/>
-      <w:r>
-        <w:rPr>
-          <w:rFonts w:hint="eastAsia"/>
-          <w:bCs/>
-          <w:szCs w:val="28"/>
-        </w:rPr>
-        <w:t>說黑就</w:t>
-      </w:r>
-      <w:proofErr w:type="gramEnd"/>
-      <w:r>
-        <w:rPr>
-          <w:rFonts w:hint="eastAsia"/>
-          <w:bCs/>
-          <w:szCs w:val="28"/>
-        </w:rPr>
-        <w:t>黑了，尤其是雨天。天黑了，眼睛被迫休息，但詞人又開始動用耳朵去聽，點點滴滴，都聽在耳</w:t>
-      </w:r>
-      <w:r>
-        <w:rPr>
-          <w:rFonts w:hint="eastAsia"/>
-          <w:bCs/>
-          <w:szCs w:val="28"/>
-        </w:rPr>
-        <w:t>裡</w:t>
-      </w:r>
-      <w:r>
-        <w:rPr>
-          <w:rFonts w:hint="eastAsia"/>
-          <w:bCs/>
-          <w:szCs w:val="28"/>
-        </w:rPr>
-        <w:t>，記在心裡。</w:t>
-      </w:r>
-    </w:p>
-    <w:p>
-      <w:pPr>
-        <w:spacing w:after="0" w:line="480" w:lineRule="exact"/>
-        <w:ind w:left="-6" w:right="0" w:hanging="11"/>
-        <w:rPr>
-          <w:bCs/>
-          <w:spacing w:val="-6"/>
-          <w:szCs w:val="28"/>
-        </w:rPr>
-      </w:pPr>
-      <w:r>
-        <w:rPr>
-          <w:rFonts w:hint="eastAsia"/>
-          <w:bCs/>
-          <w:szCs w:val="28"/>
-        </w:rPr>
-        <w:t xml:space="preserve">    </w:t>
-      </w:r>
-      <w:r>
-        <w:rPr>
-          <w:rFonts w:hint="eastAsia"/>
-          <w:bCs/>
-          <w:szCs w:val="28"/>
-        </w:rPr>
-        <w:t>「這次第，怎</w:t>
-      </w:r>
-      <w:proofErr w:type="gramStart"/>
-      <w:r>
-        <w:rPr>
-          <w:rFonts w:hint="eastAsia"/>
-          <w:bCs/>
-          <w:szCs w:val="28"/>
-        </w:rPr>
-        <w:t>一個愁字</w:t>
-      </w:r>
-      <w:proofErr w:type="gramEnd"/>
-      <w:r>
-        <w:rPr>
-          <w:rFonts w:hint="eastAsia"/>
-          <w:bCs/>
-          <w:szCs w:val="28"/>
-        </w:rPr>
-        <w:t>了得？」這裡雖然直接點明「愁」字，但詞人卻巧妙地用「怎</w:t>
-      </w:r>
-      <w:proofErr w:type="gramStart"/>
-      <w:r>
-        <w:rPr>
-          <w:rFonts w:hint="eastAsia"/>
-          <w:bCs/>
-          <w:szCs w:val="28"/>
-        </w:rPr>
-        <w:t>一個愁字</w:t>
-      </w:r>
-      <w:proofErr w:type="gramEnd"/>
-      <w:r>
-        <w:rPr>
-          <w:rFonts w:hint="eastAsia"/>
-          <w:bCs/>
-          <w:szCs w:val="28"/>
-        </w:rPr>
-        <w:t>了得」將</w:t>
-      </w:r>
-      <w:proofErr w:type="gramStart"/>
-      <w:r>
-        <w:rPr>
-          <w:rFonts w:hint="eastAsia"/>
-          <w:bCs/>
-          <w:szCs w:val="28"/>
-        </w:rPr>
-        <w:t>這個愁</w:t>
-      </w:r>
-      <w:proofErr w:type="gramEnd"/>
-      <w:r>
-        <w:rPr>
-          <w:rFonts w:hint="eastAsia"/>
-          <w:bCs/>
-          <w:szCs w:val="28"/>
-        </w:rPr>
-        <w:t>再次渲染了一遍。能說明白的愁，還不是愁；說不清、道不明的愁，才是</w:t>
-      </w:r>
-      <w:proofErr w:type="gramStart"/>
-      <w:r>
-        <w:rPr>
-          <w:rFonts w:hint="eastAsia"/>
-          <w:bCs/>
-          <w:szCs w:val="28"/>
-        </w:rPr>
-        <w:t>真愁、大愁</w:t>
-      </w:r>
-      <w:proofErr w:type="gramEnd"/>
-      <w:r>
-        <w:rPr>
-          <w:rFonts w:hint="eastAsia"/>
-          <w:bCs/>
-          <w:szCs w:val="28"/>
-        </w:rPr>
-        <w:t>。</w:t>
-      </w:r>
-      <w:r>
-        <w:rPr>
-          <w:rFonts w:hint="eastAsia"/>
-        </w:rPr>
-        <w:t>(資料來源：</w:t>
-      </w:r>
-      <w:hyperlink r:id="rId13" w:history="1">
-        <w:r>
-          <w:rPr>
-            <w:rStyle w:val="a8"/>
-          </w:rPr>
-          <w:t>https://kknews.cc/culture/orqvpq.html</w:t>
-        </w:r>
-      </w:hyperlink>
-      <w:hyperlink r:id="rId14" w:history="1"/>
-      <w:hyperlink r:id="rId15" w:history="1"/>
-      <w:hyperlink r:id="rId16" w:history="1"/>
-      <w:hyperlink r:id="rId17" w:history="1"/>
-      <w:r>
-        <w:rPr>
-          <w:rFonts w:hint="eastAsia"/>
-          <w:bCs/>
-          <w:spacing w:val="-6"/>
-          <w:szCs w:val="28"/>
-        </w:rPr>
-        <w:t>)</w:t>
-      </w:r>
-    </w:p>
-    <w:p>
-      <w:pPr>
-        <w:spacing w:beforeLines="50" w:before="120" w:after="0" w:line="480" w:lineRule="exact"/>
-        <w:ind w:left="-6" w:right="0" w:hanging="11"/>
-        <w:rPr>
+        </w:rPr>
+      </w:pPr>
+      <w:r>
+        <w:rPr>
+          <w:rFonts w:hint="eastAsia"/>
           <w:bCs/>
           <w:sz w:val="32"/>
           <w:szCs w:val="32"/>
           <w:bdr w:val="single" w:sz="4" w:space="0" w:color="auto"/>
         </w:rPr>
-        <w:sectPr>
-          <w:pgSz w:w="11906" w:h="16838"/>
-          <w:pgMar w:top="567" w:right="567" w:bottom="567" w:left="567" w:header="0" w:footer="0" w:gutter="0"/>
-          <w:cols w:space="720"/>
-          <w:docGrid w:linePitch="381"/>
-        </w:sectPr>
-      </w:pPr>
-    </w:p>
-    <w:p>
-      <w:pPr>
-        <w:spacing w:after="0" w:line="480" w:lineRule="exact"/>
-        <w:ind w:left="-6" w:right="0" w:hanging="11"/>
-        <w:rPr>
-          <w:bCs/>
-          <w:sz w:val="32"/>
-          <w:szCs w:val="32"/>
-        </w:rPr>
-      </w:pPr>
-      <w:r>
-        <w:rPr>
-          <w:rFonts w:hint="eastAsia"/>
-          <w:bCs/>
-          <w:sz w:val="32"/>
-          <w:szCs w:val="32"/>
-          <w:bdr w:val="single" w:sz="4" w:space="0" w:color="auto"/>
-        </w:rPr>
-        <w:lastRenderedPageBreak/>
         <w:t>補充</w:t>
       </w:r>
     </w:p>
@@ -3767,30 +1792,11 @@
           <w:ilvl w:val="0"/>
           <w:numId w:val="40"/>
         </w:numPr>
-        <w:spacing w:line="460" w:lineRule="exact"/>
-        <w:ind w:leftChars="0" w:right="0"/>
-        <w:rPr>
-          <w:szCs w:val="28"/>
-        </w:rPr>
-      </w:pPr>
-      <w:r>
-        <w:rPr>
-          <w:rFonts w:hint="eastAsia"/>
-          <w:szCs w:val="28"/>
-        </w:rPr>
-        <w:t>南渡</w:t>
-      </w:r>
-    </w:p>
-    <w:p>
-      <w:pPr>
-        <w:pStyle w:val="aa"/>
-        <w:numPr>
-          <w:ilvl w:val="0"/>
-          <w:numId w:val="44"/>
-        </w:numPr>
-        <w:spacing w:line="460" w:lineRule="exact"/>
-        <w:ind w:leftChars="0" w:right="0"/>
-        <w:rPr>
+        <w:spacing w:line="400" w:lineRule="exact"/>
+        <w:ind w:leftChars="0" w:left="284" w:right="0" w:hanging="284"/>
+        <w:jc w:val="both"/>
+        <w:rPr>
+          <w:spacing w:val="-6"/>
           <w:szCs w:val="28"/>
         </w:rPr>
       </w:pPr>
@@ -3798,208 +1804,53 @@
       <w:r>
         <w:rPr>
           <w:rFonts w:hint="eastAsia"/>
-          <w:szCs w:val="28"/>
-        </w:rPr>
-        <w:t>渡水而</w:t>
+          <w:spacing w:val="-6"/>
+          <w:szCs w:val="28"/>
+        </w:rPr>
+        <w:t>寡</w:t>
       </w:r>
       <w:proofErr w:type="gramEnd"/>
       <w:r>
         <w:rPr>
           <w:rFonts w:hint="eastAsia"/>
-          <w:szCs w:val="28"/>
-        </w:rPr>
-        <w:t>南。</w:t>
-      </w:r>
-    </w:p>
-    <w:p>
-      <w:pPr>
-        <w:pStyle w:val="aa"/>
-        <w:numPr>
-          <w:ilvl w:val="0"/>
-          <w:numId w:val="44"/>
-        </w:numPr>
-        <w:spacing w:line="460" w:lineRule="exact"/>
-        <w:ind w:leftChars="0" w:right="0"/>
-        <w:rPr>
-          <w:szCs w:val="28"/>
-        </w:rPr>
-      </w:pPr>
-      <w:r>
-        <w:rPr>
-          <w:szCs w:val="28"/>
-          <w:u w:val="single"/>
-        </w:rPr>
-        <w:t>晉</w:t>
-      </w:r>
-      <w:hyperlink r:id="rId18" w:history="1">
-        <w:r>
-          <w:rPr>
-            <w:rStyle w:val="a8"/>
-            <w:szCs w:val="28"/>
-          </w:rPr>
-          <w:t>五胡亂華</w:t>
-        </w:r>
-      </w:hyperlink>
-      <w:r>
-        <w:rPr>
-          <w:szCs w:val="28"/>
-        </w:rPr>
-        <w:t>，</w:t>
+          <w:spacing w:val="-6"/>
+          <w:szCs w:val="28"/>
+        </w:rPr>
+        <w:t>淡</w:t>
+      </w:r>
+      <w:r>
+        <w:rPr>
+          <w:rFonts w:hint="eastAsia"/>
+          <w:spacing w:val="-6"/>
+          <w:szCs w:val="28"/>
+        </w:rPr>
+        <w:t>：</w:t>
+      </w:r>
+      <w:r>
+        <w:rPr>
+          <w:rFonts w:hint="eastAsia"/>
+          <w:spacing w:val="-6"/>
+          <w:szCs w:val="28"/>
+        </w:rPr>
+        <w:t>味道清淡、無味；或是形容趣味、色彩等平淡無奇。指這酒不僅在舌尖上</w:t>
       </w:r>
       <w:proofErr w:type="gramStart"/>
       <w:r>
         <w:rPr>
-          <w:szCs w:val="28"/>
-          <w:u w:val="single"/>
-        </w:rPr>
-        <w:t>晉</w:t>
-      </w:r>
-      <w:r>
-        <w:rPr>
-          <w:szCs w:val="28"/>
-        </w:rPr>
-        <w:t>室渡江</w:t>
+          <w:rFonts w:hint="eastAsia"/>
+          <w:spacing w:val="-6"/>
+          <w:szCs w:val="28"/>
+        </w:rPr>
+        <w:t>寡</w:t>
       </w:r>
       <w:proofErr w:type="gramEnd"/>
       <w:r>
         <w:rPr>
-          <w:szCs w:val="28"/>
-        </w:rPr>
-        <w:t>，自</w:t>
-      </w:r>
-      <w:r>
-        <w:rPr>
-          <w:szCs w:val="28"/>
-          <w:u w:val="single"/>
-        </w:rPr>
-        <w:t>洛陽</w:t>
-      </w:r>
-      <w:r>
-        <w:rPr>
-          <w:szCs w:val="28"/>
-        </w:rPr>
-        <w:t>遷都</w:t>
-      </w:r>
-      <w:r>
-        <w:rPr>
-          <w:szCs w:val="28"/>
-          <w:u w:val="single"/>
-        </w:rPr>
-        <w:t>建業</w:t>
-      </w:r>
-      <w:r>
-        <w:rPr>
-          <w:szCs w:val="28"/>
-        </w:rPr>
-        <w:t>，稱為「南渡」。</w:t>
-      </w:r>
-    </w:p>
-    <w:p>
-      <w:pPr>
-        <w:pStyle w:val="aa"/>
-        <w:numPr>
-          <w:ilvl w:val="0"/>
-          <w:numId w:val="44"/>
-        </w:numPr>
-        <w:spacing w:line="460" w:lineRule="exact"/>
-        <w:ind w:leftChars="0" w:right="0"/>
-        <w:rPr>
-          <w:szCs w:val="28"/>
-        </w:rPr>
-      </w:pPr>
-      <w:proofErr w:type="gramStart"/>
-      <w:r>
-        <w:rPr>
-          <w:szCs w:val="28"/>
-          <w:u w:val="single"/>
-        </w:rPr>
-        <w:t>宋</w:t>
-      </w:r>
-      <w:r>
-        <w:rPr>
-          <w:rFonts w:hint="eastAsia"/>
-          <w:szCs w:val="28"/>
-        </w:rPr>
-        <w:t xml:space="preserve"> </w:t>
-      </w:r>
-      <w:r>
-        <w:rPr>
-          <w:szCs w:val="28"/>
-          <w:u w:val="single"/>
-        </w:rPr>
-        <w:t>徽</w:t>
-      </w:r>
-      <w:proofErr w:type="gramEnd"/>
-      <w:r>
-        <w:rPr>
-          <w:szCs w:val="28"/>
-        </w:rPr>
-        <w:t>、</w:t>
-      </w:r>
-      <w:r>
-        <w:rPr>
-          <w:szCs w:val="28"/>
-          <w:u w:val="single"/>
-        </w:rPr>
-        <w:t>欽</w:t>
-      </w:r>
-      <w:r>
-        <w:rPr>
-          <w:szCs w:val="28"/>
-        </w:rPr>
-        <w:t>二宗，為</w:t>
-      </w:r>
-      <w:r>
-        <w:rPr>
-          <w:szCs w:val="28"/>
-          <w:u w:val="single"/>
-        </w:rPr>
-        <w:t>金</w:t>
-      </w:r>
-      <w:r>
-        <w:rPr>
-          <w:szCs w:val="28"/>
-        </w:rPr>
-        <w:t>人所執，</w:t>
-      </w:r>
-      <w:r>
-        <w:rPr>
-          <w:szCs w:val="28"/>
-          <w:u w:val="single"/>
-        </w:rPr>
-        <w:t>宋</w:t>
-      </w:r>
-      <w:r>
-        <w:rPr>
-          <w:szCs w:val="28"/>
-        </w:rPr>
-        <w:t>室自</w:t>
-      </w:r>
-      <w:r>
-        <w:rPr>
-          <w:szCs w:val="28"/>
-          <w:u w:val="single"/>
-        </w:rPr>
-        <w:t>汴梁</w:t>
-      </w:r>
-      <w:r>
-        <w:rPr>
-          <w:szCs w:val="28"/>
-        </w:rPr>
-        <w:t>，遷都</w:t>
-      </w:r>
-      <w:r>
-        <w:rPr>
-          <w:szCs w:val="28"/>
-          <w:u w:val="single"/>
-        </w:rPr>
-        <w:t>臨安</w:t>
-      </w:r>
-      <w:r>
-        <w:rPr>
-          <w:szCs w:val="28"/>
-        </w:rPr>
-        <w:t>，稱為「南渡」。</w:t>
+          <w:rFonts w:hint="eastAsia"/>
+          <w:spacing w:val="-6"/>
+          <w:szCs w:val="28"/>
+        </w:rPr>
+        <w:t>淡無味，更映襯出詞人內心極度的空虛與寂寞，點出外在的物質已無法溫暖她冰冷的內心。</w:t>
       </w:r>
     </w:p>
     <w:p>
@@ -4009,49 +1860,125 @@
           <w:ilvl w:val="0"/>
           <w:numId w:val="40"/>
         </w:numPr>
-        <w:spacing w:line="460" w:lineRule="exact"/>
-        <w:ind w:leftChars="0" w:right="0"/>
-        <w:rPr>
-          <w:szCs w:val="28"/>
-        </w:rPr>
-      </w:pPr>
-      <w:r>
-        <w:rPr>
-          <w:rFonts w:hint="eastAsia"/>
-          <w:szCs w:val="28"/>
-        </w:rPr>
-        <w:t>正值：適逢、正好是。</w:t>
-      </w:r>
-      <w:r>
-        <w:rPr>
-          <w:rFonts w:hint="eastAsia"/>
-          <w:szCs w:val="28"/>
-        </w:rPr>
-        <w:t>值：</w:t>
-      </w:r>
-      <w:r>
-        <w:rPr>
-          <w:rFonts w:hint="eastAsia"/>
-          <w:szCs w:val="28"/>
-        </w:rPr>
-        <w:t>當、遇著。</w:t>
-      </w:r>
-    </w:p>
-    <w:p>
-      <w:pPr>
-        <w:pStyle w:val="aa"/>
-        <w:spacing w:line="460" w:lineRule="exact"/>
-        <w:ind w:leftChars="0" w:right="0" w:firstLine="0"/>
-        <w:rPr>
-          <w:szCs w:val="28"/>
-        </w:rPr>
-      </w:pPr>
-      <w:r>
-        <w:rPr>
-          <w:rFonts w:hint="eastAsia"/>
-          <w:szCs w:val="28"/>
-        </w:rPr>
-        <w:t>【例】北半球的深秋正值南半球的暖春，不少候鳥紛紛南下避冬。</w:t>
+        <w:spacing w:line="400" w:lineRule="exact"/>
+        <w:ind w:leftChars="0" w:left="284" w:right="0" w:hanging="284"/>
+        <w:jc w:val="both"/>
+        <w:rPr>
+          <w:szCs w:val="28"/>
+        </w:rPr>
+      </w:pPr>
+      <w:r>
+        <w:rPr>
+          <w:rFonts w:hint="eastAsia"/>
+          <w:szCs w:val="28"/>
+        </w:rPr>
+        <w:t>悵惘</w:t>
+      </w:r>
+      <w:r>
+        <w:rPr>
+          <w:rFonts w:hint="eastAsia"/>
+          <w:szCs w:val="28"/>
+        </w:rPr>
+        <w:t>(</w:t>
+      </w:r>
+      <w:proofErr w:type="gramStart"/>
+      <w:r>
+        <w:rPr>
+          <w:rFonts w:hint="eastAsia"/>
+          <w:color w:val="FF0000"/>
+          <w:sz w:val="16"/>
+          <w:szCs w:val="16"/>
+        </w:rPr>
+        <w:t>ㄔㄤˋ</w:t>
+      </w:r>
+      <w:proofErr w:type="gramEnd"/>
+      <w:r>
+        <w:rPr>
+          <w:rFonts w:hint="eastAsia"/>
+          <w:color w:val="FF0000"/>
+          <w:sz w:val="16"/>
+          <w:szCs w:val="16"/>
+        </w:rPr>
+        <w:t xml:space="preserve"> </w:t>
+      </w:r>
+      <w:proofErr w:type="gramStart"/>
+      <w:r>
+        <w:rPr>
+          <w:rFonts w:hint="eastAsia"/>
+          <w:color w:val="FF0000"/>
+          <w:sz w:val="16"/>
+          <w:szCs w:val="16"/>
+        </w:rPr>
+        <w:t>ㄨㄤˇ</w:t>
+      </w:r>
+      <w:proofErr w:type="gramEnd"/>
+      <w:r>
+        <w:rPr>
+          <w:rFonts w:hint="eastAsia"/>
+          <w:szCs w:val="28"/>
+        </w:rPr>
+        <w:t>)</w:t>
+      </w:r>
+      <w:r>
+        <w:rPr>
+          <w:rFonts w:hint="eastAsia"/>
+          <w:szCs w:val="28"/>
+        </w:rPr>
+        <w:t>：</w:t>
+      </w:r>
+      <w:r>
+        <w:rPr>
+          <w:rFonts w:hint="eastAsia"/>
+          <w:szCs w:val="28"/>
+        </w:rPr>
+        <w:t>因失意、懊惱或茫然而心神不寧、惆悵</w:t>
+      </w:r>
+      <w:r>
+        <w:rPr>
+          <w:rFonts w:hint="eastAsia"/>
+          <w:szCs w:val="28"/>
+        </w:rPr>
+        <w:t>(</w:t>
+      </w:r>
+      <w:proofErr w:type="gramStart"/>
+      <w:r>
+        <w:rPr>
+          <w:rFonts w:hint="eastAsia"/>
+          <w:color w:val="FF0000"/>
+          <w:sz w:val="16"/>
+          <w:szCs w:val="16"/>
+        </w:rPr>
+        <w:t>ㄔㄤˋ</w:t>
+      </w:r>
+      <w:proofErr w:type="gramEnd"/>
+      <w:r>
+        <w:rPr>
+          <w:rFonts w:hint="eastAsia"/>
+          <w:szCs w:val="28"/>
+        </w:rPr>
+        <w:t>)</w:t>
+      </w:r>
+      <w:r>
+        <w:rPr>
+          <w:rFonts w:hint="eastAsia"/>
+          <w:szCs w:val="28"/>
+        </w:rPr>
+        <w:t>迷惘的樣子。描繪</w:t>
+      </w:r>
+      <w:r>
+        <w:rPr>
+          <w:rFonts w:hint="eastAsia"/>
+          <w:szCs w:val="28"/>
+          <w:u w:val="single"/>
+        </w:rPr>
+        <w:t>李清照</w:t>
+      </w:r>
+      <w:r>
+        <w:rPr>
+          <w:rFonts w:hint="eastAsia"/>
+          <w:szCs w:val="28"/>
+        </w:rPr>
+        <w:t>在開篇「尋尋覓覓」時的心理狀態。面對著空無一人的居所，她心中充滿了失去丈夫與家園的悵惘，試圖在虛無中抓取一絲過往的溫暖。</w:t>
       </w:r>
     </w:p>
     <w:p>
@@ -4061,49 +1988,56 @@
           <w:ilvl w:val="0"/>
           <w:numId w:val="40"/>
         </w:numPr>
-        <w:spacing w:line="460" w:lineRule="exact"/>
-        <w:ind w:leftChars="0" w:right="0"/>
-        <w:rPr>
-          <w:szCs w:val="28"/>
-        </w:rPr>
-      </w:pPr>
-      <w:r>
-        <w:rPr>
-          <w:rFonts w:hint="eastAsia"/>
-          <w:szCs w:val="28"/>
-        </w:rPr>
-        <w:t>顛沛流離</w:t>
-      </w:r>
-      <w:r>
-        <w:rPr>
-          <w:rFonts w:hint="eastAsia"/>
-          <w:szCs w:val="28"/>
-        </w:rPr>
-        <w:t>：</w:t>
-      </w:r>
-      <w:r>
-        <w:rPr>
-          <w:rFonts w:hint="eastAsia"/>
-          <w:szCs w:val="28"/>
-        </w:rPr>
-        <w:t>遭受挫折，處境困窘而到處流浪，居無定所。</w:t>
-      </w:r>
-    </w:p>
-    <w:p>
-      <w:pPr>
-        <w:pStyle w:val="aa"/>
-        <w:spacing w:line="460" w:lineRule="exact"/>
-        <w:ind w:leftChars="0" w:right="0" w:firstLine="0"/>
-        <w:rPr>
-          <w:szCs w:val="28"/>
-        </w:rPr>
-      </w:pPr>
-      <w:r>
-        <w:rPr>
-          <w:rFonts w:hint="eastAsia"/>
-          <w:szCs w:val="28"/>
-        </w:rPr>
-        <w:t>【例】電影裡，百姓背井離鄉、顛沛流離的慘狀，令人鼻酸。</w:t>
+        <w:spacing w:line="400" w:lineRule="exact"/>
+        <w:ind w:leftChars="0" w:left="284" w:right="0" w:hanging="284"/>
+        <w:jc w:val="both"/>
+        <w:rPr>
+          <w:szCs w:val="28"/>
+        </w:rPr>
+      </w:pPr>
+      <w:r>
+        <w:rPr>
+          <w:rFonts w:hint="eastAsia"/>
+          <w:szCs w:val="28"/>
+        </w:rPr>
+        <w:t>流亡：</w:t>
+      </w:r>
+      <w:r>
+        <w:rPr>
+          <w:rFonts w:hint="eastAsia"/>
+          <w:szCs w:val="28"/>
+        </w:rPr>
+        <w:t>因戰爭、自然災害或政治原因，被迫離開家鄉，四處漂泊逃亡。指</w:t>
+      </w:r>
+      <w:r>
+        <w:rPr>
+          <w:rFonts w:hint="eastAsia"/>
+          <w:szCs w:val="28"/>
+          <w:u w:val="single"/>
+        </w:rPr>
+        <w:t>李清照</w:t>
+      </w:r>
+      <w:r>
+        <w:rPr>
+          <w:rFonts w:hint="eastAsia"/>
+          <w:szCs w:val="28"/>
+        </w:rPr>
+        <w:t>晚年因為國家破敗（</w:t>
+      </w:r>
+      <w:r>
+        <w:rPr>
+          <w:rFonts w:hint="eastAsia"/>
+          <w:szCs w:val="28"/>
+          <w:u w:val="single"/>
+        </w:rPr>
+        <w:t>金</w:t>
+      </w:r>
+      <w:r>
+        <w:rPr>
+          <w:rFonts w:hint="eastAsia"/>
+          <w:szCs w:val="28"/>
+        </w:rPr>
+        <w:t>兵南侵），不得不跟隨朝廷與難民一路向南方逃難、舉目無親的流浪生涯。</w:t>
       </w:r>
     </w:p>
     <w:p>
@@ -4113,60 +2047,208 @@
           <w:ilvl w:val="0"/>
           <w:numId w:val="40"/>
         </w:numPr>
-        <w:spacing w:line="460" w:lineRule="exact"/>
+        <w:spacing w:line="400" w:lineRule="exact"/>
+        <w:ind w:leftChars="0" w:left="284" w:right="0" w:hanging="284"/>
+        <w:jc w:val="both"/>
+        <w:rPr>
+          <w:szCs w:val="28"/>
+        </w:rPr>
+      </w:pPr>
+      <w:r>
+        <w:rPr>
+          <w:rFonts w:hint="eastAsia"/>
+          <w:szCs w:val="28"/>
+        </w:rPr>
+        <w:t>靖康之難</w:t>
+      </w:r>
+      <w:r>
+        <w:rPr>
+          <w:rFonts w:hint="eastAsia"/>
+          <w:szCs w:val="28"/>
+        </w:rPr>
+        <w:t>：</w:t>
+      </w:r>
+      <w:r>
+        <w:rPr>
+          <w:rFonts w:hint="eastAsia"/>
+          <w:szCs w:val="28"/>
+          <w:u w:val="single"/>
+        </w:rPr>
+        <w:t>北宋</w:t>
+      </w:r>
+      <w:r>
+        <w:rPr>
+          <w:rFonts w:hint="eastAsia"/>
+          <w:szCs w:val="28"/>
+        </w:rPr>
+        <w:t xml:space="preserve"> </w:t>
+      </w:r>
+      <w:r>
+        <w:rPr>
+          <w:rFonts w:hint="eastAsia"/>
+          <w:szCs w:val="28"/>
+          <w:u w:val="single"/>
+        </w:rPr>
+        <w:t>靖康</w:t>
+      </w:r>
+      <w:r>
+        <w:rPr>
+          <w:rFonts w:hint="eastAsia"/>
+          <w:szCs w:val="28"/>
+        </w:rPr>
+        <w:t>二年（</w:t>
+      </w:r>
+      <w:r>
+        <w:rPr>
+          <w:szCs w:val="28"/>
+        </w:rPr>
+        <w:t>1127年），</w:t>
+      </w:r>
+      <w:proofErr w:type="gramStart"/>
+      <w:r>
+        <w:rPr>
+          <w:szCs w:val="28"/>
+          <w:u w:val="single"/>
+        </w:rPr>
+        <w:t>金</w:t>
+      </w:r>
+      <w:r>
+        <w:rPr>
+          <w:szCs w:val="28"/>
+        </w:rPr>
+        <w:t>兵攻陷</w:t>
+      </w:r>
+      <w:proofErr w:type="gramEnd"/>
+      <w:r>
+        <w:rPr>
+          <w:szCs w:val="28"/>
+          <w:u w:val="single"/>
+        </w:rPr>
+        <w:t>汴京</w:t>
+      </w:r>
+      <w:r>
+        <w:rPr>
+          <w:szCs w:val="28"/>
+        </w:rPr>
+        <w:t>（今</w:t>
+      </w:r>
+      <w:r>
+        <w:rPr>
+          <w:szCs w:val="28"/>
+          <w:u w:val="single"/>
+        </w:rPr>
+        <w:t>開封</w:t>
+      </w:r>
+      <w:r>
+        <w:rPr>
+          <w:szCs w:val="28"/>
+        </w:rPr>
+        <w:t>），</w:t>
+      </w:r>
+      <w:proofErr w:type="gramStart"/>
+      <w:r>
+        <w:rPr>
+          <w:szCs w:val="28"/>
+        </w:rPr>
+        <w:t>擄走</w:t>
+      </w:r>
+      <w:r>
+        <w:rPr>
+          <w:szCs w:val="28"/>
+          <w:u w:val="single"/>
+        </w:rPr>
+        <w:t>徽</w:t>
+      </w:r>
+      <w:proofErr w:type="gramEnd"/>
+      <w:r>
+        <w:rPr>
+          <w:szCs w:val="28"/>
+        </w:rPr>
+        <w:t>、</w:t>
+      </w:r>
+      <w:r>
+        <w:rPr>
+          <w:szCs w:val="28"/>
+          <w:u w:val="single"/>
+        </w:rPr>
+        <w:t>欽</w:t>
+      </w:r>
+      <w:r>
+        <w:rPr>
+          <w:szCs w:val="28"/>
+        </w:rPr>
+        <w:t>二帝，</w:t>
+      </w:r>
+      <w:r>
+        <w:rPr>
+          <w:szCs w:val="28"/>
+          <w:u w:val="single"/>
+        </w:rPr>
+        <w:t>北宋</w:t>
+      </w:r>
+      <w:r>
+        <w:rPr>
+          <w:szCs w:val="28"/>
+        </w:rPr>
+        <w:t>滅亡。</w:t>
+      </w:r>
+      <w:r>
+        <w:rPr>
+          <w:rFonts w:hint="eastAsia"/>
+          <w:szCs w:val="28"/>
+        </w:rPr>
+        <w:t>這是</w:t>
+      </w:r>
+      <w:r>
+        <w:rPr>
+          <w:rFonts w:hint="eastAsia"/>
+          <w:szCs w:val="28"/>
+          <w:u w:val="single"/>
+        </w:rPr>
+        <w:t>李清照</w:t>
+      </w:r>
+      <w:r>
+        <w:rPr>
+          <w:rFonts w:hint="eastAsia"/>
+          <w:szCs w:val="28"/>
+        </w:rPr>
+        <w:t>命運的重大轉折點。這場國難撕裂了她的安穩生活，讓她從養尊處優的貴族女詞人，瞬間墜入流離失所的難民深淵，是她個人與時代悲劇的起點</w:t>
+      </w:r>
+    </w:p>
+    <w:p>
+      <w:pPr>
+        <w:pStyle w:val="aa"/>
+        <w:numPr>
+          <w:ilvl w:val="0"/>
+          <w:numId w:val="48"/>
+        </w:numPr>
+        <w:spacing w:line="400" w:lineRule="exact"/>
         <w:ind w:leftChars="0" w:right="0"/>
-        <w:rPr>
-          <w:szCs w:val="28"/>
-        </w:rPr>
-      </w:pPr>
-      <w:proofErr w:type="gramStart"/>
-      <w:r>
-        <w:rPr>
-          <w:rFonts w:hint="eastAsia"/>
-          <w:szCs w:val="28"/>
-        </w:rPr>
-        <w:t>孀</w:t>
-      </w:r>
-      <w:proofErr w:type="gramEnd"/>
-      <w:r>
-        <w:rPr>
-          <w:rFonts w:hint="eastAsia"/>
-          <w:szCs w:val="28"/>
-        </w:rPr>
-        <w:t>(</w:t>
-      </w:r>
-      <w:proofErr w:type="gramStart"/>
-      <w:r>
-        <w:rPr>
-          <w:rFonts w:hint="eastAsia"/>
-          <w:color w:val="FF0000"/>
-          <w:sz w:val="16"/>
-          <w:szCs w:val="16"/>
-        </w:rPr>
-        <w:t>ㄕㄨㄤ</w:t>
-      </w:r>
-      <w:proofErr w:type="gramEnd"/>
-      <w:r>
-        <w:rPr>
-          <w:rFonts w:hint="eastAsia"/>
-          <w:szCs w:val="28"/>
-        </w:rPr>
-        <w:t>)居：婦人守寡。【例】</w:t>
-      </w:r>
-      <w:r>
-        <w:rPr>
-          <w:rFonts w:hint="eastAsia"/>
-          <w:szCs w:val="28"/>
-          <w:u w:val="single"/>
-        </w:rPr>
-        <w:t>林</w:t>
-      </w:r>
-      <w:r>
-        <w:rPr>
-          <w:rFonts w:hint="eastAsia"/>
-          <w:szCs w:val="28"/>
-        </w:rPr>
-        <w:t>伯母孀居多年，很少與外界交際往來。</w:t>
+        <w:jc w:val="both"/>
+        <w:rPr>
+          <w:szCs w:val="28"/>
+        </w:rPr>
+      </w:pPr>
+      <w:r>
+        <w:rPr>
+          <w:rFonts w:hint="eastAsia"/>
+          <w:szCs w:val="28"/>
+        </w:rPr>
+        <w:t>養尊處優</w:t>
+      </w:r>
+      <w:r>
+        <w:rPr>
+          <w:rFonts w:hint="eastAsia"/>
+          <w:szCs w:val="28"/>
+        </w:rPr>
+        <w:t>：</w:t>
+      </w:r>
+      <w:r>
+        <w:rPr>
+          <w:rFonts w:hint="eastAsia"/>
+          <w:szCs w:val="28"/>
+        </w:rPr>
+        <w:t>處在尊貴的地位，過著優越富裕的生活。</w:t>
       </w:r>
     </w:p>
     <w:p>
@@ -4176,18 +2258,19 @@
           <w:ilvl w:val="0"/>
           <w:numId w:val="40"/>
         </w:numPr>
-        <w:spacing w:line="460" w:lineRule="exact"/>
-        <w:ind w:leftChars="0" w:right="0"/>
-        <w:rPr>
-          <w:szCs w:val="28"/>
-        </w:rPr>
-      </w:pPr>
-      <w:r>
-        <w:rPr>
-          <w:rFonts w:hint="eastAsia"/>
-          <w:szCs w:val="28"/>
-        </w:rPr>
-        <w:t>凝集</w:t>
+        <w:spacing w:line="400" w:lineRule="exact"/>
+        <w:ind w:leftChars="0" w:left="284" w:right="0" w:hanging="284"/>
+        <w:jc w:val="both"/>
+        <w:rPr>
+          <w:szCs w:val="28"/>
+        </w:rPr>
+      </w:pPr>
+      <w:r>
+        <w:rPr>
+          <w:rFonts w:hint="eastAsia"/>
+          <w:szCs w:val="28"/>
+        </w:rPr>
+        <w:t>金石書畫</w:t>
       </w:r>
       <w:r>
         <w:rPr>
@@ -4201,7 +2284,85 @@
           <w:rFonts w:hint="eastAsia"/>
           <w:szCs w:val="28"/>
         </w:rPr>
-        <w:t>凝結、聚集在一起。如：「烏雲凝集，布滿天空，恐怕要下大雨了吧！」</w:t>
+        <w:t>鐘鼎彝</w:t>
+      </w:r>
+      <w:r>
+        <w:rPr>
+          <w:rFonts w:hint="eastAsia"/>
+          <w:szCs w:val="28"/>
+        </w:rPr>
+        <w:t>(</w:t>
+      </w:r>
+      <w:proofErr w:type="gramStart"/>
+      <w:r>
+        <w:rPr>
+          <w:rFonts w:hint="eastAsia"/>
+          <w:color w:val="FF0000"/>
+          <w:sz w:val="16"/>
+          <w:szCs w:val="16"/>
+        </w:rPr>
+        <w:t>一ˊ</w:t>
+      </w:r>
+      <w:proofErr w:type="gramEnd"/>
+      <w:r>
+        <w:rPr>
+          <w:rFonts w:hint="eastAsia"/>
+          <w:szCs w:val="28"/>
+        </w:rPr>
+        <w:t>)</w:t>
+      </w:r>
+      <w:r>
+        <w:rPr>
+          <w:rFonts w:hint="eastAsia"/>
+          <w:szCs w:val="28"/>
+        </w:rPr>
+        <w:t>器（金）、</w:t>
+      </w:r>
+      <w:proofErr w:type="gramStart"/>
+      <w:r>
+        <w:rPr>
+          <w:rFonts w:hint="eastAsia"/>
+          <w:szCs w:val="28"/>
+        </w:rPr>
+        <w:t>碑刻石刻</w:t>
+      </w:r>
+      <w:proofErr w:type="gramEnd"/>
+      <w:r>
+        <w:rPr>
+          <w:rFonts w:hint="eastAsia"/>
+          <w:szCs w:val="28"/>
+        </w:rPr>
+        <w:t>（石）以及歷代名家書法與繪畫，泛指珍貴的文物收藏。這是</w:t>
+      </w:r>
+      <w:r>
+        <w:rPr>
+          <w:rFonts w:hint="eastAsia"/>
+          <w:szCs w:val="28"/>
+          <w:u w:val="single"/>
+        </w:rPr>
+        <w:t>李清照</w:t>
+      </w:r>
+      <w:r>
+        <w:rPr>
+          <w:rFonts w:hint="eastAsia"/>
+          <w:szCs w:val="28"/>
+        </w:rPr>
+        <w:t>與丈夫</w:t>
+      </w:r>
+      <w:r>
+        <w:rPr>
+          <w:rFonts w:hint="eastAsia"/>
+          <w:szCs w:val="28"/>
+          <w:u w:val="single"/>
+        </w:rPr>
+        <w:t>趙明誠</w:t>
+      </w:r>
+      <w:r>
+        <w:rPr>
+          <w:rFonts w:hint="eastAsia"/>
+          <w:szCs w:val="28"/>
+        </w:rPr>
+        <w:t>一生共同致力搜集、研究的志趣結晶，象徵著他們精神相通、琴瑟和鳴的幸福前半生。這些文物的散失，代表著她最珍視的愛情記憶與文化寄託徹底毀滅。</w:t>
       </w:r>
     </w:p>
     <w:p>
@@ -4211,18 +2372,58 @@
           <w:ilvl w:val="0"/>
           <w:numId w:val="40"/>
         </w:numPr>
-        <w:spacing w:line="460" w:lineRule="exact"/>
-        <w:ind w:leftChars="0" w:right="0"/>
-        <w:rPr>
-          <w:szCs w:val="28"/>
-        </w:rPr>
-      </w:pPr>
-      <w:r>
-        <w:rPr>
-          <w:rFonts w:hint="eastAsia"/>
-          <w:szCs w:val="28"/>
-        </w:rPr>
-        <w:t>排遣：排除、消解。【例】排遣寂寞、排遣煩惱</w:t>
+        <w:spacing w:line="400" w:lineRule="exact"/>
+        <w:ind w:leftChars="0" w:left="284" w:right="0" w:hanging="284"/>
+        <w:jc w:val="both"/>
+        <w:rPr>
+          <w:szCs w:val="28"/>
+        </w:rPr>
+      </w:pPr>
+      <w:r>
+        <w:rPr>
+          <w:rFonts w:hint="eastAsia"/>
+          <w:szCs w:val="28"/>
+        </w:rPr>
+        <w:t>堆砌</w:t>
+      </w:r>
+      <w:r>
+        <w:rPr>
+          <w:rFonts w:hint="eastAsia"/>
+          <w:szCs w:val="28"/>
+        </w:rPr>
+        <w:t>(</w:t>
+      </w:r>
+      <w:proofErr w:type="gramStart"/>
+      <w:r>
+        <w:rPr>
+          <w:rFonts w:hint="eastAsia"/>
+          <w:color w:val="FF0000"/>
+          <w:sz w:val="16"/>
+          <w:szCs w:val="16"/>
+        </w:rPr>
+        <w:t>ㄑ一ˋ</w:t>
+      </w:r>
+      <w:proofErr w:type="gramEnd"/>
+      <w:r>
+        <w:rPr>
+          <w:rFonts w:hint="eastAsia"/>
+          <w:szCs w:val="28"/>
+        </w:rPr>
+        <w:t>)</w:t>
+      </w:r>
+      <w:r>
+        <w:rPr>
+          <w:rFonts w:hint="eastAsia"/>
+          <w:szCs w:val="28"/>
+        </w:rPr>
+        <w:t>：</w:t>
+      </w:r>
+      <w:r>
+        <w:rPr>
+          <w:rFonts w:hint="eastAsia"/>
+          <w:szCs w:val="28"/>
+        </w:rPr>
+        <w:t>堆積、拼湊。常用於形容寫作時過度使用華麗的詞藻，卻缺乏真情實感。</w:t>
       </w:r>
     </w:p>
     <w:p>
@@ -4232,25 +2433,26 @@
           <w:ilvl w:val="0"/>
           <w:numId w:val="40"/>
         </w:numPr>
-        <w:spacing w:line="460" w:lineRule="exact"/>
-        <w:ind w:leftChars="0" w:right="0"/>
-        <w:rPr>
-          <w:szCs w:val="28"/>
-        </w:rPr>
-      </w:pPr>
-      <w:r>
-        <w:rPr>
-          <w:rFonts w:hint="eastAsia"/>
-          <w:szCs w:val="28"/>
-        </w:rPr>
-        <w:t>哀</w:t>
-      </w:r>
-      <w:r>
-        <w:rPr>
-          <w:rFonts w:hint="eastAsia"/>
-          <w:szCs w:val="28"/>
-        </w:rPr>
-        <w:t>「</w:t>
+        <w:spacing w:line="400" w:lineRule="exact"/>
+        <w:ind w:leftChars="0" w:left="284" w:right="0" w:hanging="284"/>
+        <w:jc w:val="both"/>
+        <w:rPr>
+          <w:szCs w:val="28"/>
+        </w:rPr>
+      </w:pPr>
+      <w:r>
+        <w:rPr>
+          <w:rFonts w:hint="eastAsia"/>
+          <w:szCs w:val="28"/>
+        </w:rPr>
+        <w:t>椎心之痛</w:t>
+      </w:r>
+      <w:r>
+        <w:rPr>
+          <w:rFonts w:hint="eastAsia"/>
+          <w:szCs w:val="28"/>
+        </w:rPr>
+        <w:t>：</w:t>
       </w:r>
       <w:proofErr w:type="gramStart"/>
       <w:r>
@@ -4258,7 +2460,7 @@
           <w:rFonts w:hint="eastAsia"/>
           <w:szCs w:val="28"/>
         </w:rPr>
-        <w:t>婉</w:t>
+        <w:t>椎</w:t>
       </w:r>
       <w:proofErr w:type="gramEnd"/>
       <w:r>
@@ -4266,14 +2468,7 @@
           <w:rFonts w:hint="eastAsia"/>
           <w:szCs w:val="28"/>
         </w:rPr>
-        <w:t>」：</w:t>
-      </w:r>
-      <w:r>
-        <w:rPr>
-          <w:rFonts w:hint="eastAsia"/>
-          <w:szCs w:val="28"/>
-        </w:rPr>
-        <w:t>溫和、和順。如：「婉轉」、「</w:t>
+        <w:t>，</w:t>
       </w:r>
       <w:proofErr w:type="gramStart"/>
       <w:r>
@@ -4281,7 +2476,7 @@
           <w:rFonts w:hint="eastAsia"/>
           <w:szCs w:val="28"/>
         </w:rPr>
-        <w:t>婉</w:t>
+        <w:t>搥</w:t>
       </w:r>
       <w:proofErr w:type="gramEnd"/>
       <w:r>
@@ -4289,7 +2484,23 @@
           <w:rFonts w:hint="eastAsia"/>
           <w:szCs w:val="28"/>
         </w:rPr>
-        <w:t>拒」、「溫柔婉約」、「婉言相勸」。</w:t>
+        <w:t>打。</w:t>
+      </w:r>
+      <w:proofErr w:type="gramStart"/>
+      <w:r>
+        <w:rPr>
+          <w:rFonts w:hint="eastAsia"/>
+          <w:szCs w:val="28"/>
+        </w:rPr>
+        <w:t>搥</w:t>
+      </w:r>
+      <w:proofErr w:type="gramEnd"/>
+      <w:r>
+        <w:rPr>
+          <w:rFonts w:hint="eastAsia"/>
+          <w:szCs w:val="28"/>
+        </w:rPr>
+        <w:t>打胸口般極度深重的痛苦。形容悲痛到了極點。這種痛已經超越了單純的憂傷，而是直擊心靈深處、無法復原的靈魂創傷。</w:t>
       </w:r>
     </w:p>
     <w:p>
@@ -4299,60 +2510,19 @@
           <w:ilvl w:val="0"/>
           <w:numId w:val="40"/>
         </w:numPr>
-        <w:spacing w:line="460" w:lineRule="exact"/>
-        <w:ind w:leftChars="0" w:right="0"/>
-        <w:rPr>
-          <w:szCs w:val="28"/>
-        </w:rPr>
-      </w:pPr>
-      <w:r>
-        <w:rPr>
-          <w:rFonts w:hint="eastAsia"/>
-          <w:szCs w:val="28"/>
-        </w:rPr>
-        <w:t>雕琢</w:t>
-      </w:r>
-    </w:p>
-    <w:p>
-      <w:pPr>
-        <w:pStyle w:val="aa"/>
-        <w:numPr>
-          <w:ilvl w:val="0"/>
-          <w:numId w:val="45"/>
-        </w:numPr>
-        <w:spacing w:line="460" w:lineRule="exact"/>
-        <w:ind w:leftChars="0" w:right="0"/>
-        <w:rPr>
-          <w:szCs w:val="28"/>
-        </w:rPr>
-      </w:pPr>
-      <w:r>
-        <w:rPr>
-          <w:rFonts w:hint="eastAsia"/>
-          <w:szCs w:val="28"/>
-        </w:rPr>
-        <w:t>刻鏤。【例】雕琢玉石</w:t>
-      </w:r>
-    </w:p>
-    <w:p>
-      <w:pPr>
-        <w:pStyle w:val="aa"/>
-        <w:numPr>
-          <w:ilvl w:val="0"/>
-          <w:numId w:val="45"/>
-        </w:numPr>
-        <w:spacing w:line="460" w:lineRule="exact"/>
-        <w:ind w:leftChars="0" w:right="0"/>
-        <w:rPr>
-          <w:szCs w:val="28"/>
-        </w:rPr>
-      </w:pPr>
-      <w:r>
-        <w:rPr>
-          <w:rFonts w:hint="eastAsia"/>
-          <w:szCs w:val="28"/>
-        </w:rPr>
-        <w:t>修飾文詞。【例】這篇文章經過他的雕琢，文詞精</w:t>
+        <w:spacing w:line="400" w:lineRule="exact"/>
+        <w:ind w:leftChars="0" w:left="284" w:right="0" w:hanging="284"/>
+        <w:jc w:val="both"/>
+        <w:rPr>
+          <w:szCs w:val="28"/>
+        </w:rPr>
+      </w:pPr>
+      <w:r>
+        <w:rPr>
+          <w:rFonts w:hint="eastAsia"/>
+          <w:szCs w:val="28"/>
+        </w:rPr>
+        <w:t>急促而低</w:t>
       </w:r>
       <w:proofErr w:type="gramStart"/>
       <w:r>
@@ -4360,7 +2530,7 @@
           <w:rFonts w:hint="eastAsia"/>
           <w:szCs w:val="28"/>
         </w:rPr>
-        <w:t>鍊</w:t>
+        <w:t>迴</w:t>
       </w:r>
       <w:proofErr w:type="gramEnd"/>
       <w:r>
@@ -4368,7 +2538,119 @@
           <w:rFonts w:hint="eastAsia"/>
           <w:szCs w:val="28"/>
         </w:rPr>
-        <w:t>多了。</w:t>
+        <w:t>：</w:t>
+      </w:r>
+      <w:r>
+        <w:rPr>
+          <w:rFonts w:hint="eastAsia"/>
+          <w:szCs w:val="28"/>
+        </w:rPr>
+        <w:t>急促指節奏緊湊、短促；低</w:t>
+      </w:r>
+      <w:proofErr w:type="gramStart"/>
+      <w:r>
+        <w:rPr>
+          <w:rFonts w:hint="eastAsia"/>
+          <w:szCs w:val="28"/>
+        </w:rPr>
+        <w:t>迴</w:t>
+      </w:r>
+      <w:proofErr w:type="gramEnd"/>
+      <w:r>
+        <w:rPr>
+          <w:rFonts w:hint="eastAsia"/>
+          <w:szCs w:val="28"/>
+        </w:rPr>
+        <w:t>指聲音或情感低沈、盤旋</w:t>
+      </w:r>
+      <w:proofErr w:type="gramStart"/>
+      <w:r>
+        <w:rPr>
+          <w:rFonts w:hint="eastAsia"/>
+          <w:szCs w:val="28"/>
+        </w:rPr>
+        <w:t>迴盪</w:t>
+      </w:r>
+      <w:proofErr w:type="gramEnd"/>
+      <w:r>
+        <w:rPr>
+          <w:rFonts w:hint="eastAsia"/>
+          <w:szCs w:val="28"/>
+        </w:rPr>
+        <w:t>。形容十四</w:t>
+      </w:r>
+      <w:proofErr w:type="gramStart"/>
+      <w:r>
+        <w:rPr>
+          <w:rFonts w:hint="eastAsia"/>
+          <w:szCs w:val="28"/>
+        </w:rPr>
+        <w:t>個</w:t>
+      </w:r>
+      <w:proofErr w:type="gramEnd"/>
+      <w:r>
+        <w:rPr>
+          <w:rFonts w:hint="eastAsia"/>
+          <w:szCs w:val="28"/>
+        </w:rPr>
+        <w:t>疊字在雙聲疊韻上的音律效果。齒音與舌音的交替，聽起來既像是無法壓抑的急促啜</w:t>
+      </w:r>
+      <w:r>
+        <w:rPr>
+          <w:rFonts w:hint="eastAsia"/>
+          <w:szCs w:val="28"/>
+        </w:rPr>
+        <w:t>(</w:t>
+      </w:r>
+      <w:proofErr w:type="gramStart"/>
+      <w:r>
+        <w:rPr>
+          <w:rFonts w:hint="eastAsia"/>
+          <w:color w:val="FF0000"/>
+          <w:sz w:val="16"/>
+          <w:szCs w:val="16"/>
+        </w:rPr>
+        <w:t>ㄔㄨㄛˋ</w:t>
+      </w:r>
+      <w:proofErr w:type="gramEnd"/>
+      <w:r>
+        <w:rPr>
+          <w:rFonts w:hint="eastAsia"/>
+          <w:szCs w:val="28"/>
+        </w:rPr>
+        <w:t>)</w:t>
+      </w:r>
+      <w:proofErr w:type="gramStart"/>
+      <w:r>
+        <w:rPr>
+          <w:rFonts w:hint="eastAsia"/>
+          <w:szCs w:val="28"/>
+        </w:rPr>
+        <w:t>泣</w:t>
+      </w:r>
+      <w:proofErr w:type="gramEnd"/>
+      <w:r>
+        <w:rPr>
+          <w:rFonts w:hint="eastAsia"/>
+          <w:szCs w:val="28"/>
+        </w:rPr>
+        <w:t>（急促），又像是獨自一人時哀怨的嘆息與沉思（低</w:t>
+      </w:r>
+      <w:proofErr w:type="gramStart"/>
+      <w:r>
+        <w:rPr>
+          <w:rFonts w:hint="eastAsia"/>
+          <w:szCs w:val="28"/>
+        </w:rPr>
+        <w:t>迴</w:t>
+      </w:r>
+      <w:proofErr w:type="gramEnd"/>
+      <w:r>
+        <w:rPr>
+          <w:rFonts w:hint="eastAsia"/>
+          <w:szCs w:val="28"/>
+        </w:rPr>
+        <w:t>）。</w:t>
       </w:r>
     </w:p>
     <w:p>
@@ -4378,25 +2660,64 @@
           <w:ilvl w:val="0"/>
           <w:numId w:val="40"/>
         </w:numPr>
-        <w:spacing w:line="460" w:lineRule="exact"/>
-        <w:ind w:leftChars="0" w:right="0"/>
-        <w:rPr>
-          <w:szCs w:val="28"/>
-        </w:rPr>
-      </w:pPr>
-      <w:r>
-        <w:rPr>
-          <w:rFonts w:hint="eastAsia"/>
-          <w:szCs w:val="28"/>
-        </w:rPr>
-        <w:t>膽略</w:t>
-      </w:r>
-      <w:r>
-        <w:rPr>
-          <w:rFonts w:hint="eastAsia"/>
-          <w:szCs w:val="28"/>
-        </w:rPr>
-        <w:t>：勇敢有謀略。</w:t>
+        <w:spacing w:line="400" w:lineRule="exact"/>
+        <w:ind w:leftChars="0" w:left="284" w:right="0" w:hanging="284"/>
+        <w:jc w:val="both"/>
+        <w:rPr>
+          <w:szCs w:val="28"/>
+        </w:rPr>
+      </w:pPr>
+      <w:r>
+        <w:rPr>
+          <w:rFonts w:hint="eastAsia"/>
+          <w:szCs w:val="28"/>
+        </w:rPr>
+        <w:t>凋零</w:t>
+      </w:r>
+      <w:r>
+        <w:rPr>
+          <w:rFonts w:hint="eastAsia"/>
+          <w:szCs w:val="28"/>
+        </w:rPr>
+        <w:t>：</w:t>
+      </w:r>
+      <w:r>
+        <w:rPr>
+          <w:rFonts w:hint="eastAsia"/>
+          <w:szCs w:val="28"/>
+        </w:rPr>
+        <w:t>草木凋謝零落；也可用於形容人的衰落、衰老或死亡。表面指庭院中枯萎、</w:t>
+      </w:r>
+      <w:proofErr w:type="gramStart"/>
+      <w:r>
+        <w:rPr>
+          <w:rFonts w:hint="eastAsia"/>
+          <w:szCs w:val="28"/>
+        </w:rPr>
+        <w:t>落滿地的</w:t>
+      </w:r>
+      <w:proofErr w:type="gramEnd"/>
+      <w:r>
+        <w:rPr>
+          <w:rFonts w:hint="eastAsia"/>
+          <w:szCs w:val="28"/>
+        </w:rPr>
+        <w:t>菊花（黃花）；實際上是</w:t>
+      </w:r>
+      <w:r>
+        <w:rPr>
+          <w:rFonts w:hint="eastAsia"/>
+          <w:szCs w:val="28"/>
+          <w:u w:val="single"/>
+        </w:rPr>
+        <w:t>李清照</w:t>
+      </w:r>
+      <w:r>
+        <w:rPr>
+          <w:rFonts w:hint="eastAsia"/>
+          <w:szCs w:val="28"/>
+        </w:rPr>
+        <w:t>的自我投射，暗示自己隨著歲月與苦難流逝，青春已逝、容顏凋零，生命正走向孤獨的終點。</w:t>
       </w:r>
     </w:p>
     <w:p>
@@ -4406,18 +2727,44 @@
           <w:ilvl w:val="0"/>
           <w:numId w:val="40"/>
         </w:numPr>
-        <w:spacing w:line="460" w:lineRule="exact"/>
-        <w:ind w:leftChars="0" w:right="0"/>
-        <w:rPr>
-          <w:szCs w:val="28"/>
-        </w:rPr>
-      </w:pPr>
-      <w:r>
-        <w:rPr>
-          <w:rFonts w:hint="eastAsia"/>
-          <w:szCs w:val="28"/>
-        </w:rPr>
-        <w:t>渾然一體</w:t>
+        <w:spacing w:line="400" w:lineRule="exact"/>
+        <w:ind w:leftChars="0" w:left="284" w:right="0" w:hanging="426"/>
+        <w:jc w:val="both"/>
+        <w:rPr>
+          <w:szCs w:val="28"/>
+        </w:rPr>
+      </w:pPr>
+      <w:r>
+        <w:rPr>
+          <w:rFonts w:hint="eastAsia"/>
+          <w:szCs w:val="28"/>
+        </w:rPr>
+        <w:t>胸臆</w:t>
+      </w:r>
+      <w:r>
+        <w:rPr>
+          <w:rFonts w:hint="eastAsia"/>
+          <w:szCs w:val="28"/>
+        </w:rPr>
+        <w:t>(</w:t>
+      </w:r>
+      <w:proofErr w:type="gramStart"/>
+      <w:r>
+        <w:rPr>
+          <w:rFonts w:hint="eastAsia"/>
+          <w:color w:val="FF0000"/>
+          <w:sz w:val="16"/>
+          <w:szCs w:val="16"/>
+        </w:rPr>
+        <w:t>一ˋ</w:t>
+      </w:r>
+      <w:proofErr w:type="gramEnd"/>
+      <w:r>
+        <w:rPr>
+          <w:rFonts w:hint="eastAsia"/>
+          <w:szCs w:val="28"/>
+        </w:rPr>
+        <w:t>)</w:t>
       </w:r>
       <w:r>
         <w:rPr>
@@ -4431,7 +2778,55 @@
           <w:rFonts w:hint="eastAsia"/>
           <w:szCs w:val="28"/>
         </w:rPr>
-        <w:t>融成一體，完整不可分。</w:t>
+        <w:t>胸膛、胸懷。引申為內心的真實想法、志向或情感。指詞人在結尾「這次第，怎</w:t>
+      </w:r>
+      <w:proofErr w:type="gramStart"/>
+      <w:r>
+        <w:rPr>
+          <w:rFonts w:hint="eastAsia"/>
+          <w:szCs w:val="28"/>
+        </w:rPr>
+        <w:t>一個愁字</w:t>
+      </w:r>
+      <w:proofErr w:type="gramEnd"/>
+      <w:r>
+        <w:rPr>
+          <w:rFonts w:hint="eastAsia"/>
+          <w:szCs w:val="28"/>
+        </w:rPr>
+        <w:t>了得！」中，不再扭捏、不再用景物遮掩，而是敞開胸懷，將壓抑在心底、無法用言語</w:t>
+      </w:r>
+      <w:proofErr w:type="gramStart"/>
+      <w:r>
+        <w:rPr>
+          <w:rFonts w:hint="eastAsia"/>
+          <w:szCs w:val="28"/>
+        </w:rPr>
+        <w:t>斗</w:t>
+      </w:r>
+      <w:proofErr w:type="gramEnd"/>
+      <w:r>
+        <w:rPr>
+          <w:rFonts w:hint="eastAsia"/>
+          <w:szCs w:val="28"/>
+        </w:rPr>
+        <w:t>量的情感直接、強烈地宣</w:t>
+      </w:r>
+      <w:proofErr w:type="gramStart"/>
+      <w:r>
+        <w:rPr>
+          <w:rFonts w:hint="eastAsia"/>
+          <w:szCs w:val="28"/>
+        </w:rPr>
+        <w:t>洩</w:t>
+      </w:r>
+      <w:proofErr w:type="gramEnd"/>
+      <w:r>
+        <w:rPr>
+          <w:rFonts w:hint="eastAsia"/>
+          <w:szCs w:val="28"/>
+        </w:rPr>
+        <w:t>出來。</w:t>
       </w:r>
     </w:p>
     <w:p>
@@ -4441,9 +2836,11 @@
           <w:ilvl w:val="0"/>
           <w:numId w:val="40"/>
         </w:numPr>
-        <w:spacing w:line="460" w:lineRule="exact"/>
-        <w:ind w:leftChars="0" w:right="0"/>
-        <w:rPr>
+        <w:spacing w:line="400" w:lineRule="exact"/>
+        <w:ind w:leftChars="0" w:left="284" w:right="0" w:hanging="426"/>
+        <w:jc w:val="both"/>
+        <w:rPr>
+          <w:rFonts w:hint="eastAsia"/>
           <w:szCs w:val="28"/>
         </w:rPr>
       </w:pPr>
@@ -4453,111 +2850,9 @@
           <w:rFonts w:hint="eastAsia"/>
           <w:szCs w:val="28"/>
         </w:rPr>
-        <w:t>托舉</w:t>
+        <w:t>輓</w:t>
       </w:r>
       <w:proofErr w:type="gramEnd"/>
-      <w:r>
-        <w:rPr>
-          <w:rFonts w:hint="eastAsia"/>
-          <w:szCs w:val="28"/>
-        </w:rPr>
-        <w:t>：</w:t>
-      </w:r>
-      <w:proofErr w:type="gramStart"/>
-      <w:r>
-        <w:rPr>
-          <w:rFonts w:hint="eastAsia"/>
-          <w:szCs w:val="28"/>
-        </w:rPr>
-        <w:t>兩手托</w:t>
-      </w:r>
-      <w:proofErr w:type="gramEnd"/>
-      <w:r>
-        <w:rPr>
-          <w:rFonts w:hint="eastAsia"/>
-          <w:szCs w:val="28"/>
-        </w:rPr>
-        <w:t>著，由低處向高處舉起。</w:t>
-      </w:r>
-    </w:p>
-    <w:p>
-      <w:pPr>
-        <w:pStyle w:val="aa"/>
-        <w:numPr>
-          <w:ilvl w:val="0"/>
-          <w:numId w:val="40"/>
-        </w:numPr>
-        <w:spacing w:line="460" w:lineRule="exact"/>
-        <w:ind w:leftChars="0" w:right="0"/>
-        <w:rPr>
-          <w:szCs w:val="28"/>
-        </w:rPr>
-      </w:pPr>
-      <w:r>
-        <w:rPr>
-          <w:rFonts w:hint="eastAsia"/>
-          <w:szCs w:val="28"/>
-        </w:rPr>
-        <w:t>拿捏</w:t>
-      </w:r>
-      <w:r>
-        <w:rPr>
-          <w:rFonts w:hint="eastAsia"/>
-          <w:szCs w:val="28"/>
-        </w:rPr>
-        <w:t>：</w:t>
-      </w:r>
-      <w:r>
-        <w:rPr>
-          <w:rFonts w:hint="eastAsia"/>
-          <w:szCs w:val="28"/>
-        </w:rPr>
-        <w:t>掌握事情的分寸。</w:t>
-      </w:r>
-      <w:r>
-        <w:rPr>
-          <w:rFonts w:hint="eastAsia"/>
-          <w:szCs w:val="28"/>
-        </w:rPr>
-        <w:t>【例】對於時機的掌握上他總是拿捏得很</w:t>
-      </w:r>
-      <w:proofErr w:type="gramStart"/>
-      <w:r>
-        <w:rPr>
-          <w:rFonts w:hint="eastAsia"/>
-          <w:szCs w:val="28"/>
-        </w:rPr>
-        <w:t>準</w:t>
-      </w:r>
-      <w:proofErr w:type="gramEnd"/>
-      <w:r>
-        <w:rPr>
-          <w:rFonts w:hint="eastAsia"/>
-          <w:szCs w:val="28"/>
-        </w:rPr>
-        <w:t>。</w:t>
-      </w:r>
-    </w:p>
-    <w:p>
-      <w:pPr>
-        <w:pStyle w:val="aa"/>
-        <w:numPr>
-          <w:ilvl w:val="0"/>
-          <w:numId w:val="40"/>
-        </w:numPr>
-        <w:spacing w:line="460" w:lineRule="exact"/>
-        <w:ind w:leftChars="0" w:right="0"/>
-        <w:rPr>
-          <w:szCs w:val="28"/>
-        </w:rPr>
-      </w:pPr>
-      <w:r>
-        <w:rPr>
-          <w:rFonts w:hint="eastAsia"/>
-          <w:szCs w:val="28"/>
-        </w:rPr>
-        <w:t>收斂</w:t>
-      </w:r>
       <w:r>
         <w:rPr>
           <w:rFonts w:hint="eastAsia"/>
@@ -4573,7 +2868,7 @@
           <w:sz w:val="16"/>
           <w:szCs w:val="16"/>
         </w:rPr>
-        <w:t>ㄌㄧㄢˋ</w:t>
+        <w:t>ㄨㄢˇ</w:t>
       </w:r>
       <w:proofErr w:type="gramEnd"/>
       <w:r>
@@ -4581,76 +2876,6 @@
           <w:rFonts w:hint="eastAsia"/>
           <w:szCs w:val="28"/>
         </w:rPr>
-        <w:t>)：</w:t>
-      </w:r>
-      <w:r>
-        <w:rPr>
-          <w:rFonts w:hint="eastAsia"/>
-          <w:szCs w:val="28"/>
-        </w:rPr>
-        <w:t>思想或行為檢點約束，不放縱。</w:t>
-      </w:r>
-    </w:p>
-    <w:p>
-      <w:pPr>
-        <w:pStyle w:val="aa"/>
-        <w:spacing w:line="460" w:lineRule="exact"/>
-        <w:ind w:leftChars="0" w:right="0" w:firstLine="0"/>
-        <w:rPr>
-          <w:szCs w:val="28"/>
-        </w:rPr>
-      </w:pPr>
-      <w:r>
-        <w:rPr>
-          <w:rFonts w:hint="eastAsia"/>
-          <w:szCs w:val="28"/>
-        </w:rPr>
-        <w:t>【例】經過父母的勸導之後，他最近已經收斂不少。</w:t>
-      </w:r>
-    </w:p>
-    <w:p>
-      <w:pPr>
-        <w:pStyle w:val="aa"/>
-        <w:numPr>
-          <w:ilvl w:val="0"/>
-          <w:numId w:val="40"/>
-        </w:numPr>
-        <w:spacing w:line="460" w:lineRule="exact"/>
-        <w:ind w:leftChars="0" w:right="0"/>
-        <w:rPr>
-          <w:szCs w:val="28"/>
-        </w:rPr>
-      </w:pPr>
-      <w:r>
-        <w:rPr>
-          <w:rFonts w:hint="eastAsia"/>
-          <w:szCs w:val="28"/>
-        </w:rPr>
-        <w:t>萌</w:t>
-      </w:r>
-      <w:r>
-        <w:rPr>
-          <w:rFonts w:hint="eastAsia"/>
-          <w:szCs w:val="28"/>
-        </w:rPr>
-        <w:t>(</w:t>
-      </w:r>
-      <w:proofErr w:type="gramStart"/>
-      <w:r>
-        <w:rPr>
-          <w:rFonts w:hint="eastAsia"/>
-          <w:color w:val="FF0000"/>
-          <w:sz w:val="16"/>
-          <w:szCs w:val="16"/>
-        </w:rPr>
-        <w:t>ㄇㄥˊ</w:t>
-      </w:r>
-      <w:proofErr w:type="gramEnd"/>
-      <w:r>
-        <w:rPr>
-          <w:rFonts w:hint="eastAsia"/>
-          <w:szCs w:val="28"/>
-        </w:rPr>
         <w:t>)</w:t>
       </w:r>
       <w:r>
@@ -4658,171 +2883,7 @@
           <w:rFonts w:hint="eastAsia"/>
           <w:szCs w:val="28"/>
         </w:rPr>
-        <w:t>發</w:t>
-      </w:r>
-    </w:p>
-    <w:p>
-      <w:pPr>
-        <w:pStyle w:val="aa"/>
-        <w:numPr>
-          <w:ilvl w:val="0"/>
-          <w:numId w:val="46"/>
-        </w:numPr>
-        <w:spacing w:line="460" w:lineRule="exact"/>
-        <w:ind w:leftChars="0" w:right="0"/>
-        <w:rPr>
-          <w:szCs w:val="28"/>
-        </w:rPr>
-      </w:pPr>
-      <w:r>
-        <w:rPr>
-          <w:rFonts w:hint="eastAsia"/>
-          <w:szCs w:val="28"/>
-        </w:rPr>
-        <w:t>開始發芽。【例】草木萌發</w:t>
-      </w:r>
-    </w:p>
-    <w:p>
-      <w:pPr>
-        <w:pStyle w:val="aa"/>
-        <w:numPr>
-          <w:ilvl w:val="0"/>
-          <w:numId w:val="46"/>
-        </w:numPr>
-        <w:spacing w:line="460" w:lineRule="exact"/>
-        <w:ind w:leftChars="0" w:right="0"/>
-        <w:rPr>
-          <w:szCs w:val="28"/>
-        </w:rPr>
-      </w:pPr>
-      <w:r>
-        <w:rPr>
-          <w:rFonts w:hint="eastAsia"/>
-          <w:szCs w:val="28"/>
-        </w:rPr>
-        <w:t>比喻事物的產生。【例】他閱讀了許多文學名著之後，萌發了創作小說的念頭。</w:t>
-      </w:r>
-    </w:p>
-    <w:p>
-      <w:pPr>
-        <w:pStyle w:val="aa"/>
-        <w:numPr>
-          <w:ilvl w:val="0"/>
-          <w:numId w:val="40"/>
-        </w:numPr>
-        <w:spacing w:line="460" w:lineRule="exact"/>
-        <w:ind w:leftChars="0" w:right="0"/>
-        <w:rPr>
-          <w:szCs w:val="28"/>
-        </w:rPr>
-      </w:pPr>
-      <w:r>
-        <w:rPr>
-          <w:rFonts w:hint="eastAsia"/>
-          <w:szCs w:val="28"/>
-        </w:rPr>
-        <w:t>渠道</w:t>
-      </w:r>
-    </w:p>
-    <w:p>
-      <w:pPr>
-        <w:pStyle w:val="aa"/>
-        <w:numPr>
-          <w:ilvl w:val="0"/>
-          <w:numId w:val="47"/>
-        </w:numPr>
-        <w:spacing w:line="460" w:lineRule="exact"/>
-        <w:ind w:leftChars="0" w:right="0"/>
-        <w:rPr>
-          <w:szCs w:val="28"/>
-        </w:rPr>
-      </w:pPr>
-      <w:r>
-        <w:rPr>
-          <w:rFonts w:hint="eastAsia"/>
-          <w:szCs w:val="28"/>
-        </w:rPr>
-        <w:t>人工挖鑿的水道。主要用來調節水流及引水灌溉。</w:t>
-      </w:r>
-    </w:p>
-    <w:p>
-      <w:pPr>
-        <w:pStyle w:val="aa"/>
-        <w:spacing w:line="460" w:lineRule="exact"/>
-        <w:ind w:leftChars="0" w:left="960" w:right="0" w:firstLine="0"/>
-        <w:rPr>
-          <w:szCs w:val="28"/>
-        </w:rPr>
-      </w:pPr>
-      <w:r>
-        <w:rPr>
-          <w:rFonts w:hint="eastAsia"/>
-          <w:szCs w:val="28"/>
-        </w:rPr>
-        <w:t>【例】田野間渠道縱橫交錯，形成一幅美麗的幾何圖形。</w:t>
-      </w:r>
-    </w:p>
-    <w:p>
-      <w:pPr>
-        <w:pStyle w:val="aa"/>
-        <w:numPr>
-          <w:ilvl w:val="0"/>
-          <w:numId w:val="47"/>
-        </w:numPr>
-        <w:spacing w:line="460" w:lineRule="exact"/>
-        <w:ind w:leftChars="0" w:right="0"/>
-        <w:rPr>
-          <w:szCs w:val="28"/>
-        </w:rPr>
-      </w:pPr>
-      <w:r>
-        <w:rPr>
-          <w:rFonts w:hint="eastAsia"/>
-          <w:szCs w:val="28"/>
-        </w:rPr>
-        <w:t>大陸地區指門路、管道。【例】外交渠道</w:t>
-      </w:r>
-    </w:p>
-    <w:p>
-      <w:pPr>
-        <w:pStyle w:val="aa"/>
-        <w:numPr>
-          <w:ilvl w:val="0"/>
-          <w:numId w:val="40"/>
-        </w:numPr>
-        <w:spacing w:line="460" w:lineRule="exact"/>
-        <w:ind w:leftChars="0" w:right="0"/>
-        <w:rPr>
-          <w:szCs w:val="28"/>
-        </w:rPr>
-      </w:pPr>
-      <w:r>
-        <w:rPr>
-          <w:rFonts w:hint="eastAsia"/>
-          <w:szCs w:val="28"/>
-        </w:rPr>
-        <w:t>「</w:t>
-      </w:r>
-      <w:r>
-        <w:rPr>
-          <w:rFonts w:hint="eastAsia"/>
-          <w:szCs w:val="28"/>
-        </w:rPr>
-        <w:t>促</w:t>
-      </w:r>
-      <w:r>
-        <w:rPr>
-          <w:rFonts w:hint="eastAsia"/>
-          <w:szCs w:val="28"/>
-        </w:rPr>
-        <w:t>」</w:t>
-      </w:r>
-      <w:r>
-        <w:rPr>
-          <w:rFonts w:hint="eastAsia"/>
-          <w:szCs w:val="28"/>
-        </w:rPr>
-        <w:t>人</w:t>
+        <w:t>歌</w:t>
       </w:r>
       <w:r>
         <w:rPr>
@@ -4836,82 +2897,41 @@
           <w:rFonts w:hint="eastAsia"/>
           <w:szCs w:val="28"/>
         </w:rPr>
-        <w:t>催迫。</w:t>
-      </w:r>
-    </w:p>
-    <w:p>
-      <w:pPr>
-        <w:pStyle w:val="aa"/>
-        <w:numPr>
-          <w:ilvl w:val="0"/>
-          <w:numId w:val="40"/>
-        </w:numPr>
-        <w:spacing w:line="460" w:lineRule="exact"/>
-        <w:ind w:leftChars="0" w:right="0"/>
-        <w:rPr>
-          <w:szCs w:val="28"/>
-        </w:rPr>
-      </w:pPr>
-      <w:r>
-        <w:rPr>
-          <w:rFonts w:hint="eastAsia"/>
-          <w:szCs w:val="28"/>
-        </w:rPr>
-        <w:t>遐想</w:t>
-      </w:r>
-      <w:r>
-        <w:rPr>
-          <w:rFonts w:hint="eastAsia"/>
-          <w:szCs w:val="28"/>
-        </w:rPr>
-        <w:t>：</w:t>
-      </w:r>
-      <w:r>
-        <w:rPr>
-          <w:rFonts w:hint="eastAsia"/>
-          <w:szCs w:val="28"/>
-        </w:rPr>
-        <w:t>超越現實的思索或想像。</w:t>
-      </w:r>
-    </w:p>
-    <w:p>
-      <w:pPr>
-        <w:pStyle w:val="aa"/>
-        <w:numPr>
-          <w:ilvl w:val="0"/>
-          <w:numId w:val="40"/>
-        </w:numPr>
-        <w:spacing w:line="460" w:lineRule="exact"/>
-        <w:ind w:leftChars="0" w:right="0"/>
-        <w:rPr>
-          <w:szCs w:val="28"/>
-        </w:rPr>
-      </w:pPr>
-      <w:proofErr w:type="gramStart"/>
-      <w:r>
-        <w:rPr>
-          <w:rFonts w:hint="eastAsia"/>
-          <w:szCs w:val="28"/>
-        </w:rPr>
-        <w:t>亮化工程</w:t>
-      </w:r>
-      <w:proofErr w:type="gramEnd"/>
-      <w:r>
-        <w:rPr>
-          <w:rFonts w:hint="eastAsia"/>
-          <w:szCs w:val="28"/>
-        </w:rPr>
-        <w:t>：</w:t>
-      </w:r>
-      <w:r>
-        <w:rPr>
-          <w:rFonts w:hint="eastAsia"/>
-          <w:szCs w:val="28"/>
-        </w:rPr>
-        <w:t>又叫城市光彩工程，是指為了美化城市環境，提高城市的整體形象，而對標誌性建築、商場、旅遊景區、街道的人流量多的地方進行燈光亮化。</w:t>
+        <w:t>哀悼死者的歌。這首詞不僅是</w:t>
+      </w:r>
+      <w:r>
+        <w:rPr>
+          <w:rFonts w:hint="eastAsia"/>
+          <w:szCs w:val="28"/>
+          <w:u w:val="single"/>
+        </w:rPr>
+        <w:t>李清照</w:t>
+      </w:r>
+      <w:r>
+        <w:rPr>
+          <w:rFonts w:hint="eastAsia"/>
+          <w:szCs w:val="28"/>
+        </w:rPr>
+        <w:t>哀悼亡夫、哀悼自己逝去青春的個人輓歌，也是她為那個</w:t>
+      </w:r>
+      <w:r>
+        <w:rPr>
+          <w:rFonts w:hint="eastAsia"/>
+          <w:szCs w:val="28"/>
+          <w:u w:val="single"/>
+        </w:rPr>
+        <w:t>北宋</w:t>
+      </w:r>
+      <w:r>
+        <w:rPr>
+          <w:rFonts w:hint="eastAsia"/>
+          <w:szCs w:val="28"/>
+        </w:rPr>
+        <w:t>覆滅、山河破碎的悲慘時代所寫下的時代輓歌。</w:t>
       </w:r>
     </w:p>
     <w:sectPr>
+      <w:footerReference w:type="default" r:id="rId8"/>
       <w:pgSz w:w="11906" w:h="16838"/>
       <w:pgMar w:top="567" w:right="567" w:bottom="567" w:left="567" w:header="0" w:footer="0" w:gutter="0"/>
       <w:cols w:space="720"/>
@@ -4961,6 +2981,7 @@
       <w:p>
         <w:pPr>
           <w:pStyle w:val="a6"/>
+          <w:ind w:right="-1"/>
           <w:jc w:val="right"/>
         </w:pPr>
         <w:r>
@@ -4999,6 +3020,7 @@
   <w:p>
     <w:pPr>
       <w:pStyle w:val="a6"/>
+      <w:ind w:right="-1"/>
     </w:pPr>
   </w:p>
 </w:ftr>
@@ -8876,6 +6898,119 @@
     </w:lvl>
   </w:abstractNum>
   <w:abstractNum w:abstractNumId="36" w15:restartNumberingAfterBreak="0">
+    <w:nsid w:val="576741A8"/>
+    <w:multiLevelType w:val="hybridMultilevel"/>
+    <w:tmpl w:val="1A12A9E4"/>
+    <w:lvl w:ilvl="0" w:tplc="04090003">
+      <w:start w:val="1"/>
+      <w:numFmt w:val="bullet"/>
+      <w:lvlText w:val=""/>
+      <w:lvlJc w:val="left"/>
+      <w:pPr>
+        <w:ind w:left="764" w:hanging="480"/>
+      </w:pPr>
+      <w:rPr>
+        <w:rFonts w:ascii="Wingdings" w:hAnsi="Wingdings" w:hint="default"/>
+      </w:rPr>
+    </w:lvl>
+    <w:lvl w:ilvl="1" w:tplc="04090003" w:tentative="1">
+      <w:start w:val="1"/>
+      <w:numFmt w:val="bullet"/>
+      <w:lvlText w:val=""/>
+      <w:lvlJc w:val="left"/>
+      <w:pPr>
+        <w:ind w:left="1244" w:hanging="480"/>
+      </w:pPr>
+      <w:rPr>
+        <w:rFonts w:ascii="Wingdings" w:hAnsi="Wingdings" w:hint="default"/>
+      </w:rPr>
+    </w:lvl>
+    <w:lvl w:ilvl="2" w:tplc="04090005" w:tentative="1">
+      <w:start w:val="1"/>
+      <w:numFmt w:val="bullet"/>
+      <w:lvlText w:val=""/>
+      <w:lvlJc w:val="left"/>
+      <w:pPr>
+        <w:ind w:left="1724" w:hanging="480"/>
+      </w:pPr>
+      <w:rPr>
+        <w:rFonts w:ascii="Wingdings" w:hAnsi="Wingdings" w:hint="default"/>
+      </w:rPr>
+    </w:lvl>
+    <w:lvl w:ilvl="3" w:tplc="04090001" w:tentative="1">
+      <w:start w:val="1"/>
+      <w:numFmt w:val="bullet"/>
+      <w:lvlText w:val=""/>
+      <w:lvlJc w:val="left"/>
+      <w:pPr>
+        <w:ind w:left="2204" w:hanging="480"/>
+      </w:pPr>
+      <w:rPr>
+        <w:rFonts w:ascii="Wingdings" w:hAnsi="Wingdings" w:hint="default"/>
+      </w:rPr>
+    </w:lvl>
+    <w:lvl w:ilvl="4" w:tplc="04090003" w:tentative="1">
+      <w:start w:val="1"/>
+      <w:numFmt w:val="bullet"/>
+      <w:lvlText w:val=""/>
+      <w:lvlJc w:val="left"/>
+      <w:pPr>
+        <w:ind w:left="2684" w:hanging="480"/>
+      </w:pPr>
+      <w:rPr>
+        <w:rFonts w:ascii="Wingdings" w:hAnsi="Wingdings" w:hint="default"/>
+      </w:rPr>
+    </w:lvl>
+    <w:lvl w:ilvl="5" w:tplc="04090005" w:tentative="1">
+      <w:start w:val="1"/>
+      <w:numFmt w:val="bullet"/>
+      <w:lvlText w:val=""/>
+      <w:lvlJc w:val="left"/>
+      <w:pPr>
+        <w:ind w:left="3164" w:hanging="480"/>
+      </w:pPr>
+      <w:rPr>
+        <w:rFonts w:ascii="Wingdings" w:hAnsi="Wingdings" w:hint="default"/>
+      </w:rPr>
+    </w:lvl>
+    <w:lvl w:ilvl="6" w:tplc="04090001" w:tentative="1">
+      <w:start w:val="1"/>
+      <w:numFmt w:val="bullet"/>
+      <w:lvlText w:val=""/>
+      <w:lvlJc w:val="left"/>
+      <w:pPr>
+        <w:ind w:left="3644" w:hanging="480"/>
+      </w:pPr>
+      <w:rPr>
+        <w:rFonts w:ascii="Wingdings" w:hAnsi="Wingdings" w:hint="default"/>
+      </w:rPr>
+    </w:lvl>
+    <w:lvl w:ilvl="7" w:tplc="04090003" w:tentative="1">
+      <w:start w:val="1"/>
+      <w:numFmt w:val="bullet"/>
+      <w:lvlText w:val=""/>
+      <w:lvlJc w:val="left"/>
+      <w:pPr>
+        <w:ind w:left="4124" w:hanging="480"/>
+      </w:pPr>
+      <w:rPr>
+        <w:rFonts w:ascii="Wingdings" w:hAnsi="Wingdings" w:hint="default"/>
+      </w:rPr>
+    </w:lvl>
+    <w:lvl w:ilvl="8" w:tplc="04090005" w:tentative="1">
+      <w:start w:val="1"/>
+      <w:numFmt w:val="bullet"/>
+      <w:lvlText w:val=""/>
+      <w:lvlJc w:val="left"/>
+      <w:pPr>
+        <w:ind w:left="4604" w:hanging="480"/>
+      </w:pPr>
+      <w:rPr>
+        <w:rFonts w:ascii="Wingdings" w:hAnsi="Wingdings" w:hint="default"/>
+      </w:rPr>
+    </w:lvl>
+  </w:abstractNum>
+  <w:abstractNum w:abstractNumId="37" w15:restartNumberingAfterBreak="0">
     <w:nsid w:val="59C363C0"/>
     <w:multiLevelType w:val="hybridMultilevel"/>
     <w:tmpl w:val="17E65302"/>
@@ -8988,7 +7123,7 @@
       </w:rPr>
     </w:lvl>
   </w:abstractNum>
-  <w:abstractNum w:abstractNumId="37" w15:restartNumberingAfterBreak="0">
+  <w:abstractNum w:abstractNumId="38" w15:restartNumberingAfterBreak="0">
     <w:nsid w:val="5AB76637"/>
     <w:multiLevelType w:val="hybridMultilevel"/>
     <w:tmpl w:val="568255B4"/>
@@ -9101,7 +7236,7 @@
       </w:rPr>
     </w:lvl>
   </w:abstractNum>
-  <w:abstractNum w:abstractNumId="38" w15:restartNumberingAfterBreak="0">
+  <w:abstractNum w:abstractNumId="39" w15:restartNumberingAfterBreak="0">
     <w:nsid w:val="5C771A4D"/>
     <w:multiLevelType w:val="hybridMultilevel"/>
     <w:tmpl w:val="4C56DFD2"/>
@@ -9214,7 +7349,7 @@
       </w:rPr>
     </w:lvl>
   </w:abstractNum>
-  <w:abstractNum w:abstractNumId="39" w15:restartNumberingAfterBreak="0">
+  <w:abstractNum w:abstractNumId="40" w15:restartNumberingAfterBreak="0">
     <w:nsid w:val="5E1066FC"/>
     <w:multiLevelType w:val="hybridMultilevel"/>
     <w:tmpl w:val="52CAA866"/>
@@ -9327,7 +7462,7 @@
       </w:rPr>
     </w:lvl>
   </w:abstractNum>
-  <w:abstractNum w:abstractNumId="40" w15:restartNumberingAfterBreak="0">
+  <w:abstractNum w:abstractNumId="41" w15:restartNumberingAfterBreak="0">
     <w:nsid w:val="658A1A54"/>
     <w:multiLevelType w:val="hybridMultilevel"/>
     <w:tmpl w:val="82D83C34"/>
@@ -9440,7 +7575,7 @@
       </w:rPr>
     </w:lvl>
   </w:abstractNum>
-  <w:abstractNum w:abstractNumId="41" w15:restartNumberingAfterBreak="0">
+  <w:abstractNum w:abstractNumId="42" w15:restartNumberingAfterBreak="0">
     <w:nsid w:val="67D0688D"/>
     <w:multiLevelType w:val="hybridMultilevel"/>
     <w:tmpl w:val="5D48ECD6"/>
@@ -9526,7 +7661,7 @@
       </w:pPr>
     </w:lvl>
   </w:abstractNum>
-  <w:abstractNum w:abstractNumId="42" w15:restartNumberingAfterBreak="0">
+  <w:abstractNum w:abstractNumId="43" w15:restartNumberingAfterBreak="0">
     <w:nsid w:val="698B3739"/>
     <w:multiLevelType w:val="hybridMultilevel"/>
     <w:tmpl w:val="89DAE598"/>
@@ -9639,7 +7774,7 @@
       </w:rPr>
     </w:lvl>
   </w:abstractNum>
-  <w:abstractNum w:abstractNumId="43" w15:restartNumberingAfterBreak="0">
+  <w:abstractNum w:abstractNumId="44" w15:restartNumberingAfterBreak="0">
     <w:nsid w:val="69CC0084"/>
     <w:multiLevelType w:val="hybridMultilevel"/>
     <w:tmpl w:val="FAE49F3A"/>
@@ -9725,7 +7860,7 @@
       </w:pPr>
     </w:lvl>
   </w:abstractNum>
-  <w:abstractNum w:abstractNumId="44" w15:restartNumberingAfterBreak="0">
+  <w:abstractNum w:abstractNumId="45" w15:restartNumberingAfterBreak="0">
     <w:nsid w:val="70F251ED"/>
     <w:multiLevelType w:val="hybridMultilevel"/>
     <w:tmpl w:val="0D26BE2C"/>
@@ -9838,7 +7973,7 @@
       </w:rPr>
     </w:lvl>
   </w:abstractNum>
-  <w:abstractNum w:abstractNumId="45" w15:restartNumberingAfterBreak="0">
+  <w:abstractNum w:abstractNumId="46" w15:restartNumberingAfterBreak="0">
     <w:nsid w:val="734871CE"/>
     <w:multiLevelType w:val="hybridMultilevel"/>
     <w:tmpl w:val="6938F8C8"/>
@@ -9951,7 +8086,7 @@
       </w:rPr>
     </w:lvl>
   </w:abstractNum>
-  <w:abstractNum w:abstractNumId="46" w15:restartNumberingAfterBreak="0">
+  <w:abstractNum w:abstractNumId="47" w15:restartNumberingAfterBreak="0">
     <w:nsid w:val="7C56517C"/>
     <w:multiLevelType w:val="hybridMultilevel"/>
     <w:tmpl w:val="7930A3FE"/>
@@ -10080,7 +8215,7 @@
     <w:abstractNumId w:val="13"/>
   </w:num>
   <w:num w:numId="6">
-    <w:abstractNumId w:val="36"/>
+    <w:abstractNumId w:val="37"/>
   </w:num>
   <w:num w:numId="7">
     <w:abstractNumId w:val="20"/>
@@ -10089,13 +8224,13 @@
     <w:abstractNumId w:val="18"/>
   </w:num>
   <w:num w:numId="9">
-    <w:abstractNumId w:val="44"/>
+    <w:abstractNumId w:val="45"/>
   </w:num>
   <w:num w:numId="10">
     <w:abstractNumId w:val="7"/>
   </w:num>
   <w:num w:numId="11">
-    <w:abstractNumId w:val="37"/>
+    <w:abstractNumId w:val="38"/>
   </w:num>
   <w:num w:numId="12">
     <w:abstractNumId w:val="4"/>
@@ -10110,7 +8245,7 @@
     <w:abstractNumId w:val="21"/>
   </w:num>
   <w:num w:numId="16">
-    <w:abstractNumId w:val="39"/>
+    <w:abstractNumId w:val="40"/>
   </w:num>
   <w:num w:numId="17">
     <w:abstractNumId w:val="6"/>
@@ -10137,28 +8272,28 @@
     <w:abstractNumId w:val="15"/>
   </w:num>
   <w:num w:numId="25">
-    <w:abstractNumId w:val="38"/>
+    <w:abstractNumId w:val="39"/>
   </w:num>
   <w:num w:numId="26">
-    <w:abstractNumId w:val="45"/>
+    <w:abstractNumId w:val="46"/>
   </w:num>
   <w:num w:numId="27">
     <w:abstractNumId w:val="1"/>
   </w:num>
   <w:num w:numId="28">
-    <w:abstractNumId w:val="40"/>
+    <w:abstractNumId w:val="41"/>
   </w:num>
   <w:num w:numId="29">
     <w:abstractNumId w:val="8"/>
   </w:num>
   <w:num w:numId="30">
-    <w:abstractNumId w:val="43"/>
+    <w:abstractNumId w:val="44"/>
   </w:num>
   <w:num w:numId="31">
-    <w:abstractNumId w:val="41"/>
+    <w:abstractNumId w:val="42"/>
   </w:num>
   <w:num w:numId="32">
-    <w:abstractNumId w:val="46"/>
+    <w:abstractNumId w:val="47"/>
   </w:num>
   <w:num w:numId="33">
     <w:abstractNumId w:val="0"/>
@@ -10194,7 +8329,7 @@
     <w:abstractNumId w:val="28"/>
   </w:num>
   <w:num w:numId="44">
-    <w:abstractNumId w:val="42"/>
+    <w:abstractNumId w:val="43"/>
   </w:num>
   <w:num w:numId="45">
     <w:abstractNumId w:val="16"/>
@@ -10204,6 +8339,9 @@
   </w:num>
   <w:num w:numId="47">
     <w:abstractNumId w:val="10"/>
+  </w:num>
+  <w:num w:numId="48">
+    <w:abstractNumId w:val="36"/>
   </w:num>
   <w:numIdMacAtCleanup w:val="7"/>
 </w:numbering>
